--- a/CourierProjectDocumentation.docx
+++ b/CourierProjectDocumentation.docx
@@ -1,6 +1,6 @@
 
 <file path=word/document.xml><?xml version="1.0" encoding="utf-8"?>
-<w:document xmlns:wpc="http://schemas.microsoft.com/office/word/2010/wordprocessingCanvas" xmlns:cx="http://schemas.microsoft.com/office/drawing/2014/chartex" xmlns:cx1="http://schemas.microsoft.com/office/drawing/2015/9/8/chartex" xmlns:cx2="http://schemas.microsoft.com/office/drawing/2015/10/21/chartex" xmlns:cx3="http://schemas.microsoft.com/office/drawing/2016/5/9/chartex" xmlns:cx4="http://schemas.microsoft.com/office/drawing/2016/5/10/chartex" xmlns:cx5="http://schemas.microsoft.com/office/drawing/2016/5/11/chartex" xmlns:cx6="http://schemas.microsoft.com/office/drawing/2016/5/12/chartex" xmlns:cx7="http://schemas.microsoft.com/office/drawing/2016/5/13/chartex" xmlns:cx8="http://schemas.microsoft.com/office/drawing/2016/5/14/chartex" xmlns:mc="http://schemas.openxmlformats.org/markup-compatibility/2006" xmlns:aink="http://schemas.microsoft.com/office/drawing/2016/ink" xmlns:am3d="http://schemas.microsoft.com/office/drawing/2017/model3d" xmlns:o="urn:schemas-microsoft-com:office:office" xmlns:oel="http://schemas.microsoft.com/office/2019/extlst" xmlns:r="http://schemas.openxmlformats.org/officeDocument/2006/relationships" xmlns:m="http://schemas.openxmlformats.org/officeDocument/2006/math" xmlns:v="urn:schemas-microsoft-com:vml" xmlns:wp14="http://schemas.microsoft.com/office/word/2010/wordprocessingDrawing" xmlns:wp="http://schemas.openxmlformats.org/drawingml/2006/wordprocessingDrawing" xmlns:w10="urn:schemas-microsoft-com:office:word" xmlns:w="http://schemas.openxmlformats.org/wordprocessingml/2006/main" xmlns:w14="http://schemas.microsoft.com/office/word/2010/wordml" xmlns:w15="http://schemas.microsoft.com/office/word/2012/wordml" xmlns:w16cex="http://schemas.microsoft.com/office/word/2018/wordml/cex" xmlns:w16cid="http://schemas.microsoft.com/office/word/2016/wordml/cid" xmlns:w16="http://schemas.microsoft.com/office/word/2018/wordml" xmlns:w16sdtdh="http://schemas.microsoft.com/office/word/2020/wordml/sdtdatahash" xmlns:w16se="http://schemas.microsoft.com/office/word/2015/wordml/symex" xmlns:wpg="http://schemas.microsoft.com/office/word/2010/wordprocessingGroup" xmlns:wpi="http://schemas.microsoft.com/office/word/2010/wordprocessingInk" xmlns:wne="http://schemas.microsoft.com/office/word/2006/wordml" xmlns:wps="http://schemas.microsoft.com/office/word/2010/wordprocessingShape" xmlns:a="http://schemas.openxmlformats.org/drawingml/2006/main" xmlns:pic="http://schemas.openxmlformats.org/drawingml/2006/picture" xmlns:a14="http://schemas.microsoft.com/office/drawing/2010/main" mc:Ignorable="w14 w15 w16se w16cid w16 w16cex w16sdtdh wp14">
+<w:document xmlns:wpc="http://schemas.microsoft.com/office/word/2010/wordprocessingCanvas" xmlns:cx="http://schemas.microsoft.com/office/drawing/2014/chartex" xmlns:cx1="http://schemas.microsoft.com/office/drawing/2015/9/8/chartex" xmlns:cx2="http://schemas.microsoft.com/office/drawing/2015/10/21/chartex" xmlns:cx3="http://schemas.microsoft.com/office/drawing/2016/5/9/chartex" xmlns:cx4="http://schemas.microsoft.com/office/drawing/2016/5/10/chartex" xmlns:cx5="http://schemas.microsoft.com/office/drawing/2016/5/11/chartex" xmlns:cx6="http://schemas.microsoft.com/office/drawing/2016/5/12/chartex" xmlns:cx7="http://schemas.microsoft.com/office/drawing/2016/5/13/chartex" xmlns:cx8="http://schemas.microsoft.com/office/drawing/2016/5/14/chartex" xmlns:mc="http://schemas.openxmlformats.org/markup-compatibility/2006" xmlns:aink="http://schemas.microsoft.com/office/drawing/2016/ink" xmlns:am3d="http://schemas.microsoft.com/office/drawing/2017/model3d" xmlns:o="urn:schemas-microsoft-com:office:office" xmlns:oel="http://schemas.microsoft.com/office/2019/extlst" xmlns:r="http://schemas.openxmlformats.org/officeDocument/2006/relationships" xmlns:m="http://schemas.openxmlformats.org/officeDocument/2006/math" xmlns:v="urn:schemas-microsoft-com:vml" xmlns:wp14="http://schemas.microsoft.com/office/word/2010/wordprocessingDrawing" xmlns:wp="http://schemas.openxmlformats.org/drawingml/2006/wordprocessingDrawing" xmlns:w10="urn:schemas-microsoft-com:office:word" xmlns:w="http://schemas.openxmlformats.org/wordprocessingml/2006/main" xmlns:w14="http://schemas.microsoft.com/office/word/2010/wordml" xmlns:w15="http://schemas.microsoft.com/office/word/2012/wordml" xmlns:w16cex="http://schemas.microsoft.com/office/word/2018/wordml/cex" xmlns:w16cid="http://schemas.microsoft.com/office/word/2016/wordml/cid" xmlns:w16="http://schemas.microsoft.com/office/word/2018/wordml" xmlns:w16du="http://schemas.microsoft.com/office/word/2023/wordml/word16du" xmlns:w16sdtdh="http://schemas.microsoft.com/office/word/2020/wordml/sdtdatahash" xmlns:w16sdtfl="http://schemas.microsoft.com/office/word/2024/wordml/sdtformatlock" xmlns:w16se="http://schemas.microsoft.com/office/word/2015/wordml/symex" xmlns:wpg="http://schemas.microsoft.com/office/word/2010/wordprocessingGroup" xmlns:wpi="http://schemas.microsoft.com/office/word/2010/wordprocessingInk" xmlns:wne="http://schemas.microsoft.com/office/word/2006/wordml" xmlns:wps="http://schemas.microsoft.com/office/word/2010/wordprocessingShape" xmlns:a="http://schemas.openxmlformats.org/drawingml/2006/main" xmlns:pic="http://schemas.openxmlformats.org/drawingml/2006/picture" xmlns:a14="http://schemas.microsoft.com/office/drawing/2010/main" mc:Ignorable="w14 w15 w16se w16cid w16 w16cex w16sdtdh w16sdtfl w16du wp14">
   <w:body>
     <w:p>
       <w:pPr>
@@ -202,9 +202,8 @@
           <w:szCs w:val="20"/>
           <w:lang w:val="ru-RU"/>
         </w:rPr>
-        <w:t xml:space="preserve">Сопот, </w:t>
-      </w:r>
-      <w:proofErr w:type="gramStart"/>
+        <w:t>Сопот, ул.</w:t>
+      </w:r>
       <w:r>
         <w:rPr>
           <w:rFonts w:ascii="Times New Roman" w:hAnsi="Times New Roman" w:eastAsia="Times New Roman"/>
@@ -213,7 +212,7 @@
           <w:szCs w:val="20"/>
           <w:lang w:val="ru-RU"/>
         </w:rPr>
-        <w:t>ул.</w:t>
+        <w:t xml:space="preserve"> </w:t>
       </w:r>
       <w:r>
         <w:rPr>
@@ -223,28 +222,7 @@
           <w:szCs w:val="20"/>
           <w:lang w:val="ru-RU"/>
         </w:rPr>
-        <w:t xml:space="preserve"> </w:t>
-      </w:r>
-      <w:r>
-        <w:rPr>
-          <w:rFonts w:ascii="Times New Roman" w:hAnsi="Times New Roman" w:eastAsia="Times New Roman"/>
-          <w:color w:val="000000"/>
-          <w:sz w:val="20"/>
-          <w:szCs w:val="20"/>
-          <w:lang w:val="ru-RU"/>
-        </w:rPr>
-        <w:t>”Иван</w:t>
-      </w:r>
-      <w:proofErr w:type="gramEnd"/>
-      <w:r>
-        <w:rPr>
-          <w:rFonts w:ascii="Times New Roman" w:hAnsi="Times New Roman" w:eastAsia="Times New Roman"/>
-          <w:color w:val="000000"/>
-          <w:sz w:val="20"/>
-          <w:szCs w:val="20"/>
-          <w:lang w:val="ru-RU"/>
-        </w:rPr>
-        <w:t xml:space="preserve"> Вазов” №1, тел./факс: /03134/ 83-31, 83-32, </w:t>
+        <w:t xml:space="preserve">”Иван Вазов” №1, тел./факс: /03134/ 83-31, 83-32, </w:t>
       </w:r>
       <w:r>
         <w:rPr>
@@ -420,8 +398,8 @@
               </wp:anchor>
             </w:drawing>
           </mc:Choice>
-          <mc:Fallback>
-            <w:pict>
+          <mc:Fallback xmlns:a14="http://schemas.microsoft.com/office/drawing/2010/main" xmlns:pic="http://schemas.openxmlformats.org/drawingml/2006/picture" xmlns:a="http://schemas.openxmlformats.org/drawingml/2006/main">
+            <w:pict w14:anchorId="091A604E">
               <v:line id="Право съединение 5" style="position:absolute;z-index:251660288;visibility:visible;mso-wrap-style:square;mso-width-percent:0;mso-height-percent:0;mso-wrap-distance-left:9pt;mso-wrap-distance-top:0;mso-wrap-distance-right:9pt;mso-wrap-distance-bottom:0;mso-position-horizontal:absolute;mso-position-horizontal-relative:text;mso-position-vertical:absolute;mso-position-vertical-relative:text;mso-width-percent:0;mso-height-percent:0;mso-width-relative:margin;mso-height-relative:margin" o:spid="_x0000_s1026" strokecolor="black [3200]" strokeweight="1.5pt" from="5.85pt,6.1pt" to="459.4pt,6.1pt" w14:anchorId="3082067A" o:gfxdata="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">
                 <v:stroke joinstyle="miter"/>
               </v:line>
@@ -509,7 +487,7 @@
     </w:p>
     <w:p>
       <w:pPr>
-        <w:pStyle w:val="a7"/>
+        <w:pStyle w:val="NoSpacing"/>
         <w:rPr>
           <w:rFonts w:ascii="Times New Roman" w:hAnsi="Times New Roman"/>
           <w:b/>
@@ -522,12 +500,12 @@
     </w:p>
     <w:p>
       <w:pPr>
-        <w:pStyle w:val="a7"/>
+        <w:pStyle w:val="NoSpacing"/>
         <w:jc w:val="center"/>
         <w:rPr>
           <w:rFonts w:ascii="Times New Roman" w:hAnsi="Times New Roman"/>
-          <w:b/>
-          <w:bCs/>
+          <w:b w:val="1"/>
+          <w:bCs w:val="1"/>
           <w:color w:val="000000"/>
           <w:sz w:val="36"/>
           <w:szCs w:val="36"/>
@@ -537,62 +515,96 @@
       <w:r>
         <w:rPr>
           <w:rFonts w:ascii="Times New Roman" w:hAnsi="Times New Roman"/>
-          <w:b/>
-          <w:bCs/>
+          <w:b w:val="1"/>
+          <w:bCs w:val="1"/>
+          <w:color w:val="000000" w:themeColor="text1" w:themeTint="FF" w:themeShade="FF"/>
+          <w:sz w:val="36"/>
+          <w:szCs w:val="36"/>
+        </w:rPr>
+        <w:t>Заглавие на проекта</w:t>
+      </w:r>
+      <w:r>
+        <w:rPr>
+          <w:rFonts w:ascii="Times New Roman" w:hAnsi="Times New Roman"/>
+          <w:b w:val="1"/>
+          <w:bCs w:val="1"/>
+          <w:color w:val="000000" w:themeColor="text1" w:themeTint="FF" w:themeShade="FF"/>
+          <w:sz w:val="36"/>
+          <w:szCs w:val="36"/>
+        </w:rPr>
+        <w:t xml:space="preserve">: </w:t>
+      </w:r>
+    </w:p>
+    <w:p>
+      <w:pPr>
+        <w:pStyle w:val="NoSpacing"/>
+        <w:jc w:val="center"/>
+        <w:rPr>
+          <w:rFonts w:ascii="Times New Roman" w:hAnsi="Times New Roman"/>
+          <w:b w:val="1"/>
+          <w:bCs w:val="1"/>
+          <w:color w:val="000000" w:themeColor="text1" w:themeTint="FF" w:themeShade="FF"/>
+          <w:sz w:val="36"/>
+          <w:szCs w:val="36"/>
+        </w:rPr>
+      </w:pPr>
+      <w:r>
+        <w:rPr>
+          <w:rFonts w:ascii="Times New Roman" w:hAnsi="Times New Roman"/>
+          <w:b w:val="1"/>
+          <w:bCs w:val="1"/>
+          <w:color w:val="000000" w:themeColor="text1" w:themeTint="FF" w:themeShade="FF"/>
+          <w:sz w:val="36"/>
+          <w:szCs w:val="36"/>
+        </w:rPr>
+        <w:t>Courier</w:t>
+      </w:r>
+      <w:r>
+        <w:rPr>
+          <w:rFonts w:ascii="Times New Roman" w:hAnsi="Times New Roman"/>
+          <w:b w:val="1"/>
+          <w:bCs w:val="1"/>
+          <w:color w:val="000000" w:themeColor="text1" w:themeTint="FF" w:themeShade="FF"/>
+          <w:sz w:val="36"/>
+          <w:szCs w:val="36"/>
+        </w:rPr>
+        <w:t xml:space="preserve"> Project</w:t>
+      </w:r>
+    </w:p>
+    <w:p>
+      <w:pPr>
+        <w:pStyle w:val="NoSpacing"/>
+        <w:jc w:val="center"/>
+        <w:rPr>
+          <w:rFonts w:ascii="Times New Roman" w:hAnsi="Times New Roman"/>
+          <w:b w:val="1"/>
+          <w:bCs w:val="1"/>
           <w:color w:val="000000"/>
           <w:sz w:val="36"/>
           <w:szCs w:val="36"/>
         </w:rPr>
-        <w:t>Заглавие на проекта</w:t>
-      </w:r>
+      </w:pPr>
       <w:r>
         <w:rPr>
           <w:rFonts w:ascii="Times New Roman" w:hAnsi="Times New Roman"/>
-          <w:b/>
-          <w:bCs/>
-          <w:color w:val="000000"/>
+          <w:b w:val="1"/>
+          <w:bCs w:val="1"/>
+          <w:color w:val="000000" w:themeColor="text1" w:themeTint="FF" w:themeShade="FF"/>
           <w:sz w:val="36"/>
           <w:szCs w:val="36"/>
         </w:rPr>
-        <w:t xml:space="preserve">: </w:t>
+        <w:t xml:space="preserve">Задача № </w:t>
       </w:r>
       <w:r>
         <w:rPr>
           <w:rFonts w:ascii="Times New Roman" w:hAnsi="Times New Roman"/>
-          <w:b/>
-          <w:bCs/>
-          <w:color w:val="000000"/>
+          <w:b w:val="1"/>
+          <w:bCs w:val="1"/>
+          <w:color w:val="000000" w:themeColor="text1" w:themeTint="FF" w:themeShade="FF"/>
           <w:sz w:val="36"/>
           <w:szCs w:val="36"/>
-          <w:lang w:val="en-US"/>
-        </w:rPr>
-        <w:t>…………………………………………………..</w:t>
-      </w:r>
-    </w:p>
-    <w:p>
-      <w:pPr>
-        <w:pStyle w:val="a7"/>
-        <w:jc w:val="center"/>
-        <w:rPr>
-          <w:rFonts w:ascii="Times New Roman" w:hAnsi="Times New Roman"/>
-          <w:b/>
-          <w:bCs/>
-          <w:caps/>
-          <w:color w:val="000000"/>
-          <w:sz w:val="36"/>
-          <w:szCs w:val="36"/>
-        </w:rPr>
-      </w:pPr>
-      <w:r>
-        <w:rPr>
-          <w:rFonts w:ascii="Times New Roman" w:hAnsi="Times New Roman"/>
-          <w:b/>
-          <w:bCs/>
-          <w:color w:val="000000"/>
-          <w:sz w:val="36"/>
-          <w:szCs w:val="36"/>
-        </w:rPr>
-        <w:t>Задача № …………………….</w:t>
+        </w:rPr>
+        <w:t>7</w:t>
       </w:r>
     </w:p>
     <w:p>
@@ -614,56 +626,54 @@
         <w:jc w:val="center"/>
         <w:rPr>
           <w:rFonts w:ascii="Times New Roman" w:hAnsi="Times New Roman" w:eastAsia="Times New Roman"/>
-          <w:b/>
-          <w:i/>
-          <w:iCs/>
-          <w:color w:val="000000"/>
-          <w:sz w:val="32"/>
-          <w:szCs w:val="32"/>
-          <w:lang w:val="en-US" w:eastAsia="en-GB"/>
-        </w:rPr>
-      </w:pPr>
-      <w:r>
-        <w:rPr>
-          <w:rFonts w:ascii="Times New Roman" w:hAnsi="Times New Roman" w:eastAsia="Times New Roman"/>
-          <w:bCs/>
-          <w:i/>
-          <w:iCs/>
+          <w:i w:val="1"/>
+          <w:iCs w:val="1"/>
           <w:color w:val="000000"/>
           <w:sz w:val="32"/>
           <w:szCs w:val="32"/>
           <w:lang w:eastAsia="en-GB"/>
         </w:rPr>
-        <w:t>Ученик:</w:t>
-      </w:r>
-      <w:r>
-        <w:rPr>
-          <w:rFonts w:ascii="Times New Roman" w:hAnsi="Times New Roman" w:eastAsia="Times New Roman"/>
-          <w:i/>
-          <w:iCs/>
-          <w:color w:val="000000"/>
+      </w:pPr>
+      <w:r>
+        <w:rPr>
+          <w:rFonts w:ascii="Times New Roman" w:hAnsi="Times New Roman" w:eastAsia="Times New Roman"/>
+          <w:i w:val="1"/>
+          <w:iCs w:val="1"/>
+          <w:color w:val="000000" w:themeColor="text1" w:themeTint="FF" w:themeShade="FF"/>
           <w:sz w:val="32"/>
           <w:szCs w:val="32"/>
           <w:lang w:eastAsia="en-GB"/>
         </w:rPr>
-        <w:t xml:space="preserve"> </w:t>
-      </w:r>
-      <w:r>
-        <w:rPr>
-          <w:rFonts w:ascii="Times New Roman" w:hAnsi="Times New Roman" w:eastAsia="Times New Roman"/>
-          <w:i/>
-          <w:iCs/>
-          <w:color w:val="000000"/>
+        <w:t>Ученик:</w:t>
+      </w:r>
+      <w:r>
+        <w:rPr>
+          <w:rFonts w:ascii="Times New Roman" w:hAnsi="Times New Roman" w:eastAsia="Times New Roman"/>
+          <w:i w:val="1"/>
+          <w:iCs w:val="1"/>
+          <w:color w:val="000000" w:themeColor="text1" w:themeTint="FF" w:themeShade="FF"/>
           <w:sz w:val="32"/>
           <w:szCs w:val="32"/>
-          <w:lang w:val="en-US" w:eastAsia="en-GB"/>
-        </w:rPr>
-        <w:t>……………………………….</w:t>
-      </w:r>
-    </w:p>
-    <w:p>
-      <w:pPr>
-        <w:pStyle w:val="a7"/>
+          <w:lang w:eastAsia="en-GB"/>
+        </w:rPr>
+        <w:t xml:space="preserve"> </w:t>
+      </w:r>
+      <w:r>
+        <w:rPr>
+          <w:rFonts w:ascii="Times New Roman" w:hAnsi="Times New Roman" w:eastAsia="Times New Roman"/>
+          <w:i w:val="1"/>
+          <w:iCs w:val="1"/>
+          <w:color w:val="000000" w:themeColor="text1" w:themeTint="FF" w:themeShade="FF"/>
+          <w:sz w:val="32"/>
+          <w:szCs w:val="32"/>
+          <w:lang w:eastAsia="en-GB"/>
+        </w:rPr>
+        <w:t>Радослав Димитров Николов 11а</w:t>
+      </w:r>
+    </w:p>
+    <w:p>
+      <w:pPr>
+        <w:pStyle w:val="NoSpacing"/>
         <w:rPr>
           <w:rFonts w:ascii="Times New Roman" w:hAnsi="Times New Roman"/>
           <w:color w:val="000000"/>
@@ -690,7 +700,7 @@
     </w:p>
     <w:p>
       <w:pPr>
-        <w:pStyle w:val="a7"/>
+        <w:pStyle w:val="NoSpacing"/>
         <w:rPr>
           <w:rFonts w:ascii="Times New Roman" w:hAnsi="Times New Roman"/>
           <w:i/>
@@ -786,7 +796,7 @@
     </w:p>
     <w:p>
       <w:pPr>
-        <w:pStyle w:val="a7"/>
+        <w:pStyle w:val="NoSpacing"/>
         <w:rPr>
           <w:rFonts w:ascii="Times New Roman" w:hAnsi="Times New Roman"/>
           <w:i/>
@@ -844,7 +854,7 @@
     </w:p>
     <w:p>
       <w:pPr>
-        <w:pStyle w:val="a7"/>
+        <w:pStyle w:val="NoSpacing"/>
         <w:rPr>
           <w:rFonts w:ascii="Times New Roman" w:hAnsi="Times New Roman"/>
           <w:color w:val="000000"/>
@@ -856,7 +866,7 @@
     </w:p>
     <w:p>
       <w:pPr>
-        <w:pStyle w:val="a7"/>
+        <w:pStyle w:val="NoSpacing"/>
         <w:rPr>
           <w:rFonts w:ascii="Times New Roman" w:hAnsi="Times New Roman"/>
           <w:color w:val="000000"/>
@@ -867,7 +877,7 @@
     </w:p>
     <w:p>
       <w:pPr>
-        <w:pStyle w:val="a7"/>
+        <w:pStyle w:val="NoSpacing"/>
         <w:rPr>
           <w:rFonts w:ascii="Times New Roman" w:hAnsi="Times New Roman"/>
           <w:color w:val="000000"/>
@@ -878,7 +888,7 @@
     </w:p>
     <w:p>
       <w:pPr>
-        <w:pStyle w:val="a7"/>
+        <w:pStyle w:val="NoSpacing"/>
         <w:rPr>
           <w:rFonts w:ascii="Times New Roman" w:hAnsi="Times New Roman"/>
           <w:color w:val="000000"/>
@@ -889,7 +899,7 @@
     </w:p>
     <w:p>
       <w:pPr>
-        <w:pStyle w:val="a7"/>
+        <w:pStyle w:val="NoSpacing"/>
         <w:jc w:val="right"/>
         <w:rPr>
           <w:rFonts w:ascii="Times New Roman" w:hAnsi="Times New Roman"/>
@@ -901,7 +911,7 @@
     </w:p>
     <w:p>
       <w:pPr>
-        <w:pStyle w:val="a7"/>
+        <w:pStyle w:val="NoSpacing"/>
         <w:rPr>
           <w:rFonts w:ascii="Times New Roman" w:hAnsi="Times New Roman"/>
           <w:color w:val="000000"/>
@@ -912,7 +922,7 @@
     </w:p>
     <w:p>
       <w:pPr>
-        <w:pStyle w:val="a7"/>
+        <w:pStyle w:val="NoSpacing"/>
         <w:rPr>
           <w:rFonts w:ascii="Times New Roman" w:hAnsi="Times New Roman"/>
           <w:color w:val="000000"/>
@@ -923,7 +933,7 @@
     </w:p>
     <w:p>
       <w:pPr>
-        <w:pStyle w:val="a7"/>
+        <w:pStyle w:val="NoSpacing"/>
         <w:rPr>
           <w:rFonts w:ascii="Times New Roman" w:hAnsi="Times New Roman"/>
           <w:color w:val="000000"/>
@@ -934,7 +944,7 @@
     </w:p>
     <w:p>
       <w:pPr>
-        <w:pStyle w:val="a7"/>
+        <w:pStyle w:val="NoSpacing"/>
         <w:rPr>
           <w:rFonts w:ascii="Times New Roman" w:hAnsi="Times New Roman"/>
           <w:color w:val="000000"/>
@@ -945,7 +955,7 @@
     </w:p>
     <w:p>
       <w:pPr>
-        <w:pStyle w:val="a7"/>
+        <w:pStyle w:val="NoSpacing"/>
         <w:jc w:val="center"/>
         <w:rPr>
           <w:rFonts w:ascii="Times New Roman" w:hAnsi="Times New Roman"/>
@@ -1008,7 +1018,6 @@
           <w:sz w:val="32"/>
           <w:szCs w:val="32"/>
         </w:rPr>
-        <w:lastRenderedPageBreak/>
         <w:t>ТОЧКА</w:t>
       </w:r>
       <w:r>
@@ -1022,7 +1031,7 @@
     </w:p>
     <w:p>
       <w:pPr>
-        <w:pStyle w:val="a9"/>
+        <w:pStyle w:val="ListParagraph"/>
         <w:pBdr>
           <w:top w:val="nil"/>
           <w:left w:val="nil"/>
@@ -1043,8 +1052,8 @@
       <w:r>
         <w:rPr>
           <w:rFonts w:ascii="Times New Roman" w:hAnsi="Times New Roman"/>
-          <w:b w:val="1"/>
-          <w:bCs w:val="1"/>
+          <w:b/>
+          <w:bCs/>
           <w:sz w:val="28"/>
           <w:szCs w:val="28"/>
         </w:rPr>
@@ -1053,21 +1062,21 @@
     </w:p>
     <w:p>
       <w:pPr>
-        <w:pStyle w:val="a9"/>
+        <w:pStyle w:val="ListParagraph"/>
         <w:pBdr>
-          <w:top w:val="nil" w:color="FF000000" w:sz="0" w:space="0"/>
-          <w:left w:val="nil" w:color="FF000000" w:sz="0" w:space="0"/>
-          <w:bottom w:val="nil" w:color="FF000000" w:sz="0" w:space="0"/>
-          <w:right w:val="nil" w:color="FF000000" w:sz="0" w:space="0"/>
-          <w:between w:val="nil" w:color="FF000000" w:sz="0" w:space="0"/>
+          <w:top w:val="nil"/>
+          <w:left w:val="nil"/>
+          <w:bottom w:val="nil"/>
+          <w:right w:val="nil"/>
+          <w:between w:val="nil"/>
         </w:pBdr>
         <w:spacing w:before="120" w:line="240" w:lineRule="auto"/>
         <w:ind w:left="418"/>
         <w:jc w:val="both"/>
         <w:rPr>
           <w:rFonts w:ascii="Times New Roman" w:hAnsi="Times New Roman"/>
-          <w:b w:val="1"/>
-          <w:bCs w:val="1"/>
+          <w:b/>
+          <w:bCs/>
           <w:sz w:val="28"/>
           <w:szCs w:val="28"/>
         </w:rPr>
@@ -1075,36 +1084,39 @@
     </w:p>
     <w:p>
       <w:pPr>
-        <w:pStyle w:val="a9"/>
+        <w:pStyle w:val="ListParagraph"/>
         <w:pBdr>
-          <w:top w:val="nil" w:color="FF000000" w:sz="0" w:space="0"/>
-          <w:left w:val="nil" w:color="FF000000" w:sz="0" w:space="0"/>
-          <w:bottom w:val="nil" w:color="FF000000" w:sz="0" w:space="0"/>
-          <w:right w:val="nil" w:color="FF000000" w:sz="0" w:space="0"/>
-          <w:between w:val="nil" w:color="FF000000" w:sz="0" w:space="0"/>
+          <w:top w:val="nil"/>
+          <w:left w:val="nil"/>
+          <w:bottom w:val="nil"/>
+          <w:right w:val="nil"/>
+          <w:between w:val="nil"/>
         </w:pBdr>
         <w:spacing w:before="120" w:line="240" w:lineRule="auto"/>
         <w:ind w:left="418"/>
         <w:jc w:val="both"/>
       </w:pPr>
       <w:r>
+        <w:rPr>
+          <w:noProof/>
+        </w:rPr>
         <w:drawing>
-          <wp:inline wp14:editId="13B49D5C" wp14:anchorId="6A3CAF0F">
+          <wp:inline distT="0" distB="0" distL="0" distR="0" wp14:anchorId="6A3CAF0F" wp14:editId="13B49D5C">
             <wp:extent cx="5868219" cy="2353003"/>
             <wp:effectExtent l="0" t="0" r="0" b="0"/>
             <wp:docPr id="739006407" name="drawing"/>
             <wp:cNvGraphicFramePr>
-              <a:graphicFrameLocks noChangeAspect="1"/>
+              <a:graphicFrameLocks xmlns:a="http://schemas.openxmlformats.org/drawingml/2006/main" noChangeAspect="1"/>
             </wp:cNvGraphicFramePr>
-            <a:graphic>
-              <a:graphicData xmlns:a="http://schemas.openxmlformats.org/drawingml/2006/main" uri="http://schemas.openxmlformats.org/drawingml/2006/picture">
+            <a:graphic xmlns:a="http://schemas.openxmlformats.org/drawingml/2006/main">
+              <a:graphicData uri="http://schemas.openxmlformats.org/drawingml/2006/picture">
                 <pic:pic xmlns:pic="http://schemas.openxmlformats.org/drawingml/2006/picture">
                   <pic:nvPicPr>
                     <pic:cNvPr id="1439917956" name="Picture 1439917956"/>
                     <pic:cNvPicPr/>
                   </pic:nvPicPr>
                   <pic:blipFill>
-                    <a:blip xmlns:r="http://schemas.openxmlformats.org/officeDocument/2006/relationships" r:embed="rId1684526980">
+                    <a:blip r:embed="rId9">
                       <a:extLst>
                         <a:ext uri="{28A0092B-C50C-407E-A947-70E740481C1C}">
                           <a14:useLocalDpi xmlns:a14="http://schemas.microsoft.com/office/drawing/2010/main"/>
@@ -1132,304 +1144,166 @@
       </w:r>
     </w:p>
     <w:p>
-      <w:pPr>
-        <w:spacing w:before="0" w:beforeAutospacing="off"/>
-      </w:pPr>
-      <w:r>
-        <w:rPr>
-          <w:noProof w:val="0"/>
-          <w:lang w:val="bg-BG"/>
-        </w:rPr>
+      <w:r>
         <w:t xml:space="preserve">Базата данни се казва </w:t>
       </w:r>
       <w:r>
         <w:rPr>
           <w:rFonts w:ascii="Consolas" w:hAnsi="Consolas" w:eastAsia="Consolas" w:cs="Consolas"/>
-          <w:noProof w:val="0"/>
-          <w:lang w:val="bg-BG"/>
         </w:rPr>
         <w:t>ParcelContext</w:t>
       </w:r>
       <w:r>
-        <w:rPr>
-          <w:noProof w:val="0"/>
-          <w:lang w:val="bg-BG"/>
-        </w:rPr>
         <w:t xml:space="preserve">. В нея има точно </w:t>
       </w:r>
       <w:r>
         <w:rPr>
-          <w:b w:val="1"/>
-          <w:bCs w:val="1"/>
-          <w:noProof w:val="0"/>
-          <w:lang w:val="bg-BG"/>
+          <w:b/>
+          <w:bCs/>
         </w:rPr>
         <w:t>две таблици</w:t>
       </w:r>
       <w:r>
-        <w:rPr>
-          <w:noProof w:val="0"/>
-          <w:lang w:val="bg-BG"/>
-        </w:rPr>
         <w:t xml:space="preserve">, свързани помежду си: </w:t>
       </w:r>
     </w:p>
     <w:p>
-      <w:pPr>
-        <w:pStyle w:val="a"/>
-        <w:spacing w:before="0" w:beforeAutospacing="off"/>
-        <w:ind w:left="0"/>
-        <w:rPr>
-          <w:noProof w:val="0"/>
-          <w:lang w:val="bg-BG"/>
-        </w:rPr>
-      </w:pPr>
       <w:r>
         <w:rPr>
           <w:rFonts w:ascii="Consolas" w:hAnsi="Consolas" w:eastAsia="Consolas" w:cs="Consolas"/>
-          <w:b w:val="1"/>
-          <w:bCs w:val="1"/>
-          <w:noProof w:val="0"/>
-          <w:lang w:val="bg-BG"/>
+          <w:b/>
+          <w:bCs/>
         </w:rPr>
         <w:t>ParcelTypes</w:t>
       </w:r>
       <w:r>
         <w:rPr>
-          <w:b w:val="1"/>
-          <w:bCs w:val="1"/>
-          <w:noProof w:val="0"/>
-          <w:lang w:val="bg-BG"/>
+          <w:b/>
+          <w:bCs/>
         </w:rPr>
         <w:t xml:space="preserve"> (Типове пратки):</w:t>
       </w:r>
       <w:r>
-        <w:rPr>
-          <w:noProof w:val="0"/>
-          <w:lang w:val="bg-BG"/>
-        </w:rPr>
         <w:t xml:space="preserve"> Пази видовете пратки (напр. Плик, Колет). Всяка има уникално </w:t>
       </w:r>
       <w:r>
         <w:rPr>
           <w:rFonts w:ascii="Consolas" w:hAnsi="Consolas" w:eastAsia="Consolas" w:cs="Consolas"/>
-          <w:noProof w:val="0"/>
-          <w:lang w:val="bg-BG"/>
         </w:rPr>
         <w:t>Id</w:t>
       </w:r>
       <w:r>
-        <w:rPr>
-          <w:noProof w:val="0"/>
-          <w:lang w:val="bg-BG"/>
-        </w:rPr>
         <w:t xml:space="preserve"> и име </w:t>
       </w:r>
       <w:r>
         <w:rPr>
           <w:rFonts w:ascii="Consolas" w:hAnsi="Consolas" w:eastAsia="Consolas" w:cs="Consolas"/>
-          <w:noProof w:val="0"/>
-          <w:lang w:val="bg-BG"/>
         </w:rPr>
         <w:t>TypeName</w:t>
       </w:r>
       <w:r>
-        <w:rPr>
-          <w:noProof w:val="0"/>
-          <w:lang w:val="bg-BG"/>
-        </w:rPr>
         <w:t xml:space="preserve">. </w:t>
       </w:r>
     </w:p>
     <w:p>
-      <w:pPr>
-        <w:pStyle w:val="a"/>
-        <w:spacing w:before="0" w:beforeAutospacing="off"/>
-        <w:ind w:left="0"/>
-        <w:rPr>
-          <w:noProof w:val="0"/>
-          <w:lang w:val="bg-BG"/>
-        </w:rPr>
-      </w:pPr>
       <w:r>
         <w:rPr>
           <w:rFonts w:ascii="Consolas" w:hAnsi="Consolas" w:eastAsia="Consolas" w:cs="Consolas"/>
-          <w:b w:val="1"/>
-          <w:bCs w:val="1"/>
-          <w:noProof w:val="0"/>
-          <w:lang w:val="bg-BG"/>
+          <w:b/>
+          <w:bCs/>
         </w:rPr>
         <w:t>Parcels</w:t>
       </w:r>
       <w:r>
         <w:rPr>
-          <w:b w:val="1"/>
-          <w:bCs w:val="1"/>
-          <w:noProof w:val="0"/>
-          <w:lang w:val="bg-BG"/>
+          <w:b/>
+          <w:bCs/>
         </w:rPr>
         <w:t xml:space="preserve"> (Пратки):</w:t>
       </w:r>
       <w:r>
-        <w:rPr>
-          <w:noProof w:val="0"/>
-          <w:lang w:val="bg-BG"/>
-        </w:rPr>
         <w:t xml:space="preserve"> Пази самите пратки с техните данни: номер (</w:t>
       </w:r>
       <w:r>
         <w:rPr>
           <w:rFonts w:ascii="Consolas" w:hAnsi="Consolas" w:eastAsia="Consolas" w:cs="Consolas"/>
-          <w:noProof w:val="0"/>
-          <w:lang w:val="bg-BG"/>
         </w:rPr>
         <w:t>Id</w:t>
       </w:r>
       <w:r>
-        <w:rPr>
-          <w:noProof w:val="0"/>
-          <w:lang w:val="bg-BG"/>
-        </w:rPr>
         <w:t>), име (</w:t>
       </w:r>
       <w:r>
         <w:rPr>
           <w:rFonts w:ascii="Consolas" w:hAnsi="Consolas" w:eastAsia="Consolas" w:cs="Consolas"/>
-          <w:noProof w:val="0"/>
-          <w:lang w:val="bg-BG"/>
         </w:rPr>
         <w:t>Name</w:t>
       </w:r>
       <w:r>
-        <w:rPr>
-          <w:noProof w:val="0"/>
-          <w:lang w:val="bg-BG"/>
-        </w:rPr>
         <w:t>), описание (</w:t>
       </w:r>
       <w:r>
         <w:rPr>
           <w:rFonts w:ascii="Consolas" w:hAnsi="Consolas" w:eastAsia="Consolas" w:cs="Consolas"/>
-          <w:noProof w:val="0"/>
-          <w:lang w:val="bg-BG"/>
         </w:rPr>
         <w:t>Description</w:t>
       </w:r>
       <w:r>
-        <w:rPr>
-          <w:noProof w:val="0"/>
-          <w:lang w:val="bg-BG"/>
-        </w:rPr>
         <w:t>), цена (</w:t>
       </w:r>
       <w:r>
         <w:rPr>
           <w:rFonts w:ascii="Consolas" w:hAnsi="Consolas" w:eastAsia="Consolas" w:cs="Consolas"/>
-          <w:noProof w:val="0"/>
-          <w:lang w:val="bg-BG"/>
         </w:rPr>
         <w:t>Price</w:t>
       </w:r>
       <w:r>
-        <w:rPr>
-          <w:noProof w:val="0"/>
-          <w:lang w:val="bg-BG"/>
-        </w:rPr>
         <w:t>), тегло (</w:t>
       </w:r>
       <w:r>
         <w:rPr>
           <w:rFonts w:ascii="Consolas" w:hAnsi="Consolas" w:eastAsia="Consolas" w:cs="Consolas"/>
-          <w:noProof w:val="0"/>
-          <w:lang w:val="bg-BG"/>
         </w:rPr>
         <w:t>Wieght</w:t>
       </w:r>
       <w:r>
-        <w:rPr>
-          <w:noProof w:val="0"/>
-          <w:lang w:val="bg-BG"/>
-        </w:rPr>
         <w:t>) и какъв тип е (</w:t>
       </w:r>
       <w:r>
         <w:rPr>
           <w:rFonts w:ascii="Consolas" w:hAnsi="Consolas" w:eastAsia="Consolas" w:cs="Consolas"/>
-          <w:noProof w:val="0"/>
-          <w:lang w:val="bg-BG"/>
         </w:rPr>
         <w:t>TypeId</w:t>
       </w:r>
       <w:r>
-        <w:rPr>
-          <w:noProof w:val="0"/>
-          <w:lang w:val="bg-BG"/>
-        </w:rPr>
         <w:t xml:space="preserve">). </w:t>
       </w:r>
     </w:p>
     <w:p>
-      <w:pPr>
-        <w:spacing w:before="0" w:beforeAutospacing="off"/>
-      </w:pPr>
-      <w:r>
-        <w:rPr>
-          <w:b w:val="1"/>
-          <w:bCs w:val="1"/>
-          <w:noProof w:val="0"/>
-          <w:lang w:val="bg-BG"/>
+      <w:r>
+        <w:rPr>
+          <w:b/>
+          <w:bCs/>
         </w:rPr>
         <w:t>Връзка:</w:t>
       </w:r>
       <w:r>
-        <w:rPr>
-          <w:noProof w:val="0"/>
-          <w:lang w:val="bg-BG"/>
-        </w:rPr>
         <w:t xml:space="preserve"> Връзката е </w:t>
       </w:r>
       <w:r>
         <w:rPr>
-          <w:b w:val="1"/>
-          <w:bCs w:val="1"/>
-          <w:noProof w:val="0"/>
-          <w:lang w:val="bg-BG"/>
+          <w:b/>
+          <w:bCs/>
         </w:rPr>
         <w:t>1 към много (1:M)</w:t>
       </w:r>
       <w:r>
-        <w:rPr>
-          <w:noProof w:val="0"/>
-          <w:lang w:val="bg-BG"/>
-        </w:rPr>
         <w:t>. Един тип пратка може да се съдържа в много различни пратки</w:t>
       </w:r>
     </w:p>
     <w:p>
       <w:pPr>
-        <w:pStyle w:val="a9"/>
-        <w:pBdr>
-          <w:top w:val="nil" w:color="FF000000" w:sz="0" w:space="0"/>
-          <w:left w:val="nil" w:color="FF000000" w:sz="0" w:space="0"/>
-          <w:bottom w:val="nil" w:color="FF000000" w:sz="0" w:space="0"/>
-          <w:right w:val="nil" w:color="FF000000" w:sz="0" w:space="0"/>
-          <w:between w:val="nil" w:color="FF000000" w:sz="0" w:space="0"/>
-        </w:pBdr>
-        <w:spacing w:before="120" w:line="240" w:lineRule="auto"/>
-        <w:ind w:left="418"/>
-        <w:jc w:val="both"/>
-        <w:rPr>
-          <w:rFonts w:ascii="Times New Roman" w:hAnsi="Times New Roman"/>
-          <w:b w:val="1"/>
-          <w:bCs w:val="1"/>
-          <w:sz w:val="28"/>
-          <w:szCs w:val="28"/>
-        </w:rPr>
-      </w:pPr>
-    </w:p>
-    <w:p>
-      <w:pPr>
-        <w:pStyle w:val="a9"/>
+        <w:pStyle w:val="ListParagraph"/>
         <w:pBdr>
           <w:top w:val="nil"/>
           <w:left w:val="nil"/>
@@ -1443,6 +1317,7 @@
         <w:rPr>
           <w:rFonts w:ascii="Times New Roman" w:hAnsi="Times New Roman"/>
           <w:b/>
+          <w:bCs/>
           <w:sz w:val="28"/>
           <w:szCs w:val="28"/>
         </w:rPr>
@@ -1450,17 +1325,38 @@
     </w:p>
     <w:p>
       <w:pPr>
-        <w:pStyle w:val="a9"/>
+        <w:pStyle w:val="ListParagraph"/>
         <w:pBdr>
-          <w:top w:val="nil" w:color="FF000000" w:sz="0" w:space="0"/>
-          <w:left w:val="nil" w:color="FF000000" w:sz="0" w:space="0"/>
-          <w:bottom w:val="nil" w:color="FF000000" w:sz="0" w:space="0"/>
-          <w:right w:val="nil" w:color="FF000000" w:sz="0" w:space="0"/>
-          <w:between w:val="nil" w:color="FF000000" w:sz="0" w:space="0"/>
+          <w:top w:val="nil"/>
+          <w:left w:val="nil"/>
+          <w:bottom w:val="nil"/>
+          <w:right w:val="nil"/>
+          <w:between w:val="nil"/>
         </w:pBdr>
         <w:spacing w:before="120" w:line="240" w:lineRule="auto"/>
         <w:ind w:left="418"/>
         <w:jc w:val="both"/>
+        <w:rPr>
+          <w:rFonts w:ascii="Times New Roman" w:hAnsi="Times New Roman"/>
+          <w:b/>
+          <w:sz w:val="28"/>
+          <w:szCs w:val="28"/>
+        </w:rPr>
+      </w:pPr>
+    </w:p>
+    <w:p>
+      <w:pPr>
+        <w:pStyle w:val="ListParagraph"/>
+        <w:pBdr>
+          <w:top w:val="nil"/>
+          <w:left w:val="nil"/>
+          <w:bottom w:val="nil"/>
+          <w:right w:val="nil"/>
+          <w:between w:val="nil"/>
+        </w:pBdr>
+        <w:spacing w:before="120" w:line="240" w:lineRule="auto"/>
+        <w:ind w:left="418"/>
+        <w:jc w:val="both"/>
       </w:pPr>
     </w:p>
     <w:p>
@@ -1500,25 +1396,7 @@
           <w:sz w:val="32"/>
           <w:szCs w:val="32"/>
         </w:rPr>
-        <w:lastRenderedPageBreak/>
-        <w:t xml:space="preserve">ГЛАВА </w:t>
-      </w:r>
-      <w:r>
-        <w:rPr>
-          <w:b/>
-          <w:sz w:val="32"/>
-          <w:szCs w:val="32"/>
-          <w:lang w:val="en-US"/>
-        </w:rPr>
-        <w:t>2</w:t>
-      </w:r>
-      <w:r>
-        <w:rPr>
-          <w:b/>
-          <w:sz w:val="32"/>
-          <w:szCs w:val="32"/>
-        </w:rPr>
-        <w:t>.</w:t>
+        <w:t>ГЛАВА 2.</w:t>
       </w:r>
     </w:p>
     <w:p>
@@ -1544,9 +1422,9 @@
       <w:r>
         <w:rPr>
           <w:rFonts w:ascii="Times New Roman" w:hAnsi="Times New Roman" w:eastAsia="Tahoma"/>
-          <w:b w:val="1"/>
-          <w:bCs w:val="1"/>
-          <w:color w:val="000000" w:themeColor="text1" w:themeTint="FF" w:themeShade="FF"/>
+          <w:b/>
+          <w:bCs/>
+          <w:color w:val="000000" w:themeColor="text1"/>
           <w:sz w:val="24"/>
           <w:szCs w:val="24"/>
         </w:rPr>
@@ -1559,71 +1437,19 @@
       </w:pPr>
       <w:r>
         <w:rPr>
-          <w:rFonts w:ascii="Times New Roman" w:hAnsi="Times New Roman" w:eastAsia="Times New Roman" w:cs="Times New Roman"/>
-          <w:b w:val="1"/>
-          <w:bCs w:val="1"/>
-          <w:noProof w:val="0"/>
-          <w:sz w:val="24"/>
-          <w:szCs w:val="24"/>
-          <w:lang w:val="bg-BG"/>
-        </w:rPr>
-        <w:t xml:space="preserve">Програмата </w:t>
-      </w:r>
-      <w:r>
-        <w:rPr>
-          <w:rFonts w:ascii="Times New Roman" w:hAnsi="Times New Roman" w:eastAsia="Times New Roman" w:cs="Times New Roman"/>
-          <w:b w:val="1"/>
-          <w:bCs w:val="1"/>
-          <w:noProof w:val="0"/>
-          <w:sz w:val="24"/>
-          <w:szCs w:val="24"/>
-          <w:lang w:val="bg-BG"/>
-        </w:rPr>
-        <w:t>„Courier Project“</w:t>
-      </w:r>
-      <w:r>
-        <w:rPr>
-          <w:rFonts w:ascii="Times New Roman" w:hAnsi="Times New Roman" w:eastAsia="Times New Roman" w:cs="Times New Roman"/>
-          <w:b w:val="1"/>
-          <w:bCs w:val="1"/>
-          <w:noProof w:val="0"/>
-          <w:sz w:val="24"/>
-          <w:szCs w:val="24"/>
-          <w:lang w:val="bg-BG"/>
-        </w:rPr>
-        <w:t xml:space="preserve"> е направена за компютър (Windows Forms). Цялата работа става само в един главен прозорец (</w:t>
-      </w:r>
-      <w:r>
-        <w:rPr>
-          <w:rFonts w:ascii="Times New Roman" w:hAnsi="Times New Roman" w:eastAsia="Times New Roman" w:cs="Times New Roman"/>
-          <w:b w:val="1"/>
-          <w:bCs w:val="1"/>
-          <w:noProof w:val="0"/>
-          <w:sz w:val="24"/>
-          <w:szCs w:val="24"/>
-          <w:lang w:val="bg-BG"/>
-        </w:rPr>
-        <w:t>Form1</w:t>
-      </w:r>
-      <w:r>
-        <w:rPr>
-          <w:rFonts w:ascii="Times New Roman" w:hAnsi="Times New Roman" w:eastAsia="Times New Roman" w:cs="Times New Roman"/>
-          <w:b w:val="1"/>
-          <w:bCs w:val="1"/>
-          <w:noProof w:val="0"/>
-          <w:sz w:val="24"/>
-          <w:szCs w:val="24"/>
-          <w:lang w:val="bg-BG"/>
-        </w:rPr>
-        <w:t>). Нарочно е направено така, за да е лесно на потребителя и да не му изскачат сто различни прозорци</w:t>
-      </w:r>
-      <w:r>
-        <w:rPr>
-          <w:rFonts w:ascii="Times New Roman" w:hAnsi="Times New Roman" w:eastAsia="Times New Roman" w:cs="Times New Roman"/>
-          <w:noProof w:val="0"/>
-          <w:sz w:val="24"/>
-          <w:szCs w:val="24"/>
-          <w:lang w:val="bg-BG"/>
+          <w:rFonts w:ascii="Times New Roman" w:hAnsi="Times New Roman" w:eastAsia="Times New Roman"/>
+          <w:b/>
+          <w:bCs/>
+          <w:sz w:val="24"/>
+          <w:szCs w:val="24"/>
+        </w:rPr>
+        <w:t>Програмата „Courier Project“ е направена за компютър (Windows Forms). Цялата работа става само в един главен прозорец (Form1). Нарочно е направено така, за да е лесно на потребителя и да не му изскачат сто различни прозорци</w:t>
+      </w:r>
+      <w:r>
+        <w:rPr>
+          <w:rFonts w:ascii="Times New Roman" w:hAnsi="Times New Roman" w:eastAsia="Times New Roman"/>
+          <w:sz w:val="24"/>
+          <w:szCs w:val="24"/>
         </w:rPr>
         <w:t>.</w:t>
       </w:r>
@@ -1634,11 +1460,10 @@
         <w:jc w:val="both"/>
         <w:rPr>
           <w:rFonts w:ascii="Times New Roman" w:hAnsi="Times New Roman" w:eastAsia="Times New Roman" w:cs="Times New Roman"/>
-          <w:b w:val="1"/>
-          <w:bCs w:val="1"/>
+          <w:b/>
+          <w:bCs/>
           <w:i w:val="0"/>
           <w:iCs w:val="0"/>
-          <w:noProof w:val="0"/>
           <w:color w:val="auto"/>
           <w:sz w:val="24"/>
           <w:szCs w:val="24"/>
@@ -1648,11 +1473,10 @@
       <w:r>
         <w:rPr>
           <w:rFonts w:ascii="Times New Roman" w:hAnsi="Times New Roman" w:eastAsia="Times New Roman" w:cs="Times New Roman"/>
-          <w:b w:val="1"/>
-          <w:bCs w:val="1"/>
+          <w:b/>
+          <w:bCs/>
           <w:i w:val="0"/>
           <w:iCs w:val="0"/>
-          <w:noProof w:val="0"/>
           <w:color w:val="auto"/>
           <w:sz w:val="24"/>
           <w:szCs w:val="24"/>
@@ -1667,27 +1491,24 @@
       </w:pPr>
       <w:r>
         <w:rPr>
-          <w:rFonts w:ascii="Times New Roman" w:hAnsi="Times New Roman" w:eastAsia="Times New Roman" w:cs="Times New Roman"/>
-          <w:noProof w:val="0"/>
-          <w:sz w:val="24"/>
-          <w:szCs w:val="24"/>
-          <w:lang w:val="bg-BG"/>
+          <w:rFonts w:ascii="Times New Roman" w:hAnsi="Times New Roman" w:eastAsia="Times New Roman"/>
+          <w:sz w:val="24"/>
+          <w:szCs w:val="24"/>
         </w:rPr>
         <w:t>Прозорецът е разделен на три прости части:</w:t>
       </w:r>
     </w:p>
     <w:p>
       <w:pPr>
-        <w:pStyle w:val="a9"/>
+        <w:pStyle w:val="ListParagraph"/>
         <w:numPr>
           <w:ilvl w:val="0"/>
-          <w:numId w:val="13"/>
+          <w:numId w:val="3"/>
         </w:numPr>
-        <w:spacing w:before="0" w:beforeAutospacing="off" w:after="0" w:afterAutospacing="off"/>
+        <w:spacing w:after="0"/>
         <w:jc w:val="both"/>
         <w:rPr>
           <w:rFonts w:ascii="Times New Roman" w:hAnsi="Times New Roman" w:eastAsia="Times New Roman" w:cs="Times New Roman"/>
-          <w:noProof w:val="0"/>
           <w:sz w:val="24"/>
           <w:szCs w:val="24"/>
           <w:lang w:val="bg-BG"/>
@@ -1696,9 +1517,8 @@
       <w:r>
         <w:rPr>
           <w:rFonts w:ascii="Times New Roman" w:hAnsi="Times New Roman" w:eastAsia="Times New Roman" w:cs="Times New Roman"/>
-          <w:b w:val="1"/>
-          <w:bCs w:val="1"/>
-          <w:noProof w:val="0"/>
+          <w:b/>
+          <w:bCs/>
           <w:sz w:val="24"/>
           <w:szCs w:val="24"/>
           <w:lang w:val="bg-BG"/>
@@ -1708,9 +1528,8 @@
       <w:r>
         <w:rPr>
           <w:rFonts w:ascii="Consolas" w:hAnsi="Consolas" w:eastAsia="Consolas" w:cs="Consolas"/>
-          <w:b w:val="1"/>
-          <w:bCs w:val="1"/>
-          <w:noProof w:val="0"/>
+          <w:b/>
+          <w:bCs/>
           <w:sz w:val="24"/>
           <w:szCs w:val="24"/>
           <w:lang w:val="bg-BG"/>
@@ -1720,9 +1539,8 @@
       <w:r>
         <w:rPr>
           <w:rFonts w:ascii="Times New Roman" w:hAnsi="Times New Roman" w:eastAsia="Times New Roman" w:cs="Times New Roman"/>
-          <w:b w:val="1"/>
-          <w:bCs w:val="1"/>
-          <w:noProof w:val="0"/>
+          <w:b/>
+          <w:bCs/>
           <w:sz w:val="24"/>
           <w:szCs w:val="24"/>
           <w:lang w:val="bg-BG"/>
@@ -1732,7 +1550,6 @@
       <w:r>
         <w:rPr>
           <w:rFonts w:ascii="Times New Roman" w:hAnsi="Times New Roman" w:eastAsia="Times New Roman" w:cs="Times New Roman"/>
-          <w:noProof w:val="0"/>
           <w:sz w:val="24"/>
           <w:szCs w:val="24"/>
           <w:lang w:val="bg-BG"/>
@@ -1742,7 +1559,6 @@
       <w:r>
         <w:rPr>
           <w:rFonts w:ascii="Consolas" w:hAnsi="Consolas" w:eastAsia="Consolas" w:cs="Consolas"/>
-          <w:noProof w:val="0"/>
           <w:sz w:val="24"/>
           <w:szCs w:val="24"/>
           <w:lang w:val="bg-BG"/>
@@ -1752,7 +1568,6 @@
       <w:r>
         <w:rPr>
           <w:rFonts w:ascii="Times New Roman" w:hAnsi="Times New Roman" w:eastAsia="Times New Roman" w:cs="Times New Roman"/>
-          <w:noProof w:val="0"/>
           <w:sz w:val="24"/>
           <w:szCs w:val="24"/>
           <w:lang w:val="bg-BG"/>
@@ -1762,16 +1577,15 @@
     </w:p>
     <w:p>
       <w:pPr>
-        <w:pStyle w:val="a9"/>
+        <w:pStyle w:val="ListParagraph"/>
         <w:numPr>
           <w:ilvl w:val="0"/>
-          <w:numId w:val="13"/>
+          <w:numId w:val="3"/>
         </w:numPr>
-        <w:spacing w:before="0" w:beforeAutospacing="off" w:after="0" w:afterAutospacing="off"/>
+        <w:spacing w:after="0"/>
         <w:jc w:val="both"/>
         <w:rPr>
           <w:rFonts w:ascii="Times New Roman" w:hAnsi="Times New Roman" w:eastAsia="Times New Roman" w:cs="Times New Roman"/>
-          <w:noProof w:val="0"/>
           <w:sz w:val="24"/>
           <w:szCs w:val="24"/>
           <w:lang w:val="bg-BG"/>
@@ -1780,9 +1594,8 @@
       <w:r>
         <w:rPr>
           <w:rFonts w:ascii="Times New Roman" w:hAnsi="Times New Roman" w:eastAsia="Times New Roman" w:cs="Times New Roman"/>
-          <w:b w:val="1"/>
-          <w:bCs w:val="1"/>
-          <w:noProof w:val="0"/>
+          <w:b/>
+          <w:bCs/>
           <w:sz w:val="24"/>
           <w:szCs w:val="24"/>
           <w:lang w:val="bg-BG"/>
@@ -1792,7 +1605,6 @@
       <w:r>
         <w:rPr>
           <w:rFonts w:ascii="Times New Roman" w:hAnsi="Times New Roman" w:eastAsia="Times New Roman" w:cs="Times New Roman"/>
-          <w:noProof w:val="0"/>
           <w:sz w:val="24"/>
           <w:szCs w:val="24"/>
           <w:lang w:val="bg-BG"/>
@@ -1802,7 +1614,6 @@
       <w:r>
         <w:rPr>
           <w:rFonts w:ascii="Consolas" w:hAnsi="Consolas" w:eastAsia="Consolas" w:cs="Consolas"/>
-          <w:noProof w:val="0"/>
           <w:sz w:val="24"/>
           <w:szCs w:val="24"/>
           <w:lang w:val="bg-BG"/>
@@ -1812,7 +1623,6 @@
       <w:r>
         <w:rPr>
           <w:rFonts w:ascii="Times New Roman" w:hAnsi="Times New Roman" w:eastAsia="Times New Roman" w:cs="Times New Roman"/>
-          <w:noProof w:val="0"/>
           <w:sz w:val="24"/>
           <w:szCs w:val="24"/>
           <w:lang w:val="bg-BG"/>
@@ -1822,7 +1632,6 @@
       <w:r>
         <w:rPr>
           <w:rFonts w:ascii="Consolas" w:hAnsi="Consolas" w:eastAsia="Consolas" w:cs="Consolas"/>
-          <w:noProof w:val="0"/>
           <w:sz w:val="24"/>
           <w:szCs w:val="24"/>
           <w:lang w:val="bg-BG"/>
@@ -1832,7 +1641,6 @@
       <w:r>
         <w:rPr>
           <w:rFonts w:ascii="Times New Roman" w:hAnsi="Times New Roman" w:eastAsia="Times New Roman" w:cs="Times New Roman"/>
-          <w:noProof w:val="0"/>
           <w:sz w:val="24"/>
           <w:szCs w:val="24"/>
           <w:lang w:val="bg-BG"/>
@@ -1842,7 +1650,6 @@
       <w:r>
         <w:rPr>
           <w:rFonts w:ascii="Consolas" w:hAnsi="Consolas" w:eastAsia="Consolas" w:cs="Consolas"/>
-          <w:noProof w:val="0"/>
           <w:sz w:val="24"/>
           <w:szCs w:val="24"/>
           <w:lang w:val="bg-BG"/>
@@ -1852,7 +1659,6 @@
       <w:r>
         <w:rPr>
           <w:rFonts w:ascii="Times New Roman" w:hAnsi="Times New Roman" w:eastAsia="Times New Roman" w:cs="Times New Roman"/>
-          <w:noProof w:val="0"/>
           <w:sz w:val="24"/>
           <w:szCs w:val="24"/>
           <w:lang w:val="bg-BG"/>
@@ -1862,7 +1668,6 @@
       <w:r>
         <w:rPr>
           <w:rFonts w:ascii="Consolas" w:hAnsi="Consolas" w:eastAsia="Consolas" w:cs="Consolas"/>
-          <w:noProof w:val="0"/>
           <w:sz w:val="24"/>
           <w:szCs w:val="24"/>
           <w:lang w:val="bg-BG"/>
@@ -1872,7 +1677,6 @@
       <w:r>
         <w:rPr>
           <w:rFonts w:ascii="Times New Roman" w:hAnsi="Times New Roman" w:eastAsia="Times New Roman" w:cs="Times New Roman"/>
-          <w:noProof w:val="0"/>
           <w:sz w:val="24"/>
           <w:szCs w:val="24"/>
           <w:lang w:val="bg-BG"/>
@@ -1882,7 +1686,6 @@
       <w:r>
         <w:rPr>
           <w:rFonts w:ascii="Consolas" w:hAnsi="Consolas" w:eastAsia="Consolas" w:cs="Consolas"/>
-          <w:noProof w:val="0"/>
           <w:sz w:val="24"/>
           <w:szCs w:val="24"/>
           <w:lang w:val="bg-BG"/>
@@ -1892,7 +1695,6 @@
       <w:r>
         <w:rPr>
           <w:rFonts w:ascii="Times New Roman" w:hAnsi="Times New Roman" w:eastAsia="Times New Roman" w:cs="Times New Roman"/>
-          <w:noProof w:val="0"/>
           <w:sz w:val="24"/>
           <w:szCs w:val="24"/>
           <w:lang w:val="bg-BG"/>
@@ -1902,7 +1704,6 @@
       <w:r>
         <w:rPr>
           <w:rFonts w:ascii="Consolas" w:hAnsi="Consolas" w:eastAsia="Consolas" w:cs="Consolas"/>
-          <w:noProof w:val="0"/>
           <w:sz w:val="24"/>
           <w:szCs w:val="24"/>
           <w:lang w:val="bg-BG"/>
@@ -1912,7 +1713,6 @@
       <w:r>
         <w:rPr>
           <w:rFonts w:ascii="Times New Roman" w:hAnsi="Times New Roman" w:eastAsia="Times New Roman" w:cs="Times New Roman"/>
-          <w:noProof w:val="0"/>
           <w:sz w:val="24"/>
           <w:szCs w:val="24"/>
           <w:lang w:val="bg-BG"/>
@@ -1922,21 +1722,19 @@
     </w:p>
     <w:p>
       <w:pPr>
-        <w:pStyle w:val="a9"/>
+        <w:pStyle w:val="ListParagraph"/>
         <w:numPr>
           <w:ilvl w:val="0"/>
-          <w:numId w:val="13"/>
+          <w:numId w:val="3"/>
         </w:numPr>
-        <w:spacing w:before="0" w:beforeAutospacing="off" w:after="0" w:afterAutospacing="off"/>
+        <w:spacing w:after="0"/>
         <w:jc w:val="both"/>
-        <w:rPr/>
       </w:pPr>
       <w:r>
         <w:rPr>
           <w:rFonts w:ascii="Times New Roman" w:hAnsi="Times New Roman" w:eastAsia="Times New Roman" w:cs="Times New Roman"/>
-          <w:b w:val="1"/>
-          <w:bCs w:val="1"/>
-          <w:noProof w:val="0"/>
+          <w:b/>
+          <w:bCs/>
           <w:sz w:val="24"/>
           <w:szCs w:val="24"/>
           <w:lang w:val="bg-BG"/>
@@ -1946,7 +1744,6 @@
       <w:r>
         <w:rPr>
           <w:rFonts w:ascii="Times New Roman" w:hAnsi="Times New Roman" w:eastAsia="Times New Roman" w:cs="Times New Roman"/>
-          <w:noProof w:val="0"/>
           <w:sz w:val="24"/>
           <w:szCs w:val="24"/>
           <w:lang w:val="bg-BG"/>
@@ -1956,7 +1753,6 @@
       <w:r>
         <w:rPr>
           <w:rFonts w:ascii="Consolas" w:hAnsi="Consolas" w:eastAsia="Consolas" w:cs="Consolas"/>
-          <w:noProof w:val="0"/>
           <w:sz w:val="24"/>
           <w:szCs w:val="24"/>
           <w:lang w:val="bg-BG"/>
@@ -1966,7 +1762,6 @@
       <w:r>
         <w:rPr>
           <w:rFonts w:ascii="Times New Roman" w:hAnsi="Times New Roman" w:eastAsia="Times New Roman" w:cs="Times New Roman"/>
-          <w:noProof w:val="0"/>
           <w:sz w:val="24"/>
           <w:szCs w:val="24"/>
           <w:lang w:val="bg-BG"/>
@@ -1976,7 +1771,6 @@
       <w:r>
         <w:rPr>
           <w:rFonts w:ascii="Consolas" w:hAnsi="Consolas" w:eastAsia="Consolas" w:cs="Consolas"/>
-          <w:noProof w:val="0"/>
           <w:sz w:val="24"/>
           <w:szCs w:val="24"/>
           <w:lang w:val="bg-BG"/>
@@ -1986,7 +1780,6 @@
       <w:r>
         <w:rPr>
           <w:rFonts w:ascii="Times New Roman" w:hAnsi="Times New Roman" w:eastAsia="Times New Roman" w:cs="Times New Roman"/>
-          <w:noProof w:val="0"/>
           <w:sz w:val="24"/>
           <w:szCs w:val="24"/>
           <w:lang w:val="bg-BG"/>
@@ -1996,7 +1789,6 @@
       <w:r>
         <w:rPr>
           <w:rFonts w:ascii="Consolas" w:hAnsi="Consolas" w:eastAsia="Consolas" w:cs="Consolas"/>
-          <w:noProof w:val="0"/>
           <w:sz w:val="24"/>
           <w:szCs w:val="24"/>
           <w:lang w:val="bg-BG"/>
@@ -2006,7 +1798,6 @@
       <w:r>
         <w:rPr>
           <w:rFonts w:ascii="Times New Roman" w:hAnsi="Times New Roman" w:eastAsia="Times New Roman" w:cs="Times New Roman"/>
-          <w:noProof w:val="0"/>
           <w:sz w:val="24"/>
           <w:szCs w:val="24"/>
           <w:lang w:val="bg-BG"/>
@@ -2016,7 +1807,6 @@
       <w:r>
         <w:rPr>
           <w:rFonts w:ascii="Consolas" w:hAnsi="Consolas" w:eastAsia="Consolas" w:cs="Consolas"/>
-          <w:noProof w:val="0"/>
           <w:sz w:val="24"/>
           <w:szCs w:val="24"/>
           <w:lang w:val="bg-BG"/>
@@ -2026,7 +1816,6 @@
       <w:r>
         <w:rPr>
           <w:rFonts w:ascii="Times New Roman" w:hAnsi="Times New Roman" w:eastAsia="Times New Roman" w:cs="Times New Roman"/>
-          <w:noProof w:val="0"/>
           <w:sz w:val="24"/>
           <w:szCs w:val="24"/>
           <w:lang w:val="bg-BG"/>
@@ -2034,23 +1823,26 @@
         <w:t>).</w:t>
       </w:r>
       <w:r>
+        <w:rPr>
+          <w:noProof/>
+        </w:rPr>
         <w:drawing>
-          <wp:inline wp14:editId="17C25B47" wp14:anchorId="4F979025">
+          <wp:inline distT="0" distB="0" distL="0" distR="0" wp14:anchorId="4F979025" wp14:editId="17C25B47">
             <wp:extent cx="5753100" cy="3486150"/>
             <wp:effectExtent l="0" t="0" r="0" b="0"/>
             <wp:docPr id="1932884703" name="drawing"/>
             <wp:cNvGraphicFramePr>
-              <a:graphicFrameLocks noChangeAspect="1"/>
+              <a:graphicFrameLocks xmlns:a="http://schemas.openxmlformats.org/drawingml/2006/main" noChangeAspect="1"/>
             </wp:cNvGraphicFramePr>
-            <a:graphic>
-              <a:graphicData xmlns:a="http://schemas.openxmlformats.org/drawingml/2006/main" uri="http://schemas.openxmlformats.org/drawingml/2006/picture">
+            <a:graphic xmlns:a="http://schemas.openxmlformats.org/drawingml/2006/main">
+              <a:graphicData uri="http://schemas.openxmlformats.org/drawingml/2006/picture">
                 <pic:pic xmlns:pic="http://schemas.openxmlformats.org/drawingml/2006/picture">
                   <pic:nvPicPr>
                     <pic:cNvPr id="1932884703" name="Picture 1932884703"/>
                     <pic:cNvPicPr/>
                   </pic:nvPicPr>
                   <pic:blipFill>
-                    <a:blip xmlns:r="http://schemas.openxmlformats.org/officeDocument/2006/relationships" r:embed="rId1454781917">
+                    <a:blip r:embed="rId10">
                       <a:extLst>
                         <a:ext uri="{28A0092B-C50C-407E-A947-70E740481C1C}">
                           <a14:useLocalDpi xmlns:a14="http://schemas.microsoft.com/office/drawing/2010/main"/>
@@ -2081,11 +1873,9 @@
       <w:pPr>
         <w:jc w:val="both"/>
         <w:rPr>
-          <w:rFonts w:ascii="Times New Roman" w:hAnsi="Times New Roman" w:eastAsia="Times New Roman" w:cs="Times New Roman"/>
-          <w:noProof w:val="0"/>
-          <w:sz w:val="24"/>
-          <w:szCs w:val="24"/>
-          <w:lang w:val="bg-BG"/>
+          <w:rFonts w:ascii="Times New Roman" w:hAnsi="Times New Roman" w:eastAsia="Times New Roman"/>
+          <w:sz w:val="24"/>
+          <w:szCs w:val="24"/>
         </w:rPr>
       </w:pPr>
     </w:p>
@@ -2095,11 +1885,10 @@
         <w:jc w:val="both"/>
         <w:rPr>
           <w:rFonts w:ascii="Times New Roman" w:hAnsi="Times New Roman" w:eastAsia="Times New Roman" w:cs="Times New Roman"/>
-          <w:b w:val="1"/>
-          <w:bCs w:val="1"/>
+          <w:b/>
+          <w:bCs/>
           <w:i w:val="0"/>
           <w:iCs w:val="0"/>
-          <w:noProof w:val="0"/>
           <w:color w:val="auto"/>
           <w:sz w:val="24"/>
           <w:szCs w:val="24"/>
@@ -2109,11 +1898,10 @@
       <w:r>
         <w:rPr>
           <w:rFonts w:ascii="Times New Roman" w:hAnsi="Times New Roman" w:eastAsia="Times New Roman" w:cs="Times New Roman"/>
-          <w:b w:val="1"/>
-          <w:bCs w:val="1"/>
+          <w:b/>
+          <w:bCs/>
           <w:i w:val="0"/>
           <w:iCs w:val="0"/>
-          <w:noProof w:val="0"/>
           <w:color w:val="auto"/>
           <w:sz w:val="24"/>
           <w:szCs w:val="24"/>
@@ -2124,16 +1912,15 @@
     </w:p>
     <w:p>
       <w:pPr>
-        <w:pStyle w:val="a9"/>
+        <w:pStyle w:val="ListParagraph"/>
         <w:numPr>
           <w:ilvl w:val="0"/>
-          <w:numId w:val="14"/>
+          <w:numId w:val="2"/>
         </w:numPr>
-        <w:spacing w:before="0" w:beforeAutospacing="off" w:after="0" w:afterAutospacing="off"/>
+        <w:spacing w:after="0"/>
         <w:jc w:val="both"/>
         <w:rPr>
           <w:rFonts w:ascii="Times New Roman" w:hAnsi="Times New Roman" w:eastAsia="Times New Roman" w:cs="Times New Roman"/>
-          <w:noProof w:val="0"/>
           <w:sz w:val="24"/>
           <w:szCs w:val="24"/>
           <w:lang w:val="bg-BG"/>
@@ -2142,9 +1929,8 @@
       <w:r>
         <w:rPr>
           <w:rFonts w:ascii="Times New Roman" w:hAnsi="Times New Roman" w:eastAsia="Times New Roman" w:cs="Times New Roman"/>
-          <w:b w:val="1"/>
-          <w:bCs w:val="1"/>
-          <w:noProof w:val="0"/>
+          <w:b/>
+          <w:bCs/>
           <w:sz w:val="24"/>
           <w:szCs w:val="24"/>
           <w:lang w:val="bg-BG"/>
@@ -2154,7 +1940,6 @@
       <w:r>
         <w:rPr>
           <w:rFonts w:ascii="Times New Roman" w:hAnsi="Times New Roman" w:eastAsia="Times New Roman" w:cs="Times New Roman"/>
-          <w:noProof w:val="0"/>
           <w:sz w:val="24"/>
           <w:szCs w:val="24"/>
           <w:lang w:val="bg-BG"/>
@@ -2164,16 +1949,15 @@
     </w:p>
     <w:p>
       <w:pPr>
-        <w:pStyle w:val="a9"/>
+        <w:pStyle w:val="ListParagraph"/>
         <w:numPr>
           <w:ilvl w:val="0"/>
-          <w:numId w:val="14"/>
+          <w:numId w:val="2"/>
         </w:numPr>
-        <w:spacing w:before="0" w:beforeAutospacing="off" w:after="0" w:afterAutospacing="off"/>
+        <w:spacing w:after="0"/>
         <w:jc w:val="both"/>
         <w:rPr>
           <w:rFonts w:ascii="Times New Roman" w:hAnsi="Times New Roman" w:eastAsia="Times New Roman" w:cs="Times New Roman"/>
-          <w:noProof w:val="0"/>
           <w:sz w:val="24"/>
           <w:szCs w:val="24"/>
           <w:lang w:val="bg-BG"/>
@@ -2182,9 +1966,8 @@
       <w:r>
         <w:rPr>
           <w:rFonts w:ascii="Times New Roman" w:hAnsi="Times New Roman" w:eastAsia="Times New Roman" w:cs="Times New Roman"/>
-          <w:b w:val="1"/>
-          <w:bCs w:val="1"/>
-          <w:noProof w:val="0"/>
+          <w:b/>
+          <w:bCs/>
           <w:sz w:val="24"/>
           <w:szCs w:val="24"/>
           <w:lang w:val="bg-BG"/>
@@ -2194,7 +1977,6 @@
       <w:r>
         <w:rPr>
           <w:rFonts w:ascii="Times New Roman" w:hAnsi="Times New Roman" w:eastAsia="Times New Roman" w:cs="Times New Roman"/>
-          <w:noProof w:val="0"/>
           <w:sz w:val="24"/>
           <w:szCs w:val="24"/>
           <w:lang w:val="bg-BG"/>
@@ -2204,16 +1986,15 @@
     </w:p>
     <w:p>
       <w:pPr>
-        <w:pStyle w:val="a9"/>
+        <w:pStyle w:val="ListParagraph"/>
         <w:numPr>
           <w:ilvl w:val="0"/>
-          <w:numId w:val="14"/>
+          <w:numId w:val="2"/>
         </w:numPr>
-        <w:spacing w:before="0" w:beforeAutospacing="off" w:after="0" w:afterAutospacing="off"/>
+        <w:spacing w:after="0"/>
         <w:jc w:val="both"/>
         <w:rPr>
           <w:rFonts w:ascii="Times New Roman" w:hAnsi="Times New Roman" w:eastAsia="Times New Roman" w:cs="Times New Roman"/>
-          <w:noProof w:val="0"/>
           <w:sz w:val="24"/>
           <w:szCs w:val="24"/>
           <w:lang w:val="bg-BG"/>
@@ -2222,9 +2003,8 @@
       <w:r>
         <w:rPr>
           <w:rFonts w:ascii="Times New Roman" w:hAnsi="Times New Roman" w:eastAsia="Times New Roman" w:cs="Times New Roman"/>
-          <w:b w:val="1"/>
-          <w:bCs w:val="1"/>
-          <w:noProof w:val="0"/>
+          <w:b/>
+          <w:bCs/>
           <w:sz w:val="24"/>
           <w:szCs w:val="24"/>
           <w:lang w:val="bg-BG"/>
@@ -2234,7 +2014,6 @@
       <w:r>
         <w:rPr>
           <w:rFonts w:ascii="Times New Roman" w:hAnsi="Times New Roman" w:eastAsia="Times New Roman" w:cs="Times New Roman"/>
-          <w:noProof w:val="0"/>
           <w:sz w:val="24"/>
           <w:szCs w:val="24"/>
           <w:lang w:val="bg-BG"/>
@@ -2244,16 +2023,15 @@
     </w:p>
     <w:p>
       <w:pPr>
-        <w:pStyle w:val="a9"/>
+        <w:pStyle w:val="ListParagraph"/>
         <w:numPr>
           <w:ilvl w:val="0"/>
-          <w:numId w:val="14"/>
+          <w:numId w:val="2"/>
         </w:numPr>
-        <w:spacing w:before="0" w:beforeAutospacing="off" w:after="0" w:afterAutospacing="off"/>
+        <w:spacing w:after="0"/>
         <w:jc w:val="both"/>
         <w:rPr>
           <w:rFonts w:ascii="Times New Roman" w:hAnsi="Times New Roman" w:eastAsia="Times New Roman" w:cs="Times New Roman"/>
-          <w:noProof w:val="0"/>
           <w:sz w:val="24"/>
           <w:szCs w:val="24"/>
           <w:lang w:val="bg-BG"/>
@@ -2262,9 +2040,8 @@
       <w:r>
         <w:rPr>
           <w:rFonts w:ascii="Times New Roman" w:hAnsi="Times New Roman" w:eastAsia="Times New Roman" w:cs="Times New Roman"/>
-          <w:b w:val="1"/>
-          <w:bCs w:val="1"/>
-          <w:noProof w:val="0"/>
+          <w:b/>
+          <w:bCs/>
           <w:sz w:val="24"/>
           <w:szCs w:val="24"/>
           <w:lang w:val="bg-BG"/>
@@ -2274,7 +2051,6 @@
       <w:r>
         <w:rPr>
           <w:rFonts w:ascii="Times New Roman" w:hAnsi="Times New Roman" w:eastAsia="Times New Roman" w:cs="Times New Roman"/>
-          <w:noProof w:val="0"/>
           <w:sz w:val="24"/>
           <w:szCs w:val="24"/>
           <w:lang w:val="bg-BG"/>
@@ -2284,9 +2060,8 @@
       <w:r>
         <w:rPr>
           <w:rFonts w:ascii="Times New Roman" w:hAnsi="Times New Roman" w:eastAsia="Times New Roman" w:cs="Times New Roman"/>
-          <w:i w:val="1"/>
-          <w:iCs w:val="1"/>
-          <w:noProof w:val="0"/>
+          <w:i/>
+          <w:iCs/>
           <w:sz w:val="24"/>
           <w:szCs w:val="24"/>
           <w:lang w:val="bg-BG"/>
@@ -2296,35 +2071,12 @@
       <w:r>
         <w:rPr>
           <w:rFonts w:ascii="Times New Roman" w:hAnsi="Times New Roman" w:eastAsia="Times New Roman" w:cs="Times New Roman"/>
-          <w:noProof w:val="0"/>
           <w:sz w:val="24"/>
           <w:szCs w:val="24"/>
           <w:lang w:val="bg-BG"/>
         </w:rPr>
         <w:t>. Ако цъкнеш „Да“, я трие завинаги.</w:t>
       </w:r>
-    </w:p>
-    <w:p>
-      <w:pPr>
-        <w:pBdr>
-          <w:top w:val="nil" w:color="FF000000" w:sz="0" w:space="0"/>
-          <w:left w:val="nil" w:color="FF000000" w:sz="0" w:space="0"/>
-          <w:bottom w:val="nil" w:color="FF000000" w:sz="0" w:space="0"/>
-          <w:right w:val="nil" w:color="FF000000" w:sz="0" w:space="0"/>
-          <w:between w:val="nil" w:color="FF000000" w:sz="0" w:space="0"/>
-        </w:pBdr>
-        <w:spacing w:before="120" w:line="240" w:lineRule="auto"/>
-        <w:ind w:left="1" w:hanging="3"/>
-        <w:jc w:val="both"/>
-        <w:rPr>
-          <w:rFonts w:ascii="Times New Roman" w:hAnsi="Times New Roman" w:eastAsia="Tahoma"/>
-          <w:b w:val="1"/>
-          <w:bCs w:val="1"/>
-          <w:color w:val="000000" w:themeColor="text1" w:themeTint="FF" w:themeShade="FF"/>
-          <w:sz w:val="24"/>
-          <w:szCs w:val="24"/>
-        </w:rPr>
-      </w:pPr>
     </w:p>
     <w:p>
       <w:pPr>
@@ -2341,6 +2093,28 @@
         <w:rPr>
           <w:rFonts w:ascii="Times New Roman" w:hAnsi="Times New Roman" w:eastAsia="Tahoma"/>
           <w:b/>
+          <w:bCs/>
+          <w:color w:val="000000" w:themeColor="text1"/>
+          <w:sz w:val="24"/>
+          <w:szCs w:val="24"/>
+        </w:rPr>
+      </w:pPr>
+    </w:p>
+    <w:p>
+      <w:pPr>
+        <w:pBdr>
+          <w:top w:val="nil"/>
+          <w:left w:val="nil"/>
+          <w:bottom w:val="nil"/>
+          <w:right w:val="nil"/>
+          <w:between w:val="nil"/>
+        </w:pBdr>
+        <w:spacing w:before="120" w:line="240" w:lineRule="auto"/>
+        <w:ind w:left="1" w:hanging="3"/>
+        <w:jc w:val="both"/>
+        <w:rPr>
+          <w:rFonts w:ascii="Times New Roman" w:hAnsi="Times New Roman" w:eastAsia="Tahoma"/>
+          <w:b/>
           <w:color w:val="000000"/>
           <w:sz w:val="24"/>
           <w:szCs w:val="24"/>
@@ -2385,7 +2159,6 @@
           <w:sz w:val="32"/>
           <w:szCs w:val="32"/>
         </w:rPr>
-        <w:lastRenderedPageBreak/>
         <w:t>ГЛАВА 3.</w:t>
       </w:r>
     </w:p>
@@ -2401,8 +2174,8 @@
       </w:pPr>
       <w:r>
         <w:rPr>
-          <w:b w:val="1"/>
-          <w:bCs w:val="1"/>
+          <w:b/>
+          <w:bCs/>
           <w:sz w:val="32"/>
           <w:szCs w:val="32"/>
         </w:rPr>
@@ -2420,9 +2193,8 @@
         <w:textAlignment w:val="baseline"/>
         <w:rPr>
           <w:rFonts w:ascii="Times New Roman" w:hAnsi="Times New Roman" w:eastAsia="Times New Roman" w:cs="Times New Roman"/>
-          <w:b w:val="1"/>
-          <w:bCs w:val="1"/>
-          <w:noProof w:val="0"/>
+          <w:b/>
+          <w:bCs/>
           <w:color w:val="auto"/>
           <w:sz w:val="24"/>
           <w:szCs w:val="24"/>
@@ -2432,9 +2204,8 @@
       <w:r>
         <w:rPr>
           <w:rFonts w:ascii="Times New Roman" w:hAnsi="Times New Roman" w:eastAsia="Times New Roman" w:cs="Times New Roman"/>
-          <w:b w:val="1"/>
-          <w:bCs w:val="1"/>
-          <w:noProof w:val="0"/>
+          <w:b/>
+          <w:bCs/>
           <w:color w:val="auto"/>
           <w:sz w:val="24"/>
           <w:szCs w:val="24"/>
@@ -2454,33 +2225,27 @@
       </w:pPr>
       <w:r>
         <w:rPr>
-          <w:rFonts w:ascii="Times New Roman" w:hAnsi="Times New Roman" w:eastAsia="Times New Roman" w:cs="Times New Roman"/>
-          <w:noProof w:val="0"/>
-          <w:sz w:val="24"/>
-          <w:szCs w:val="24"/>
-          <w:lang w:val="bg-BG"/>
+          <w:rFonts w:ascii="Times New Roman" w:hAnsi="Times New Roman" w:eastAsia="Times New Roman"/>
+          <w:sz w:val="24"/>
+          <w:szCs w:val="24"/>
         </w:rPr>
         <w:t xml:space="preserve">За да работи програмата ни и да не си губи данните, когато я изключим, използваме </w:t>
       </w:r>
       <w:r>
         <w:rPr>
-          <w:rFonts w:ascii="Times New Roman" w:hAnsi="Times New Roman" w:eastAsia="Times New Roman" w:cs="Times New Roman"/>
-          <w:b w:val="1"/>
-          <w:bCs w:val="1"/>
-          <w:noProof w:val="0"/>
-          <w:sz w:val="24"/>
-          <w:szCs w:val="24"/>
-          <w:lang w:val="bg-BG"/>
+          <w:rFonts w:ascii="Times New Roman" w:hAnsi="Times New Roman" w:eastAsia="Times New Roman"/>
+          <w:b/>
+          <w:bCs/>
+          <w:sz w:val="24"/>
+          <w:szCs w:val="24"/>
         </w:rPr>
         <w:t>база данни (MS SQL Server)</w:t>
       </w:r>
       <w:r>
         <w:rPr>
-          <w:rFonts w:ascii="Times New Roman" w:hAnsi="Times New Roman" w:eastAsia="Times New Roman" w:cs="Times New Roman"/>
-          <w:noProof w:val="0"/>
-          <w:sz w:val="24"/>
-          <w:szCs w:val="24"/>
-          <w:lang w:val="bg-BG"/>
+          <w:rFonts w:ascii="Times New Roman" w:hAnsi="Times New Roman" w:eastAsia="Times New Roman"/>
+          <w:sz w:val="24"/>
+          <w:szCs w:val="24"/>
         </w:rPr>
         <w:t>.</w:t>
       </w:r>
@@ -2496,33 +2261,27 @@
       </w:pPr>
       <w:r>
         <w:rPr>
-          <w:rFonts w:ascii="Times New Roman" w:hAnsi="Times New Roman" w:eastAsia="Times New Roman" w:cs="Times New Roman"/>
-          <w:noProof w:val="0"/>
-          <w:sz w:val="24"/>
-          <w:szCs w:val="24"/>
-          <w:lang w:val="bg-BG"/>
+          <w:rFonts w:ascii="Times New Roman" w:hAnsi="Times New Roman" w:eastAsia="Times New Roman"/>
+          <w:sz w:val="24"/>
+          <w:szCs w:val="24"/>
         </w:rPr>
         <w:t xml:space="preserve">Връзката между самата програма и базата данни е направена чрез технологията </w:t>
       </w:r>
       <w:r>
         <w:rPr>
-          <w:rFonts w:ascii="Times New Roman" w:hAnsi="Times New Roman" w:eastAsia="Times New Roman" w:cs="Times New Roman"/>
-          <w:b w:val="1"/>
-          <w:bCs w:val="1"/>
-          <w:noProof w:val="0"/>
-          <w:sz w:val="24"/>
-          <w:szCs w:val="24"/>
-          <w:lang w:val="bg-BG"/>
+          <w:rFonts w:ascii="Times New Roman" w:hAnsi="Times New Roman" w:eastAsia="Times New Roman"/>
+          <w:b/>
+          <w:bCs/>
+          <w:sz w:val="24"/>
+          <w:szCs w:val="24"/>
         </w:rPr>
         <w:t>ADO.NET</w:t>
       </w:r>
       <w:r>
         <w:rPr>
-          <w:rFonts w:ascii="Times New Roman" w:hAnsi="Times New Roman" w:eastAsia="Times New Roman" w:cs="Times New Roman"/>
-          <w:noProof w:val="0"/>
-          <w:sz w:val="24"/>
-          <w:szCs w:val="24"/>
-          <w:lang w:val="bg-BG"/>
+          <w:rFonts w:ascii="Times New Roman" w:hAnsi="Times New Roman" w:eastAsia="Times New Roman"/>
+          <w:sz w:val="24"/>
+          <w:szCs w:val="24"/>
         </w:rPr>
         <w:t>. Това е най-чистият и прост начин – програмата отваря "тунел" (връзка) към базата данни, праща ѝ обикновена SQL команда (текст) и базата данни веднага изпълнява командата или ни връща резултат.</w:t>
       </w:r>
@@ -2538,51 +2297,41 @@
       </w:pPr>
       <w:r>
         <w:rPr>
-          <w:rFonts w:ascii="Times New Roman" w:hAnsi="Times New Roman" w:eastAsia="Times New Roman" w:cs="Times New Roman"/>
-          <w:noProof w:val="0"/>
-          <w:sz w:val="24"/>
-          <w:szCs w:val="24"/>
-          <w:lang w:val="bg-BG"/>
+          <w:rFonts w:ascii="Times New Roman" w:hAnsi="Times New Roman" w:eastAsia="Times New Roman"/>
+          <w:sz w:val="24"/>
+          <w:szCs w:val="24"/>
         </w:rPr>
         <w:t xml:space="preserve">Всичко се пази на твоя компютър в база данни, наречена </w:t>
       </w:r>
       <w:r>
         <w:rPr>
           <w:rFonts w:ascii="Consolas" w:hAnsi="Consolas" w:eastAsia="Consolas" w:cs="Consolas"/>
-          <w:noProof w:val="0"/>
-          <w:sz w:val="24"/>
-          <w:szCs w:val="24"/>
-          <w:lang w:val="bg-BG"/>
+          <w:sz w:val="24"/>
+          <w:szCs w:val="24"/>
         </w:rPr>
         <w:t>ParcelContext</w:t>
       </w:r>
       <w:r>
         <w:rPr>
-          <w:rFonts w:ascii="Times New Roman" w:hAnsi="Times New Roman" w:eastAsia="Times New Roman" w:cs="Times New Roman"/>
-          <w:noProof w:val="0"/>
-          <w:sz w:val="24"/>
-          <w:szCs w:val="24"/>
-          <w:lang w:val="bg-BG"/>
+          <w:rFonts w:ascii="Times New Roman" w:hAnsi="Times New Roman" w:eastAsia="Times New Roman"/>
+          <w:sz w:val="24"/>
+          <w:szCs w:val="24"/>
         </w:rPr>
         <w:t>. Връзката е защитена чрез Windows паролата ти (</w:t>
       </w:r>
       <w:r>
         <w:rPr>
           <w:rFonts w:ascii="Consolas" w:hAnsi="Consolas" w:eastAsia="Consolas" w:cs="Consolas"/>
-          <w:noProof w:val="0"/>
-          <w:sz w:val="24"/>
-          <w:szCs w:val="24"/>
-          <w:lang w:val="bg-BG"/>
+          <w:sz w:val="24"/>
+          <w:szCs w:val="24"/>
         </w:rPr>
         <w:t>Integrated Security=true</w:t>
       </w:r>
       <w:r>
         <w:rPr>
-          <w:rFonts w:ascii="Times New Roman" w:hAnsi="Times New Roman" w:eastAsia="Times New Roman" w:cs="Times New Roman"/>
-          <w:noProof w:val="0"/>
-          <w:sz w:val="24"/>
-          <w:szCs w:val="24"/>
-          <w:lang w:val="bg-BG"/>
+          <w:rFonts w:ascii="Times New Roman" w:hAnsi="Times New Roman" w:eastAsia="Times New Roman"/>
+          <w:sz w:val="24"/>
+          <w:szCs w:val="24"/>
         </w:rPr>
         <w:t>), така че не се налага да пишем тайни пароли в самия код.</w:t>
       </w:r>
@@ -2598,7 +2347,6 @@
         <w:textAlignment w:val="baseline"/>
         <w:rPr>
           <w:rFonts w:ascii="Times New Roman" w:hAnsi="Times New Roman" w:eastAsia="Times New Roman" w:cs="Times New Roman"/>
-          <w:noProof w:val="0"/>
           <w:color w:val="auto"/>
           <w:sz w:val="24"/>
           <w:szCs w:val="24"/>
@@ -2608,56 +2356,21 @@
       <w:r>
         <w:rPr>
           <w:rFonts w:ascii="Times New Roman" w:hAnsi="Times New Roman" w:eastAsia="Times New Roman" w:cs="Times New Roman"/>
-          <w:noProof w:val="0"/>
           <w:color w:val="auto"/>
           <w:sz w:val="24"/>
           <w:szCs w:val="24"/>
           <w:lang w:val="bg-BG"/>
         </w:rPr>
-        <w:t xml:space="preserve">3.2 Как работи всеки метод </w:t>
-      </w:r>
-      <w:r>
-        <w:rPr>
-          <w:rFonts w:ascii="Times New Roman" w:hAnsi="Times New Roman" w:eastAsia="Times New Roman" w:cs="Times New Roman"/>
-          <w:noProof w:val="0"/>
-          <w:color w:val="auto"/>
-          <w:sz w:val="24"/>
-          <w:szCs w:val="24"/>
-          <w:lang w:val="bg-BG"/>
-        </w:rPr>
-        <w:t xml:space="preserve">Клас </w:t>
-      </w:r>
-      <w:r>
-        <w:rPr>
-          <w:rFonts w:ascii="Times New Roman" w:hAnsi="Times New Roman" w:eastAsia="Times New Roman" w:cs="Times New Roman"/>
-          <w:noProof w:val="0"/>
-          <w:color w:val="auto"/>
-          <w:sz w:val="24"/>
-          <w:szCs w:val="24"/>
-          <w:lang w:val="bg-BG"/>
-        </w:rPr>
-        <w:t>ParcelLogic</w:t>
-      </w:r>
-      <w:r>
-        <w:rPr>
-          <w:rFonts w:ascii="Times New Roman" w:hAnsi="Times New Roman" w:eastAsia="Times New Roman" w:cs="Times New Roman"/>
-          <w:noProof w:val="0"/>
-          <w:color w:val="auto"/>
-          <w:sz w:val="24"/>
-          <w:szCs w:val="24"/>
-          <w:lang w:val="bg-BG"/>
-        </w:rPr>
-        <w:t xml:space="preserve"> </w:t>
-      </w:r>
-    </w:p>
-    <w:p>
-      <w:pPr>
-        <w:pStyle w:val="a"/>
+        <w:t xml:space="preserve">3.2 Как работи всеки метод Клас ParcelLogic </w:t>
+      </w:r>
+    </w:p>
+    <w:p>
+      <w:pPr>
         <w:pBdr>
-          <w:top w:val="single" w:color="FF000000" w:sz="4" w:space="4"/>
-          <w:left w:val="single" w:color="FF000000" w:sz="4" w:space="4"/>
-          <w:bottom w:val="single" w:color="FF000000" w:sz="4" w:space="4"/>
-          <w:right w:val="single" w:color="FF000000" w:sz="4" w:space="4"/>
+          <w:top w:val="single" w:color="auto" w:sz="4" w:space="4"/>
+          <w:left w:val="single" w:color="auto" w:sz="4" w:space="4"/>
+          <w:bottom w:val="single" w:color="auto" w:sz="4" w:space="4"/>
+          <w:right w:val="single" w:color="auto" w:sz="4" w:space="4"/>
         </w:pBdr>
         <w:overflowPunct w:val="0"/>
         <w:autoSpaceDE w:val="0"/>
@@ -2667,10 +2380,7 @@
       </w:pPr>
       <w:r>
         <w:rPr>
-          <w:rFonts w:ascii="Calibri" w:hAnsi="Calibri" w:eastAsia="Calibri" w:cs="Calibri"/>
-          <w:noProof w:val="0"/>
-          <w:sz w:val="22"/>
-          <w:szCs w:val="22"/>
+          <w:rFonts w:cs="Calibri"/>
           <w:lang w:val="en-US"/>
         </w:rPr>
         <w:t xml:space="preserve">private SqlConnection GetConnection() </w:t>
@@ -2678,12 +2388,11 @@
     </w:p>
     <w:p>
       <w:pPr>
-        <w:pStyle w:val="a"/>
         <w:pBdr>
-          <w:top w:val="single" w:color="FF000000" w:sz="4" w:space="4"/>
-          <w:left w:val="single" w:color="FF000000" w:sz="4" w:space="4"/>
-          <w:bottom w:val="single" w:color="FF000000" w:sz="4" w:space="4"/>
-          <w:right w:val="single" w:color="FF000000" w:sz="4" w:space="4"/>
+          <w:top w:val="single" w:color="auto" w:sz="4" w:space="4"/>
+          <w:left w:val="single" w:color="auto" w:sz="4" w:space="4"/>
+          <w:bottom w:val="single" w:color="auto" w:sz="4" w:space="4"/>
+          <w:right w:val="single" w:color="auto" w:sz="4" w:space="4"/>
         </w:pBdr>
         <w:overflowPunct w:val="0"/>
         <w:autoSpaceDE w:val="0"/>
@@ -2693,10 +2402,7 @@
       </w:pPr>
       <w:r>
         <w:rPr>
-          <w:rFonts w:ascii="Calibri" w:hAnsi="Calibri" w:eastAsia="Calibri" w:cs="Calibri"/>
-          <w:noProof w:val="0"/>
-          <w:sz w:val="22"/>
-          <w:szCs w:val="22"/>
+          <w:rFonts w:cs="Calibri"/>
           <w:lang w:val="en-US"/>
         </w:rPr>
         <w:t xml:space="preserve">{ </w:t>
@@ -2704,12 +2410,11 @@
     </w:p>
     <w:p>
       <w:pPr>
-        <w:pStyle w:val="a"/>
         <w:pBdr>
-          <w:top w:val="single" w:color="FF000000" w:sz="4" w:space="4"/>
-          <w:left w:val="single" w:color="FF000000" w:sz="4" w:space="4"/>
-          <w:bottom w:val="single" w:color="FF000000" w:sz="4" w:space="4"/>
-          <w:right w:val="single" w:color="FF000000" w:sz="4" w:space="4"/>
+          <w:top w:val="single" w:color="auto" w:sz="4" w:space="4"/>
+          <w:left w:val="single" w:color="auto" w:sz="4" w:space="4"/>
+          <w:bottom w:val="single" w:color="auto" w:sz="4" w:space="4"/>
+          <w:right w:val="single" w:color="auto" w:sz="4" w:space="4"/>
         </w:pBdr>
         <w:overflowPunct w:val="0"/>
         <w:autoSpaceDE w:val="0"/>
@@ -2719,63 +2424,19 @@
       </w:pPr>
       <w:r>
         <w:rPr>
-          <w:rFonts w:ascii="Calibri" w:hAnsi="Calibri" w:eastAsia="Calibri" w:cs="Calibri"/>
-          <w:noProof w:val="0"/>
-          <w:sz w:val="22"/>
-          <w:szCs w:val="22"/>
+          <w:rFonts w:cs="Calibri"/>
           <w:lang w:val="en-US"/>
         </w:rPr>
-        <w:t xml:space="preserve">       return new </w:t>
-      </w:r>
-      <w:r>
-        <w:rPr>
-          <w:rFonts w:ascii="Calibri" w:hAnsi="Calibri" w:eastAsia="Calibri" w:cs="Calibri"/>
-          <w:noProof w:val="0"/>
-          <w:sz w:val="22"/>
-          <w:szCs w:val="22"/>
-          <w:lang w:val="en-US"/>
-        </w:rPr>
-        <w:t>SqlConnection</w:t>
-      </w:r>
-      <w:r>
-        <w:rPr>
-          <w:rFonts w:ascii="Calibri" w:hAnsi="Calibri" w:eastAsia="Calibri" w:cs="Calibri"/>
-          <w:noProof w:val="0"/>
-          <w:sz w:val="22"/>
-          <w:szCs w:val="22"/>
-          <w:lang w:val="en-US"/>
-        </w:rPr>
-        <w:t>(</w:t>
-      </w:r>
-      <w:r>
-        <w:rPr>
-          <w:rFonts w:ascii="Calibri" w:hAnsi="Calibri" w:eastAsia="Calibri" w:cs="Calibri"/>
-          <w:noProof w:val="0"/>
-          <w:sz w:val="22"/>
-          <w:szCs w:val="22"/>
-          <w:lang w:val="en-US"/>
-        </w:rPr>
-        <w:t>connectionString</w:t>
-      </w:r>
-      <w:r>
-        <w:rPr>
-          <w:rFonts w:ascii="Calibri" w:hAnsi="Calibri" w:eastAsia="Calibri" w:cs="Calibri"/>
-          <w:noProof w:val="0"/>
-          <w:sz w:val="22"/>
-          <w:szCs w:val="22"/>
-          <w:lang w:val="en-US"/>
-        </w:rPr>
-        <w:t xml:space="preserve">); </w:t>
-      </w:r>
-    </w:p>
-    <w:p>
-      <w:pPr>
-        <w:pStyle w:val="a"/>
+        <w:t xml:space="preserve">       return new SqlConnection(connectionString); </w:t>
+      </w:r>
+    </w:p>
+    <w:p>
+      <w:pPr>
         <w:pBdr>
-          <w:top w:val="single" w:color="FF000000" w:sz="4" w:space="4"/>
-          <w:left w:val="single" w:color="FF000000" w:sz="4" w:space="4"/>
-          <w:bottom w:val="single" w:color="FF000000" w:sz="4" w:space="4"/>
-          <w:right w:val="single" w:color="FF000000" w:sz="4" w:space="4"/>
+          <w:top w:val="single" w:color="auto" w:sz="4" w:space="4"/>
+          <w:left w:val="single" w:color="auto" w:sz="4" w:space="4"/>
+          <w:bottom w:val="single" w:color="auto" w:sz="4" w:space="4"/>
+          <w:right w:val="single" w:color="auto" w:sz="4" w:space="4"/>
         </w:pBdr>
         <w:overflowPunct w:val="0"/>
         <w:autoSpaceDE w:val="0"/>
@@ -2785,10 +2446,7 @@
       </w:pPr>
       <w:r>
         <w:rPr>
-          <w:rFonts w:ascii="Calibri" w:hAnsi="Calibri" w:eastAsia="Calibri" w:cs="Calibri"/>
-          <w:noProof w:val="0"/>
-          <w:sz w:val="22"/>
-          <w:szCs w:val="22"/>
+          <w:rFonts w:cs="Calibri"/>
           <w:lang w:val="en-US"/>
         </w:rPr>
         <w:t>}</w:t>
@@ -2796,7 +2454,6 @@
     </w:p>
     <w:p>
       <w:pPr>
-        <w:pStyle w:val="a"/>
         <w:overflowPunct w:val="0"/>
         <w:autoSpaceDE w:val="0"/>
         <w:spacing w:before="120" w:after="0" w:line="240" w:lineRule="auto"/>
@@ -2806,18 +2463,15 @@
       </w:pPr>
       <w:r>
         <w:rPr>
-          <w:rFonts w:ascii="Times New Roman" w:hAnsi="Times New Roman" w:eastAsia="Times New Roman" w:cs="Times New Roman"/>
-          <w:noProof w:val="0"/>
-          <w:sz w:val="24"/>
-          <w:szCs w:val="24"/>
-          <w:lang w:val="bg-BG"/>
+          <w:rFonts w:ascii="Times New Roman" w:hAnsi="Times New Roman" w:eastAsia="Times New Roman"/>
+          <w:sz w:val="24"/>
+          <w:szCs w:val="24"/>
         </w:rPr>
         <w:t>Този метод просто създава връзката към базата данни. Всеки път, когато ни трябва да пишем или четем от базата, викаме този метод, за да ни даде "кабел", с който да се свържем.</w:t>
       </w:r>
     </w:p>
     <w:p>
       <w:pPr>
-        <w:pStyle w:val="a"/>
         <w:overflowPunct w:val="0"/>
         <w:autoSpaceDE w:val="0"/>
         <w:spacing w:before="120" w:after="0" w:line="240" w:lineRule="auto"/>
@@ -2825,17 +2479,14 @@
         <w:textDirection w:val="btLr"/>
         <w:textAlignment w:val="baseline"/>
         <w:rPr>
-          <w:rFonts w:ascii="Times New Roman" w:hAnsi="Times New Roman" w:eastAsia="Times New Roman" w:cs="Times New Roman"/>
-          <w:noProof w:val="0"/>
-          <w:sz w:val="24"/>
-          <w:szCs w:val="24"/>
-          <w:lang w:val="bg-BG"/>
-        </w:rPr>
-      </w:pPr>
-    </w:p>
-    <w:p>
-      <w:pPr>
-        <w:pStyle w:val="a"/>
+          <w:rFonts w:ascii="Times New Roman" w:hAnsi="Times New Roman" w:eastAsia="Times New Roman"/>
+          <w:sz w:val="24"/>
+          <w:szCs w:val="24"/>
+        </w:rPr>
+      </w:pPr>
+    </w:p>
+    <w:p>
+      <w:pPr>
         <w:overflowPunct w:val="0"/>
         <w:autoSpaceDE w:val="0"/>
         <w:spacing w:before="120" w:after="0" w:line="240" w:lineRule="auto"/>
@@ -2843,17 +2494,14 @@
         <w:textDirection w:val="btLr"/>
         <w:textAlignment w:val="baseline"/>
         <w:rPr>
-          <w:rFonts w:ascii="Times New Roman" w:hAnsi="Times New Roman" w:eastAsia="Times New Roman" w:cs="Times New Roman"/>
-          <w:noProof w:val="0"/>
-          <w:sz w:val="24"/>
-          <w:szCs w:val="24"/>
-          <w:lang w:val="bg-BG"/>
-        </w:rPr>
-      </w:pPr>
-    </w:p>
-    <w:p>
-      <w:pPr>
-        <w:pStyle w:val="a"/>
+          <w:rFonts w:ascii="Times New Roman" w:hAnsi="Times New Roman" w:eastAsia="Times New Roman"/>
+          <w:sz w:val="24"/>
+          <w:szCs w:val="24"/>
+        </w:rPr>
+      </w:pPr>
+    </w:p>
+    <w:p>
+      <w:pPr>
         <w:overflowPunct w:val="0"/>
         <w:autoSpaceDE w:val="0"/>
         <w:spacing w:before="120" w:after="0" w:line="240" w:lineRule="auto"/>
@@ -2861,17 +2509,14 @@
         <w:textDirection w:val="btLr"/>
         <w:textAlignment w:val="baseline"/>
         <w:rPr>
-          <w:rFonts w:ascii="Times New Roman" w:hAnsi="Times New Roman" w:eastAsia="Times New Roman" w:cs="Times New Roman"/>
-          <w:noProof w:val="0"/>
-          <w:sz w:val="24"/>
-          <w:szCs w:val="24"/>
-          <w:lang w:val="bg-BG"/>
-        </w:rPr>
-      </w:pPr>
-    </w:p>
-    <w:p>
-      <w:pPr>
-        <w:pStyle w:val="a"/>
+          <w:rFonts w:ascii="Times New Roman" w:hAnsi="Times New Roman" w:eastAsia="Times New Roman"/>
+          <w:sz w:val="24"/>
+          <w:szCs w:val="24"/>
+        </w:rPr>
+      </w:pPr>
+    </w:p>
+    <w:p>
+      <w:pPr>
         <w:overflowPunct w:val="0"/>
         <w:autoSpaceDE w:val="0"/>
         <w:spacing w:before="120" w:after="0" w:line="240" w:lineRule="auto"/>
@@ -2879,17 +2524,14 @@
         <w:textDirection w:val="btLr"/>
         <w:textAlignment w:val="baseline"/>
         <w:rPr>
-          <w:rFonts w:ascii="Times New Roman" w:hAnsi="Times New Roman" w:eastAsia="Times New Roman" w:cs="Times New Roman"/>
-          <w:noProof w:val="0"/>
-          <w:sz w:val="24"/>
-          <w:szCs w:val="24"/>
-          <w:lang w:val="bg-BG"/>
-        </w:rPr>
-      </w:pPr>
-    </w:p>
-    <w:p>
-      <w:pPr>
-        <w:pStyle w:val="a"/>
+          <w:rFonts w:ascii="Times New Roman" w:hAnsi="Times New Roman" w:eastAsia="Times New Roman"/>
+          <w:sz w:val="24"/>
+          <w:szCs w:val="24"/>
+        </w:rPr>
+      </w:pPr>
+    </w:p>
+    <w:p>
+      <w:pPr>
         <w:overflowPunct w:val="0"/>
         <w:autoSpaceDE w:val="0"/>
         <w:spacing w:before="120" w:after="0" w:line="240" w:lineRule="auto"/>
@@ -2897,17 +2539,14 @@
         <w:textDirection w:val="btLr"/>
         <w:textAlignment w:val="baseline"/>
         <w:rPr>
-          <w:rFonts w:ascii="Times New Roman" w:hAnsi="Times New Roman" w:eastAsia="Times New Roman" w:cs="Times New Roman"/>
-          <w:noProof w:val="0"/>
-          <w:sz w:val="24"/>
-          <w:szCs w:val="24"/>
-          <w:lang w:val="bg-BG"/>
-        </w:rPr>
-      </w:pPr>
-    </w:p>
-    <w:p>
-      <w:pPr>
-        <w:pStyle w:val="a"/>
+          <w:rFonts w:ascii="Times New Roman" w:hAnsi="Times New Roman" w:eastAsia="Times New Roman"/>
+          <w:sz w:val="24"/>
+          <w:szCs w:val="24"/>
+        </w:rPr>
+      </w:pPr>
+    </w:p>
+    <w:p>
+      <w:pPr>
         <w:overflowPunct w:val="0"/>
         <w:autoSpaceDE w:val="0"/>
         <w:spacing w:before="120" w:after="0" w:line="240" w:lineRule="auto"/>
@@ -2915,17 +2554,14 @@
         <w:textDirection w:val="btLr"/>
         <w:textAlignment w:val="baseline"/>
         <w:rPr>
-          <w:rFonts w:ascii="Times New Roman" w:hAnsi="Times New Roman" w:eastAsia="Times New Roman" w:cs="Times New Roman"/>
-          <w:noProof w:val="0"/>
-          <w:sz w:val="24"/>
-          <w:szCs w:val="24"/>
-          <w:lang w:val="bg-BG"/>
-        </w:rPr>
-      </w:pPr>
-    </w:p>
-    <w:p>
-      <w:pPr>
-        <w:pStyle w:val="a"/>
+          <w:rFonts w:ascii="Times New Roman" w:hAnsi="Times New Roman" w:eastAsia="Times New Roman"/>
+          <w:sz w:val="24"/>
+          <w:szCs w:val="24"/>
+        </w:rPr>
+      </w:pPr>
+    </w:p>
+    <w:p>
+      <w:pPr>
         <w:overflowPunct w:val="0"/>
         <w:autoSpaceDE w:val="0"/>
         <w:spacing w:before="120" w:after="0" w:line="240" w:lineRule="auto"/>
@@ -2933,17 +2569,14 @@
         <w:textDirection w:val="btLr"/>
         <w:textAlignment w:val="baseline"/>
         <w:rPr>
-          <w:rFonts w:ascii="Times New Roman" w:hAnsi="Times New Roman" w:eastAsia="Times New Roman" w:cs="Times New Roman"/>
-          <w:noProof w:val="0"/>
-          <w:sz w:val="24"/>
-          <w:szCs w:val="24"/>
-          <w:lang w:val="bg-BG"/>
-        </w:rPr>
-      </w:pPr>
-    </w:p>
-    <w:p>
-      <w:pPr>
-        <w:pStyle w:val="a"/>
+          <w:rFonts w:ascii="Times New Roman" w:hAnsi="Times New Roman" w:eastAsia="Times New Roman"/>
+          <w:sz w:val="24"/>
+          <w:szCs w:val="24"/>
+        </w:rPr>
+      </w:pPr>
+    </w:p>
+    <w:p>
+      <w:pPr>
         <w:overflowPunct w:val="0"/>
         <w:autoSpaceDE w:val="0"/>
         <w:spacing w:before="120" w:after="0" w:line="240" w:lineRule="auto"/>
@@ -2951,11 +2584,9 @@
         <w:textDirection w:val="btLr"/>
         <w:textAlignment w:val="baseline"/>
         <w:rPr>
-          <w:rFonts w:ascii="Times New Roman" w:hAnsi="Times New Roman" w:eastAsia="Times New Roman" w:cs="Times New Roman"/>
-          <w:noProof w:val="0"/>
-          <w:sz w:val="24"/>
-          <w:szCs w:val="24"/>
-          <w:lang w:val="bg-BG"/>
+          <w:rFonts w:ascii="Times New Roman" w:hAnsi="Times New Roman" w:eastAsia="Times New Roman"/>
+          <w:sz w:val="24"/>
+          <w:szCs w:val="24"/>
         </w:rPr>
       </w:pPr>
     </w:p>
@@ -2968,7 +2599,6 @@
         <w:textAlignment w:val="baseline"/>
       </w:pPr>
       <w:r>
-        <w:rPr/>
         <w:t>3.3 AddParcel</w:t>
       </w:r>
     </w:p>
@@ -2979,7 +2609,7 @@
         <w:tblLook w:val="06A0" w:firstRow="1" w:lastRow="0" w:firstColumn="1" w:lastColumn="0" w:noHBand="1" w:noVBand="1"/>
       </w:tblPr>
       <w:tblGrid>
-        <w:gridCol w:w="9405"/>
+        <w:gridCol w:w="9376"/>
       </w:tblGrid>
       <w:tr>
         <w:trPr>
@@ -2989,21 +2619,16 @@
           <w:tcPr>
             <w:tcW w:w="9405" w:type="dxa"/>
             <w:tcBorders>
-              <w:top w:val="single" w:color="000000" w:themeColor="text1" w:sz="12"/>
-              <w:left w:val="single" w:color="000000" w:themeColor="text1" w:sz="12"/>
-              <w:bottom w:val="single" w:color="000000" w:themeColor="text1" w:sz="12"/>
-              <w:right w:val="single" w:color="000000" w:themeColor="text1" w:sz="12"/>
+              <w:top w:val="single" w:color="000000" w:themeColor="text1" w:sz="12" w:space="0"/>
+              <w:left w:val="single" w:color="000000" w:themeColor="text1" w:sz="12" w:space="0"/>
+              <w:bottom w:val="single" w:color="000000" w:themeColor="text1" w:sz="12" w:space="0"/>
+              <w:right w:val="single" w:color="000000" w:themeColor="text1" w:sz="12" w:space="0"/>
             </w:tcBorders>
-            <w:tcMar/>
           </w:tcPr>
           <w:p>
-            <w:pPr>
-              <w:pStyle w:val="a"/>
-            </w:pPr>
-            <w:r>
-              <w:rPr>
-                <w:rFonts w:ascii="Times New Roman" w:hAnsi="Times New Roman" w:eastAsia="Times New Roman" w:cs="Times New Roman"/>
-                <w:noProof w:val="0"/>
+            <w:r>
+              <w:rPr>
+                <w:rFonts w:ascii="Times New Roman" w:hAnsi="Times New Roman" w:eastAsia="Times New Roman"/>
                 <w:sz w:val="24"/>
                 <w:szCs w:val="24"/>
                 <w:lang w:val="en-US"/>
@@ -3012,13 +2637,9 @@
             </w:r>
           </w:p>
           <w:p>
-            <w:pPr>
-              <w:pStyle w:val="a"/>
-            </w:pPr>
-            <w:r>
-              <w:rPr>
-                <w:rFonts w:ascii="Times New Roman" w:hAnsi="Times New Roman" w:eastAsia="Times New Roman" w:cs="Times New Roman"/>
-                <w:noProof w:val="0"/>
+            <w:r>
+              <w:rPr>
+                <w:rFonts w:ascii="Times New Roman" w:hAnsi="Times New Roman" w:eastAsia="Times New Roman"/>
                 <w:sz w:val="24"/>
                 <w:szCs w:val="24"/>
                 <w:lang w:val="en-US"/>
@@ -3027,13 +2648,9 @@
             </w:r>
           </w:p>
           <w:p>
-            <w:pPr>
-              <w:pStyle w:val="a"/>
-            </w:pPr>
-            <w:r>
-              <w:rPr>
-                <w:rFonts w:ascii="Times New Roman" w:hAnsi="Times New Roman" w:eastAsia="Times New Roman" w:cs="Times New Roman"/>
-                <w:noProof w:val="0"/>
+            <w:r>
+              <w:rPr>
+                <w:rFonts w:ascii="Times New Roman" w:hAnsi="Times New Roman" w:eastAsia="Times New Roman"/>
                 <w:sz w:val="24"/>
                 <w:szCs w:val="24"/>
                 <w:lang w:val="en-US"/>
@@ -3042,13 +2659,9 @@
             </w:r>
           </w:p>
           <w:p>
-            <w:pPr>
-              <w:pStyle w:val="a"/>
-            </w:pPr>
-            <w:r>
-              <w:rPr>
-                <w:rFonts w:ascii="Times New Roman" w:hAnsi="Times New Roman" w:eastAsia="Times New Roman" w:cs="Times New Roman"/>
-                <w:noProof w:val="0"/>
+            <w:r>
+              <w:rPr>
+                <w:rFonts w:ascii="Times New Roman" w:hAnsi="Times New Roman" w:eastAsia="Times New Roman"/>
                 <w:sz w:val="24"/>
                 <w:szCs w:val="24"/>
                 <w:lang w:val="en-US"/>
@@ -3057,13 +2670,9 @@
             </w:r>
           </w:p>
           <w:p>
-            <w:pPr>
-              <w:pStyle w:val="a"/>
-            </w:pPr>
-            <w:r>
-              <w:rPr>
-                <w:rFonts w:ascii="Times New Roman" w:hAnsi="Times New Roman" w:eastAsia="Times New Roman" w:cs="Times New Roman"/>
-                <w:noProof w:val="0"/>
+            <w:r>
+              <w:rPr>
+                <w:rFonts w:ascii="Times New Roman" w:hAnsi="Times New Roman" w:eastAsia="Times New Roman"/>
                 <w:sz w:val="24"/>
                 <w:szCs w:val="24"/>
                 <w:lang w:val="en-US"/>
@@ -3072,13 +2681,9 @@
             </w:r>
           </w:p>
           <w:p>
-            <w:pPr>
-              <w:pStyle w:val="a"/>
-            </w:pPr>
-            <w:r>
-              <w:rPr>
-                <w:rFonts w:ascii="Times New Roman" w:hAnsi="Times New Roman" w:eastAsia="Times New Roman" w:cs="Times New Roman"/>
-                <w:noProof w:val="0"/>
+            <w:r>
+              <w:rPr>
+                <w:rFonts w:ascii="Times New Roman" w:hAnsi="Times New Roman" w:eastAsia="Times New Roman"/>
                 <w:sz w:val="24"/>
                 <w:szCs w:val="24"/>
                 <w:lang w:val="en-US"/>
@@ -3087,13 +2692,9 @@
             </w:r>
           </w:p>
           <w:p>
-            <w:pPr>
-              <w:pStyle w:val="a"/>
-            </w:pPr>
-            <w:r>
-              <w:rPr>
-                <w:rFonts w:ascii="Times New Roman" w:hAnsi="Times New Roman" w:eastAsia="Times New Roman" w:cs="Times New Roman"/>
-                <w:noProof w:val="0"/>
+            <w:r>
+              <w:rPr>
+                <w:rFonts w:ascii="Times New Roman" w:hAnsi="Times New Roman" w:eastAsia="Times New Roman"/>
                 <w:sz w:val="24"/>
                 <w:szCs w:val="24"/>
                 <w:lang w:val="en-US"/>
@@ -3102,13 +2703,9 @@
             </w:r>
           </w:p>
           <w:p>
-            <w:pPr>
-              <w:pStyle w:val="a"/>
-            </w:pPr>
-            <w:r>
-              <w:rPr>
-                <w:rFonts w:ascii="Times New Roman" w:hAnsi="Times New Roman" w:eastAsia="Times New Roman" w:cs="Times New Roman"/>
-                <w:noProof w:val="0"/>
+            <w:r>
+              <w:rPr>
+                <w:rFonts w:ascii="Times New Roman" w:hAnsi="Times New Roman" w:eastAsia="Times New Roman"/>
                 <w:sz w:val="24"/>
                 <w:szCs w:val="24"/>
                 <w:lang w:val="en-US"/>
@@ -3117,13 +2714,9 @@
             </w:r>
           </w:p>
           <w:p>
-            <w:pPr>
-              <w:pStyle w:val="a"/>
-            </w:pPr>
-            <w:r>
-              <w:rPr>
-                <w:rFonts w:ascii="Times New Roman" w:hAnsi="Times New Roman" w:eastAsia="Times New Roman" w:cs="Times New Roman"/>
-                <w:noProof w:val="0"/>
+            <w:r>
+              <w:rPr>
+                <w:rFonts w:ascii="Times New Roman" w:hAnsi="Times New Roman" w:eastAsia="Times New Roman"/>
                 <w:sz w:val="24"/>
                 <w:szCs w:val="24"/>
                 <w:lang w:val="en-US"/>
@@ -3132,13 +2725,9 @@
             </w:r>
           </w:p>
           <w:p>
-            <w:pPr>
-              <w:pStyle w:val="a"/>
-            </w:pPr>
-            <w:r>
-              <w:rPr>
-                <w:rFonts w:ascii="Times New Roman" w:hAnsi="Times New Roman" w:eastAsia="Times New Roman" w:cs="Times New Roman"/>
-                <w:noProof w:val="0"/>
+            <w:r>
+              <w:rPr>
+                <w:rFonts w:ascii="Times New Roman" w:hAnsi="Times New Roman" w:eastAsia="Times New Roman"/>
                 <w:sz w:val="24"/>
                 <w:szCs w:val="24"/>
                 <w:lang w:val="en-US"/>
@@ -3147,13 +2736,9 @@
             </w:r>
           </w:p>
           <w:p>
-            <w:pPr>
-              <w:pStyle w:val="a"/>
-            </w:pPr>
-            <w:r>
-              <w:rPr>
-                <w:rFonts w:ascii="Times New Roman" w:hAnsi="Times New Roman" w:eastAsia="Times New Roman" w:cs="Times New Roman"/>
-                <w:noProof w:val="0"/>
+            <w:r>
+              <w:rPr>
+                <w:rFonts w:ascii="Times New Roman" w:hAnsi="Times New Roman" w:eastAsia="Times New Roman"/>
                 <w:sz w:val="24"/>
                 <w:szCs w:val="24"/>
                 <w:lang w:val="en-US"/>
@@ -3162,13 +2747,9 @@
             </w:r>
           </w:p>
           <w:p>
-            <w:pPr>
-              <w:pStyle w:val="a"/>
-            </w:pPr>
-            <w:r>
-              <w:rPr>
-                <w:rFonts w:ascii="Times New Roman" w:hAnsi="Times New Roman" w:eastAsia="Times New Roman" w:cs="Times New Roman"/>
-                <w:noProof w:val="0"/>
+            <w:r>
+              <w:rPr>
+                <w:rFonts w:ascii="Times New Roman" w:hAnsi="Times New Roman" w:eastAsia="Times New Roman"/>
                 <w:sz w:val="24"/>
                 <w:szCs w:val="24"/>
                 <w:lang w:val="en-US"/>
@@ -3177,13 +2758,9 @@
             </w:r>
           </w:p>
           <w:p>
-            <w:pPr>
-              <w:pStyle w:val="a"/>
-            </w:pPr>
-            <w:r>
-              <w:rPr>
-                <w:rFonts w:ascii="Times New Roman" w:hAnsi="Times New Roman" w:eastAsia="Times New Roman" w:cs="Times New Roman"/>
-                <w:noProof w:val="0"/>
+            <w:r>
+              <w:rPr>
+                <w:rFonts w:ascii="Times New Roman" w:hAnsi="Times New Roman" w:eastAsia="Times New Roman"/>
                 <w:sz w:val="24"/>
                 <w:szCs w:val="24"/>
                 <w:lang w:val="en-US"/>
@@ -3192,13 +2769,9 @@
             </w:r>
           </w:p>
           <w:p>
-            <w:pPr>
-              <w:pStyle w:val="a"/>
-            </w:pPr>
-            <w:r>
-              <w:rPr>
-                <w:rFonts w:ascii="Times New Roman" w:hAnsi="Times New Roman" w:eastAsia="Times New Roman" w:cs="Times New Roman"/>
-                <w:noProof w:val="0"/>
+            <w:r>
+              <w:rPr>
+                <w:rFonts w:ascii="Times New Roman" w:hAnsi="Times New Roman" w:eastAsia="Times New Roman"/>
                 <w:sz w:val="24"/>
                 <w:szCs w:val="24"/>
                 <w:lang w:val="en-US"/>
@@ -3207,13 +2780,9 @@
             </w:r>
           </w:p>
           <w:p>
-            <w:pPr>
-              <w:pStyle w:val="a"/>
-            </w:pPr>
-            <w:r>
-              <w:rPr>
-                <w:rFonts w:ascii="Times New Roman" w:hAnsi="Times New Roman" w:eastAsia="Times New Roman" w:cs="Times New Roman"/>
-                <w:noProof w:val="0"/>
+            <w:r>
+              <w:rPr>
+                <w:rFonts w:ascii="Times New Roman" w:hAnsi="Times New Roman" w:eastAsia="Times New Roman"/>
                 <w:sz w:val="24"/>
                 <w:szCs w:val="24"/>
                 <w:lang w:val="en-US"/>
@@ -3222,13 +2791,9 @@
             </w:r>
           </w:p>
           <w:p>
-            <w:pPr>
-              <w:pStyle w:val="a"/>
-            </w:pPr>
-            <w:r>
-              <w:rPr>
-                <w:rFonts w:ascii="Times New Roman" w:hAnsi="Times New Roman" w:eastAsia="Times New Roman" w:cs="Times New Roman"/>
-                <w:noProof w:val="0"/>
+            <w:r>
+              <w:rPr>
+                <w:rFonts w:ascii="Times New Roman" w:hAnsi="Times New Roman" w:eastAsia="Times New Roman"/>
                 <w:sz w:val="24"/>
                 <w:szCs w:val="24"/>
                 <w:lang w:val="en-US"/>
@@ -3250,113 +2815,91 @@
       </w:pPr>
       <w:r>
         <w:rPr>
-          <w:rFonts w:ascii="Times New Roman" w:hAnsi="Times New Roman" w:eastAsia="Times New Roman" w:cs="Times New Roman"/>
-          <w:noProof w:val="0"/>
-          <w:sz w:val="24"/>
-          <w:szCs w:val="24"/>
-          <w:lang w:val="bg-BG"/>
+          <w:rFonts w:ascii="Times New Roman" w:hAnsi="Times New Roman" w:eastAsia="Times New Roman"/>
+          <w:sz w:val="24"/>
+          <w:szCs w:val="24"/>
         </w:rPr>
         <w:t>Този метод добавя нова пратка в таблицата. Първо отваряме връзката (</w:t>
       </w:r>
       <w:r>
         <w:rPr>
           <w:rFonts w:ascii="Consolas" w:hAnsi="Consolas" w:eastAsia="Consolas" w:cs="Consolas"/>
-          <w:noProof w:val="0"/>
-          <w:sz w:val="24"/>
-          <w:szCs w:val="24"/>
-          <w:lang w:val="bg-BG"/>
+          <w:sz w:val="24"/>
+          <w:szCs w:val="24"/>
         </w:rPr>
         <w:t>connect.Open()</w:t>
       </w:r>
       <w:r>
         <w:rPr>
-          <w:rFonts w:ascii="Times New Roman" w:hAnsi="Times New Roman" w:eastAsia="Times New Roman" w:cs="Times New Roman"/>
-          <w:noProof w:val="0"/>
-          <w:sz w:val="24"/>
-          <w:szCs w:val="24"/>
-          <w:lang w:val="bg-BG"/>
+          <w:rFonts w:ascii="Times New Roman" w:hAnsi="Times New Roman" w:eastAsia="Times New Roman"/>
+          <w:sz w:val="24"/>
+          <w:szCs w:val="24"/>
         </w:rPr>
         <w:t xml:space="preserve">). След това пишем SQL командата </w:t>
       </w:r>
       <w:r>
         <w:rPr>
           <w:rFonts w:ascii="Consolas" w:hAnsi="Consolas" w:eastAsia="Consolas" w:cs="Consolas"/>
-          <w:noProof w:val="0"/>
-          <w:sz w:val="24"/>
-          <w:szCs w:val="24"/>
-          <w:lang w:val="bg-BG"/>
+          <w:sz w:val="24"/>
+          <w:szCs w:val="24"/>
         </w:rPr>
         <w:t>INSERT INTO</w:t>
       </w:r>
       <w:r>
         <w:rPr>
-          <w:rFonts w:ascii="Times New Roman" w:hAnsi="Times New Roman" w:eastAsia="Times New Roman" w:cs="Times New Roman"/>
-          <w:noProof w:val="0"/>
-          <w:sz w:val="24"/>
-          <w:szCs w:val="24"/>
-          <w:lang w:val="bg-BG"/>
+          <w:rFonts w:ascii="Times New Roman" w:hAnsi="Times New Roman" w:eastAsia="Times New Roman"/>
+          <w:sz w:val="24"/>
+          <w:szCs w:val="24"/>
         </w:rPr>
         <w:t xml:space="preserve"> (Вкарай в пратките). Нарочно използваме маймунки като </w:t>
       </w:r>
       <w:r>
         <w:rPr>
           <w:rFonts w:ascii="Consolas" w:hAnsi="Consolas" w:eastAsia="Consolas" w:cs="Consolas"/>
-          <w:noProof w:val="0"/>
-          <w:sz w:val="24"/>
-          <w:szCs w:val="24"/>
-          <w:lang w:val="bg-BG"/>
+          <w:sz w:val="24"/>
+          <w:szCs w:val="24"/>
         </w:rPr>
         <w:t>@name</w:t>
       </w:r>
       <w:r>
         <w:rPr>
-          <w:rFonts w:ascii="Times New Roman" w:hAnsi="Times New Roman" w:eastAsia="Times New Roman" w:cs="Times New Roman"/>
-          <w:noProof w:val="0"/>
-          <w:sz w:val="24"/>
-          <w:szCs w:val="24"/>
-          <w:lang w:val="bg-BG"/>
+          <w:rFonts w:ascii="Times New Roman" w:hAnsi="Times New Roman" w:eastAsia="Times New Roman"/>
+          <w:sz w:val="24"/>
+          <w:szCs w:val="24"/>
         </w:rPr>
         <w:t xml:space="preserve"> – това се наричат </w:t>
       </w:r>
       <w:r>
         <w:rPr>
-          <w:rFonts w:ascii="Times New Roman" w:hAnsi="Times New Roman" w:eastAsia="Times New Roman" w:cs="Times New Roman"/>
-          <w:b w:val="1"/>
-          <w:bCs w:val="1"/>
-          <w:noProof w:val="0"/>
-          <w:sz w:val="24"/>
-          <w:szCs w:val="24"/>
-          <w:lang w:val="bg-BG"/>
+          <w:rFonts w:ascii="Times New Roman" w:hAnsi="Times New Roman" w:eastAsia="Times New Roman"/>
+          <w:b/>
+          <w:bCs/>
+          <w:sz w:val="24"/>
+          <w:szCs w:val="24"/>
         </w:rPr>
         <w:t>параметри</w:t>
       </w:r>
       <w:r>
         <w:rPr>
-          <w:rFonts w:ascii="Times New Roman" w:hAnsi="Times New Roman" w:eastAsia="Times New Roman" w:cs="Times New Roman"/>
-          <w:noProof w:val="0"/>
-          <w:sz w:val="24"/>
-          <w:szCs w:val="24"/>
-          <w:lang w:val="bg-BG"/>
+          <w:rFonts w:ascii="Times New Roman" w:hAnsi="Times New Roman" w:eastAsia="Times New Roman"/>
+          <w:sz w:val="24"/>
+          <w:szCs w:val="24"/>
         </w:rPr>
         <w:t xml:space="preserve">. Те се използват, за да е защитена програмата и някой лош хакер да не ни счупи базата данни, ако напише опасен код в полето. Накрая </w:t>
       </w:r>
       <w:r>
         <w:rPr>
           <w:rFonts w:ascii="Consolas" w:hAnsi="Consolas" w:eastAsia="Consolas" w:cs="Consolas"/>
-          <w:noProof w:val="0"/>
-          <w:sz w:val="24"/>
-          <w:szCs w:val="24"/>
-          <w:lang w:val="bg-BG"/>
+          <w:sz w:val="24"/>
+          <w:szCs w:val="24"/>
         </w:rPr>
         <w:t>ExecuteNonQuery()</w:t>
       </w:r>
       <w:r>
         <w:rPr>
-          <w:rFonts w:ascii="Times New Roman" w:hAnsi="Times New Roman" w:eastAsia="Times New Roman" w:cs="Times New Roman"/>
-          <w:noProof w:val="0"/>
-          <w:sz w:val="24"/>
-          <w:szCs w:val="24"/>
-          <w:lang w:val="bg-BG"/>
+          <w:rFonts w:ascii="Times New Roman" w:hAnsi="Times New Roman" w:eastAsia="Times New Roman"/>
+          <w:sz w:val="24"/>
+          <w:szCs w:val="24"/>
         </w:rPr>
         <w:t xml:space="preserve"> записва всичко и затваряме връзката.</w:t>
       </w:r>
@@ -3364,11 +2907,11 @@
     <w:p>
       <w:pPr>
         <w:pBdr>
-          <w:top w:val="nil" w:color="FFFFFF" w:sz="0" w:space="1"/>
-          <w:left w:val="nil" w:color="FFFFFF" w:sz="0" w:space="1"/>
-          <w:bottom w:val="nil" w:color="FFFFFF" w:sz="0" w:space="1"/>
-          <w:right w:val="nil" w:color="FFFFFF" w:sz="0" w:space="1"/>
-          <w:between w:val="nil" w:color="FFFFFF" w:sz="0" w:space="1"/>
+          <w:top w:val="nil"/>
+          <w:left w:val="nil"/>
+          <w:bottom w:val="nil"/>
+          <w:right w:val="nil"/>
+          <w:between w:val="nil"/>
         </w:pBdr>
         <w:overflowPunct w:val="0"/>
         <w:autoSpaceDE w:val="0"/>
@@ -3379,8 +2922,8 @@
         <w:outlineLvl w:val="0"/>
         <w:rPr>
           <w:rFonts w:ascii="Times New Roman" w:hAnsi="Times New Roman" w:eastAsia="Tahoma"/>
-          <w:b w:val="1"/>
-          <w:bCs w:val="1"/>
+          <w:b/>
+          <w:bCs/>
           <w:color w:val="000000"/>
           <w:sz w:val="24"/>
           <w:szCs w:val="24"/>
@@ -3390,11 +2933,11 @@
     <w:p>
       <w:pPr>
         <w:pBdr>
-          <w:top w:val="nil" w:color="FFFFFF" w:sz="0" w:space="1"/>
-          <w:left w:val="nil" w:color="FFFFFF" w:sz="0" w:space="1"/>
-          <w:bottom w:val="nil" w:color="FFFFFF" w:sz="0" w:space="1"/>
-          <w:right w:val="nil" w:color="FFFFFF" w:sz="0" w:space="1"/>
-          <w:between w:val="nil" w:color="FFFFFF" w:sz="0" w:space="1"/>
+          <w:top w:val="nil"/>
+          <w:left w:val="nil"/>
+          <w:bottom w:val="nil"/>
+          <w:right w:val="nil"/>
+          <w:between w:val="nil"/>
         </w:pBdr>
         <w:overflowPunct w:val="0"/>
         <w:autoSpaceDE w:val="0"/>
@@ -3405,8 +2948,8 @@
         <w:outlineLvl w:val="0"/>
         <w:rPr>
           <w:rFonts w:ascii="Times New Roman" w:hAnsi="Times New Roman" w:eastAsia="Tahoma"/>
-          <w:b w:val="1"/>
-          <w:bCs w:val="1"/>
+          <w:b/>
+          <w:bCs/>
           <w:color w:val="000000"/>
           <w:sz w:val="24"/>
           <w:szCs w:val="24"/>
@@ -3416,11 +2959,11 @@
     <w:p>
       <w:pPr>
         <w:pBdr>
-          <w:top w:val="nil" w:color="FFFFFF" w:sz="0" w:space="1"/>
-          <w:left w:val="nil" w:color="FFFFFF" w:sz="0" w:space="1"/>
-          <w:bottom w:val="nil" w:color="FFFFFF" w:sz="0" w:space="1"/>
-          <w:right w:val="nil" w:color="FFFFFF" w:sz="0" w:space="1"/>
-          <w:between w:val="nil" w:color="FFFFFF" w:sz="0" w:space="1"/>
+          <w:top w:val="nil"/>
+          <w:left w:val="nil"/>
+          <w:bottom w:val="nil"/>
+          <w:right w:val="nil"/>
+          <w:between w:val="nil"/>
         </w:pBdr>
         <w:overflowPunct w:val="0"/>
         <w:autoSpaceDE w:val="0"/>
@@ -3431,8 +2974,8 @@
         <w:outlineLvl w:val="0"/>
         <w:rPr>
           <w:rFonts w:ascii="Times New Roman" w:hAnsi="Times New Roman" w:eastAsia="Tahoma"/>
-          <w:b w:val="1"/>
-          <w:bCs w:val="1"/>
+          <w:b/>
+          <w:bCs/>
           <w:color w:val="000000"/>
           <w:sz w:val="24"/>
           <w:szCs w:val="24"/>
@@ -3441,13 +2984,12 @@
     </w:p>
     <w:p>
       <w:pPr>
-        <w:pStyle w:val="a"/>
         <w:pBdr>
-          <w:top w:val="nil" w:color="FFFFFF" w:sz="0" w:space="1"/>
-          <w:left w:val="nil" w:color="FFFFFF" w:sz="0" w:space="1"/>
-          <w:bottom w:val="nil" w:color="FFFFFF" w:sz="0" w:space="1"/>
-          <w:right w:val="nil" w:color="FFFFFF" w:sz="0" w:space="1"/>
-          <w:between w:val="nil" w:color="FFFFFF" w:sz="0" w:space="1"/>
+          <w:top w:val="nil"/>
+          <w:left w:val="nil"/>
+          <w:bottom w:val="nil"/>
+          <w:right w:val="nil"/>
+          <w:between w:val="nil"/>
         </w:pBdr>
         <w:overflowPunct w:val="0"/>
         <w:autoSpaceDE w:val="0"/>
@@ -3458,8 +3000,8 @@
         <w:outlineLvl w:val="0"/>
         <w:rPr>
           <w:rFonts w:ascii="Times New Roman" w:hAnsi="Times New Roman" w:eastAsia="Tahoma"/>
-          <w:b w:val="1"/>
-          <w:bCs w:val="1"/>
+          <w:b/>
+          <w:bCs/>
           <w:color w:val="000000"/>
           <w:sz w:val="24"/>
           <w:szCs w:val="24"/>
@@ -3469,11 +3011,11 @@
     <w:p>
       <w:pPr>
         <w:pBdr>
-          <w:top w:val="nil" w:color="FFFFFF" w:sz="0" w:space="1"/>
-          <w:left w:val="nil" w:color="FFFFFF" w:sz="0" w:space="1"/>
-          <w:bottom w:val="nil" w:color="FFFFFF" w:sz="0" w:space="1"/>
-          <w:right w:val="nil" w:color="FFFFFF" w:sz="0" w:space="1"/>
-          <w:between w:val="nil" w:color="FFFFFF" w:sz="0" w:space="1"/>
+          <w:top w:val="nil"/>
+          <w:left w:val="nil"/>
+          <w:bottom w:val="nil"/>
+          <w:right w:val="nil"/>
+          <w:between w:val="nil"/>
         </w:pBdr>
         <w:overflowPunct w:val="0"/>
         <w:autoSpaceDE w:val="0"/>
@@ -3484,8 +3026,8 @@
         <w:outlineLvl w:val="0"/>
         <w:rPr>
           <w:rFonts w:ascii="Times New Roman" w:hAnsi="Times New Roman" w:eastAsia="Tahoma"/>
-          <w:b w:val="1"/>
-          <w:bCs w:val="1"/>
+          <w:b/>
+          <w:bCs/>
           <w:color w:val="000000"/>
           <w:sz w:val="24"/>
           <w:szCs w:val="24"/>
@@ -3494,30 +3036,28 @@
     </w:p>
     <w:p>
       <w:pPr>
-        <w:pStyle w:val="a"/>
         <w:pBdr>
-          <w:top w:val="nil" w:color="FFFFFF" w:sz="0" w:space="1"/>
-          <w:left w:val="nil" w:color="FFFFFF" w:sz="0" w:space="1"/>
-          <w:bottom w:val="nil" w:color="FFFFFF" w:sz="0" w:space="1"/>
-          <w:right w:val="nil" w:color="FFFFFF" w:sz="0" w:space="1"/>
-          <w:between w:val="nil" w:color="FFFFFF" w:sz="0" w:space="1"/>
+          <w:top w:val="nil"/>
+          <w:left w:val="nil"/>
+          <w:bottom w:val="nil"/>
+          <w:right w:val="nil"/>
+          <w:between w:val="nil"/>
         </w:pBdr>
         <w:spacing w:before="120" w:after="0" w:line="240" w:lineRule="auto"/>
         <w:jc w:val="both"/>
         <w:outlineLvl w:val="0"/>
         <w:rPr>
           <w:rFonts w:ascii="Times New Roman" w:hAnsi="Times New Roman" w:eastAsia="Tahoma"/>
-          <w:b w:val="1"/>
-          <w:bCs w:val="1"/>
-          <w:color w:val="000000" w:themeColor="text1" w:themeTint="FF" w:themeShade="FF"/>
-          <w:sz w:val="24"/>
-          <w:szCs w:val="24"/>
-        </w:rPr>
-      </w:pPr>
-    </w:p>
-    <w:p>
-      <w:r>
-        <w:rPr/>
+          <w:b/>
+          <w:bCs/>
+          <w:color w:val="000000" w:themeColor="text1"/>
+          <w:sz w:val="24"/>
+          <w:szCs w:val="24"/>
+        </w:rPr>
+      </w:pPr>
+    </w:p>
+    <w:p>
+      <w:r>
         <w:t>3.4 GetAllParcel</w:t>
       </w:r>
     </w:p>
@@ -3528,7 +3068,7 @@
         <w:tblLook w:val="06A0" w:firstRow="1" w:lastRow="0" w:firstColumn="1" w:lastColumn="0" w:noHBand="1" w:noVBand="1"/>
       </w:tblPr>
       <w:tblGrid>
-        <w:gridCol w:w="9405"/>
+        <w:gridCol w:w="9396"/>
       </w:tblGrid>
       <w:tr>
         <w:trPr>
@@ -3537,16 +3077,13 @@
         <w:tc>
           <w:tcPr>
             <w:tcW w:w="9405" w:type="dxa"/>
-            <w:tcMar/>
           </w:tcPr>
           <w:p>
             <w:r>
               <w:rPr>
-                <w:rFonts w:ascii="Times New Roman" w:hAnsi="Times New Roman" w:eastAsia="Times New Roman" w:cs="Times New Roman"/>
-                <w:noProof w:val="0"/>
-                <w:sz w:val="24"/>
-                <w:szCs w:val="24"/>
-                <w:lang w:val="bg-BG"/>
+                <w:rFonts w:ascii="Times New Roman" w:hAnsi="Times New Roman" w:eastAsia="Times New Roman"/>
+                <w:sz w:val="24"/>
+                <w:szCs w:val="24"/>
               </w:rPr>
               <w:t>public DataTable GetAllParcels()</w:t>
             </w:r>
@@ -3554,11 +3091,9 @@
           <w:p>
             <w:r>
               <w:rPr>
-                <w:rFonts w:ascii="Times New Roman" w:hAnsi="Times New Roman" w:eastAsia="Times New Roman" w:cs="Times New Roman"/>
-                <w:noProof w:val="0"/>
-                <w:sz w:val="24"/>
-                <w:szCs w:val="24"/>
-                <w:lang w:val="bg-BG"/>
+                <w:rFonts w:ascii="Times New Roman" w:hAnsi="Times New Roman" w:eastAsia="Times New Roman"/>
+                <w:sz w:val="24"/>
+                <w:szCs w:val="24"/>
               </w:rPr>
               <w:t>{</w:t>
             </w:r>
@@ -3566,11 +3101,9 @@
           <w:p>
             <w:r>
               <w:rPr>
-                <w:rFonts w:ascii="Times New Roman" w:hAnsi="Times New Roman" w:eastAsia="Times New Roman" w:cs="Times New Roman"/>
-                <w:noProof w:val="0"/>
-                <w:sz w:val="24"/>
-                <w:szCs w:val="24"/>
-                <w:lang w:val="bg-BG"/>
+                <w:rFonts w:ascii="Times New Roman" w:hAnsi="Times New Roman" w:eastAsia="Times New Roman"/>
+                <w:sz w:val="24"/>
+                <w:szCs w:val="24"/>
               </w:rPr>
               <w:t xml:space="preserve">     SqlConnection connect = GetConnection();</w:t>
             </w:r>
@@ -3578,11 +3111,9 @@
           <w:p>
             <w:r>
               <w:rPr>
-                <w:rFonts w:ascii="Times New Roman" w:hAnsi="Times New Roman" w:eastAsia="Times New Roman" w:cs="Times New Roman"/>
-                <w:noProof w:val="0"/>
-                <w:sz w:val="24"/>
-                <w:szCs w:val="24"/>
-                <w:lang w:val="bg-BG"/>
+                <w:rFonts w:ascii="Times New Roman" w:hAnsi="Times New Roman" w:eastAsia="Times New Roman"/>
+                <w:sz w:val="24"/>
+                <w:szCs w:val="24"/>
               </w:rPr>
               <w:t xml:space="preserve">     if (connect.State == 0) connect.Open();</w:t>
             </w:r>
@@ -3590,11 +3121,9 @@
           <w:p>
             <w:r>
               <w:rPr>
-                <w:rFonts w:ascii="Times New Roman" w:hAnsi="Times New Roman" w:eastAsia="Times New Roman" w:cs="Times New Roman"/>
-                <w:noProof w:val="0"/>
-                <w:sz w:val="24"/>
-                <w:szCs w:val="24"/>
-                <w:lang w:val="bg-BG"/>
+                <w:rFonts w:ascii="Times New Roman" w:hAnsi="Times New Roman" w:eastAsia="Times New Roman"/>
+                <w:sz w:val="24"/>
+                <w:szCs w:val="24"/>
               </w:rPr>
               <w:t xml:space="preserve">     string sql =</w:t>
             </w:r>
@@ -3602,11 +3131,9 @@
           <w:p>
             <w:r>
               <w:rPr>
-                <w:rFonts w:ascii="Times New Roman" w:hAnsi="Times New Roman" w:eastAsia="Times New Roman" w:cs="Times New Roman"/>
-                <w:noProof w:val="0"/>
-                <w:sz w:val="24"/>
-                <w:szCs w:val="24"/>
-                <w:lang w:val="bg-BG"/>
+                <w:rFonts w:ascii="Times New Roman" w:hAnsi="Times New Roman" w:eastAsia="Times New Roman"/>
+                <w:sz w:val="24"/>
+                <w:szCs w:val="24"/>
               </w:rPr>
               <w:t xml:space="preserve">         "SELECT p.Id, p.Name, p.Description, p.Price, p.Wieght, t.TypeName " +</w:t>
             </w:r>
@@ -3614,11 +3141,9 @@
           <w:p>
             <w:r>
               <w:rPr>
-                <w:rFonts w:ascii="Times New Roman" w:hAnsi="Times New Roman" w:eastAsia="Times New Roman" w:cs="Times New Roman"/>
-                <w:noProof w:val="0"/>
-                <w:sz w:val="24"/>
-                <w:szCs w:val="24"/>
-                <w:lang w:val="bg-BG"/>
+                <w:rFonts w:ascii="Times New Roman" w:hAnsi="Times New Roman" w:eastAsia="Times New Roman"/>
+                <w:sz w:val="24"/>
+                <w:szCs w:val="24"/>
               </w:rPr>
               <w:t xml:space="preserve">         "FROM Parcels p " +</w:t>
             </w:r>
@@ -3626,11 +3151,9 @@
           <w:p>
             <w:r>
               <w:rPr>
-                <w:rFonts w:ascii="Times New Roman" w:hAnsi="Times New Roman" w:eastAsia="Times New Roman" w:cs="Times New Roman"/>
-                <w:noProof w:val="0"/>
-                <w:sz w:val="24"/>
-                <w:szCs w:val="24"/>
-                <w:lang w:val="bg-BG"/>
+                <w:rFonts w:ascii="Times New Roman" w:hAnsi="Times New Roman" w:eastAsia="Times New Roman"/>
+                <w:sz w:val="24"/>
+                <w:szCs w:val="24"/>
               </w:rPr>
               <w:t xml:space="preserve">         "INNER JOIN ParcelTypes t ON p.TypeId = t.Id;";</w:t>
             </w:r>
@@ -3638,11 +3161,9 @@
           <w:p>
             <w:r>
               <w:rPr>
-                <w:rFonts w:ascii="Times New Roman" w:hAnsi="Times New Roman" w:eastAsia="Times New Roman" w:cs="Times New Roman"/>
-                <w:noProof w:val="0"/>
-                <w:sz w:val="24"/>
-                <w:szCs w:val="24"/>
-                <w:lang w:val="bg-BG"/>
+                <w:rFonts w:ascii="Times New Roman" w:hAnsi="Times New Roman" w:eastAsia="Times New Roman"/>
+                <w:sz w:val="24"/>
+                <w:szCs w:val="24"/>
               </w:rPr>
               <w:t xml:space="preserve">     SqlCommand cmd = new SqlCommand(sql, connect);</w:t>
             </w:r>
@@ -3650,11 +3171,9 @@
           <w:p>
             <w:r>
               <w:rPr>
-                <w:rFonts w:ascii="Times New Roman" w:hAnsi="Times New Roman" w:eastAsia="Times New Roman" w:cs="Times New Roman"/>
-                <w:noProof w:val="0"/>
-                <w:sz w:val="24"/>
-                <w:szCs w:val="24"/>
-                <w:lang w:val="bg-BG"/>
+                <w:rFonts w:ascii="Times New Roman" w:hAnsi="Times New Roman" w:eastAsia="Times New Roman"/>
+                <w:sz w:val="24"/>
+                <w:szCs w:val="24"/>
               </w:rPr>
               <w:t xml:space="preserve">     SqlDataAdapter adapter = new SqlDataAdapter(cmd);</w:t>
             </w:r>
@@ -3662,11 +3181,9 @@
           <w:p>
             <w:r>
               <w:rPr>
-                <w:rFonts w:ascii="Times New Roman" w:hAnsi="Times New Roman" w:eastAsia="Times New Roman" w:cs="Times New Roman"/>
-                <w:noProof w:val="0"/>
-                <w:sz w:val="24"/>
-                <w:szCs w:val="24"/>
-                <w:lang w:val="bg-BG"/>
+                <w:rFonts w:ascii="Times New Roman" w:hAnsi="Times New Roman" w:eastAsia="Times New Roman"/>
+                <w:sz w:val="24"/>
+                <w:szCs w:val="24"/>
               </w:rPr>
               <w:t xml:space="preserve">     DataTable table = new DataTable();</w:t>
             </w:r>
@@ -3674,11 +3191,9 @@
           <w:p>
             <w:r>
               <w:rPr>
-                <w:rFonts w:ascii="Times New Roman" w:hAnsi="Times New Roman" w:eastAsia="Times New Roman" w:cs="Times New Roman"/>
-                <w:noProof w:val="0"/>
-                <w:sz w:val="24"/>
-                <w:szCs w:val="24"/>
-                <w:lang w:val="bg-BG"/>
+                <w:rFonts w:ascii="Times New Roman" w:hAnsi="Times New Roman" w:eastAsia="Times New Roman"/>
+                <w:sz w:val="24"/>
+                <w:szCs w:val="24"/>
               </w:rPr>
               <w:t xml:space="preserve">     adapter.Fill(table);</w:t>
             </w:r>
@@ -3686,11 +3201,9 @@
           <w:p>
             <w:r>
               <w:rPr>
-                <w:rFonts w:ascii="Times New Roman" w:hAnsi="Times New Roman" w:eastAsia="Times New Roman" w:cs="Times New Roman"/>
-                <w:noProof w:val="0"/>
-                <w:sz w:val="24"/>
-                <w:szCs w:val="24"/>
-                <w:lang w:val="bg-BG"/>
+                <w:rFonts w:ascii="Times New Roman" w:hAnsi="Times New Roman" w:eastAsia="Times New Roman"/>
+                <w:sz w:val="24"/>
+                <w:szCs w:val="24"/>
               </w:rPr>
               <w:t xml:space="preserve">     connect.Close();</w:t>
             </w:r>
@@ -3698,26 +3211,19 @@
           <w:p>
             <w:r>
               <w:rPr>
-                <w:rFonts w:ascii="Times New Roman" w:hAnsi="Times New Roman" w:eastAsia="Times New Roman" w:cs="Times New Roman"/>
-                <w:noProof w:val="0"/>
-                <w:sz w:val="24"/>
-                <w:szCs w:val="24"/>
-                <w:lang w:val="bg-BG"/>
+                <w:rFonts w:ascii="Times New Roman" w:hAnsi="Times New Roman" w:eastAsia="Times New Roman"/>
+                <w:sz w:val="24"/>
+                <w:szCs w:val="24"/>
               </w:rPr>
               <w:t xml:space="preserve">     return table;</w:t>
             </w:r>
           </w:p>
           <w:p>
-            <w:pPr>
-              <w:pStyle w:val="a"/>
-            </w:pPr>
-            <w:r>
-              <w:rPr>
-                <w:rFonts w:ascii="Times New Roman" w:hAnsi="Times New Roman" w:eastAsia="Times New Roman" w:cs="Times New Roman"/>
-                <w:noProof w:val="0"/>
-                <w:sz w:val="24"/>
-                <w:szCs w:val="24"/>
-                <w:lang w:val="bg-BG"/>
+            <w:r>
+              <w:rPr>
+                <w:rFonts w:ascii="Times New Roman" w:hAnsi="Times New Roman" w:eastAsia="Times New Roman"/>
+                <w:sz w:val="24"/>
+                <w:szCs w:val="24"/>
               </w:rPr>
               <w:t>}</w:t>
             </w:r>
@@ -3728,11 +3234,11 @@
     <w:p>
       <w:pPr>
         <w:pBdr>
-          <w:top w:val="nil" w:color="FFFFFF" w:sz="0" w:space="1"/>
-          <w:left w:val="nil" w:color="FFFFFF" w:sz="0" w:space="1"/>
-          <w:bottom w:val="nil" w:color="FFFFFF" w:sz="0" w:space="1"/>
-          <w:right w:val="nil" w:color="FFFFFF" w:sz="0" w:space="1"/>
-          <w:between w:val="nil" w:color="FFFFFF" w:sz="0" w:space="1"/>
+          <w:top w:val="nil"/>
+          <w:left w:val="nil"/>
+          <w:bottom w:val="nil"/>
+          <w:right w:val="nil"/>
+          <w:between w:val="nil"/>
         </w:pBdr>
         <w:overflowPunct w:val="0"/>
         <w:autoSpaceDE w:val="0"/>
@@ -3743,8 +3249,8 @@
         <w:outlineLvl w:val="0"/>
         <w:rPr>
           <w:rFonts w:ascii="Times New Roman" w:hAnsi="Times New Roman" w:eastAsia="Tahoma"/>
-          <w:b w:val="1"/>
-          <w:bCs w:val="1"/>
+          <w:b/>
+          <w:bCs/>
           <w:color w:val="000000"/>
           <w:sz w:val="24"/>
           <w:szCs w:val="24"/>
@@ -3762,113 +3268,91 @@
       </w:pPr>
       <w:r>
         <w:rPr>
-          <w:rFonts w:ascii="Times New Roman" w:hAnsi="Times New Roman" w:eastAsia="Times New Roman" w:cs="Times New Roman"/>
-          <w:noProof w:val="0"/>
-          <w:sz w:val="24"/>
-          <w:szCs w:val="24"/>
-          <w:lang w:val="bg-BG"/>
+          <w:rFonts w:ascii="Times New Roman" w:hAnsi="Times New Roman" w:eastAsia="Times New Roman"/>
+          <w:sz w:val="24"/>
+          <w:szCs w:val="24"/>
         </w:rPr>
         <w:t>Този метод добавя нова пратка в таблицата. Първо отваряме връзката (</w:t>
       </w:r>
       <w:r>
         <w:rPr>
           <w:rFonts w:ascii="Consolas" w:hAnsi="Consolas" w:eastAsia="Consolas" w:cs="Consolas"/>
-          <w:noProof w:val="0"/>
-          <w:sz w:val="24"/>
-          <w:szCs w:val="24"/>
-          <w:lang w:val="bg-BG"/>
+          <w:sz w:val="24"/>
+          <w:szCs w:val="24"/>
         </w:rPr>
         <w:t>connect.Open()</w:t>
       </w:r>
       <w:r>
         <w:rPr>
-          <w:rFonts w:ascii="Times New Roman" w:hAnsi="Times New Roman" w:eastAsia="Times New Roman" w:cs="Times New Roman"/>
-          <w:noProof w:val="0"/>
-          <w:sz w:val="24"/>
-          <w:szCs w:val="24"/>
-          <w:lang w:val="bg-BG"/>
+          <w:rFonts w:ascii="Times New Roman" w:hAnsi="Times New Roman" w:eastAsia="Times New Roman"/>
+          <w:sz w:val="24"/>
+          <w:szCs w:val="24"/>
         </w:rPr>
         <w:t xml:space="preserve">). След това пишем SQL командата </w:t>
       </w:r>
       <w:r>
         <w:rPr>
           <w:rFonts w:ascii="Consolas" w:hAnsi="Consolas" w:eastAsia="Consolas" w:cs="Consolas"/>
-          <w:noProof w:val="0"/>
-          <w:sz w:val="24"/>
-          <w:szCs w:val="24"/>
-          <w:lang w:val="bg-BG"/>
+          <w:sz w:val="24"/>
+          <w:szCs w:val="24"/>
         </w:rPr>
         <w:t>INSERT INTO</w:t>
       </w:r>
       <w:r>
         <w:rPr>
-          <w:rFonts w:ascii="Times New Roman" w:hAnsi="Times New Roman" w:eastAsia="Times New Roman" w:cs="Times New Roman"/>
-          <w:noProof w:val="0"/>
-          <w:sz w:val="24"/>
-          <w:szCs w:val="24"/>
-          <w:lang w:val="bg-BG"/>
+          <w:rFonts w:ascii="Times New Roman" w:hAnsi="Times New Roman" w:eastAsia="Times New Roman"/>
+          <w:sz w:val="24"/>
+          <w:szCs w:val="24"/>
         </w:rPr>
         <w:t xml:space="preserve"> (Вкарай в пратките). Нарочно използваме маймунки като </w:t>
       </w:r>
       <w:r>
         <w:rPr>
           <w:rFonts w:ascii="Consolas" w:hAnsi="Consolas" w:eastAsia="Consolas" w:cs="Consolas"/>
-          <w:noProof w:val="0"/>
-          <w:sz w:val="24"/>
-          <w:szCs w:val="24"/>
-          <w:lang w:val="bg-BG"/>
+          <w:sz w:val="24"/>
+          <w:szCs w:val="24"/>
         </w:rPr>
         <w:t>@name</w:t>
       </w:r>
       <w:r>
         <w:rPr>
-          <w:rFonts w:ascii="Times New Roman" w:hAnsi="Times New Roman" w:eastAsia="Times New Roman" w:cs="Times New Roman"/>
-          <w:noProof w:val="0"/>
-          <w:sz w:val="24"/>
-          <w:szCs w:val="24"/>
-          <w:lang w:val="bg-BG"/>
+          <w:rFonts w:ascii="Times New Roman" w:hAnsi="Times New Roman" w:eastAsia="Times New Roman"/>
+          <w:sz w:val="24"/>
+          <w:szCs w:val="24"/>
         </w:rPr>
         <w:t xml:space="preserve"> – това се наричат </w:t>
       </w:r>
       <w:r>
         <w:rPr>
-          <w:rFonts w:ascii="Times New Roman" w:hAnsi="Times New Roman" w:eastAsia="Times New Roman" w:cs="Times New Roman"/>
-          <w:b w:val="1"/>
-          <w:bCs w:val="1"/>
-          <w:noProof w:val="0"/>
-          <w:sz w:val="24"/>
-          <w:szCs w:val="24"/>
-          <w:lang w:val="bg-BG"/>
+          <w:rFonts w:ascii="Times New Roman" w:hAnsi="Times New Roman" w:eastAsia="Times New Roman"/>
+          <w:b/>
+          <w:bCs/>
+          <w:sz w:val="24"/>
+          <w:szCs w:val="24"/>
         </w:rPr>
         <w:t>параметри</w:t>
       </w:r>
       <w:r>
         <w:rPr>
-          <w:rFonts w:ascii="Times New Roman" w:hAnsi="Times New Roman" w:eastAsia="Times New Roman" w:cs="Times New Roman"/>
-          <w:noProof w:val="0"/>
-          <w:sz w:val="24"/>
-          <w:szCs w:val="24"/>
-          <w:lang w:val="bg-BG"/>
+          <w:rFonts w:ascii="Times New Roman" w:hAnsi="Times New Roman" w:eastAsia="Times New Roman"/>
+          <w:sz w:val="24"/>
+          <w:szCs w:val="24"/>
         </w:rPr>
         <w:t xml:space="preserve">. Те се използват, за да е защитена програмата и някой лош хакер да не ни счупи базата данни, ако напише опасен код в полето. Накрая </w:t>
       </w:r>
       <w:r>
         <w:rPr>
           <w:rFonts w:ascii="Consolas" w:hAnsi="Consolas" w:eastAsia="Consolas" w:cs="Consolas"/>
-          <w:noProof w:val="0"/>
-          <w:sz w:val="24"/>
-          <w:szCs w:val="24"/>
-          <w:lang w:val="bg-BG"/>
+          <w:sz w:val="24"/>
+          <w:szCs w:val="24"/>
         </w:rPr>
         <w:t>ExecuteNonQuery()</w:t>
       </w:r>
       <w:r>
         <w:rPr>
-          <w:rFonts w:ascii="Times New Roman" w:hAnsi="Times New Roman" w:eastAsia="Times New Roman" w:cs="Times New Roman"/>
-          <w:noProof w:val="0"/>
-          <w:sz w:val="24"/>
-          <w:szCs w:val="24"/>
-          <w:lang w:val="bg-BG"/>
+          <w:rFonts w:ascii="Times New Roman" w:hAnsi="Times New Roman" w:eastAsia="Times New Roman"/>
+          <w:sz w:val="24"/>
+          <w:szCs w:val="24"/>
         </w:rPr>
         <w:t xml:space="preserve"> записва всичко и затваряме връзката.</w:t>
       </w:r>
@@ -3876,11 +3360,11 @@
     <w:p>
       <w:pPr>
         <w:pBdr>
-          <w:top w:val="nil" w:color="FFFFFF" w:sz="0" w:space="1"/>
-          <w:left w:val="nil" w:color="FFFFFF" w:sz="0" w:space="1"/>
-          <w:bottom w:val="nil" w:color="FFFFFF" w:sz="0" w:space="1"/>
-          <w:right w:val="nil" w:color="FFFFFF" w:sz="0" w:space="1"/>
-          <w:between w:val="nil" w:color="FFFFFF" w:sz="0" w:space="1"/>
+          <w:top w:val="nil"/>
+          <w:left w:val="nil"/>
+          <w:bottom w:val="nil"/>
+          <w:right w:val="nil"/>
+          <w:between w:val="nil"/>
         </w:pBdr>
         <w:overflowPunct w:val="0"/>
         <w:autoSpaceDE w:val="0"/>
@@ -3891,8 +3375,8 @@
         <w:outlineLvl w:val="0"/>
         <w:rPr>
           <w:rFonts w:ascii="Times New Roman" w:hAnsi="Times New Roman" w:eastAsia="Tahoma"/>
-          <w:b w:val="1"/>
-          <w:bCs w:val="1"/>
+          <w:b/>
+          <w:bCs/>
           <w:color w:val="000000"/>
           <w:sz w:val="24"/>
           <w:szCs w:val="24"/>
@@ -3902,20 +3386,20 @@
     <w:p>
       <w:pPr>
         <w:pBdr>
-          <w:top w:val="nil" w:color="FFFFFF" w:sz="0" w:space="1"/>
-          <w:left w:val="nil" w:color="FFFFFF" w:sz="0" w:space="1"/>
-          <w:bottom w:val="nil" w:color="FFFFFF" w:sz="0" w:space="1"/>
-          <w:right w:val="nil" w:color="FFFFFF" w:sz="0" w:space="1"/>
-          <w:between w:val="nil" w:color="FFFFFF" w:sz="0" w:space="1"/>
+          <w:top w:val="nil"/>
+          <w:left w:val="nil"/>
+          <w:bottom w:val="nil"/>
+          <w:right w:val="nil"/>
+          <w:between w:val="nil"/>
         </w:pBdr>
         <w:spacing w:before="120" w:after="0" w:line="240" w:lineRule="auto"/>
         <w:jc w:val="both"/>
         <w:outlineLvl w:val="0"/>
         <w:rPr>
           <w:rFonts w:ascii="Times New Roman" w:hAnsi="Times New Roman" w:eastAsia="Tahoma"/>
-          <w:b w:val="1"/>
-          <w:bCs w:val="1"/>
-          <w:color w:val="000000" w:themeColor="text1" w:themeTint="FF" w:themeShade="FF"/>
+          <w:b/>
+          <w:bCs/>
+          <w:color w:val="000000" w:themeColor="text1"/>
           <w:sz w:val="24"/>
           <w:szCs w:val="24"/>
         </w:rPr>
@@ -3924,20 +3408,20 @@
     <w:p>
       <w:pPr>
         <w:pBdr>
-          <w:top w:val="nil" w:color="FFFFFF" w:sz="0" w:space="1"/>
-          <w:left w:val="nil" w:color="FFFFFF" w:sz="0" w:space="1"/>
-          <w:bottom w:val="nil" w:color="FFFFFF" w:sz="0" w:space="1"/>
-          <w:right w:val="nil" w:color="FFFFFF" w:sz="0" w:space="1"/>
-          <w:between w:val="nil" w:color="FFFFFF" w:sz="0" w:space="1"/>
+          <w:top w:val="nil"/>
+          <w:left w:val="nil"/>
+          <w:bottom w:val="nil"/>
+          <w:right w:val="nil"/>
+          <w:between w:val="nil"/>
         </w:pBdr>
         <w:spacing w:before="120" w:after="0" w:line="240" w:lineRule="auto"/>
         <w:jc w:val="both"/>
         <w:outlineLvl w:val="0"/>
         <w:rPr>
           <w:rFonts w:ascii="Times New Roman" w:hAnsi="Times New Roman" w:eastAsia="Tahoma"/>
-          <w:b w:val="1"/>
-          <w:bCs w:val="1"/>
-          <w:color w:val="000000" w:themeColor="text1" w:themeTint="FF" w:themeShade="FF"/>
+          <w:b/>
+          <w:bCs/>
+          <w:color w:val="000000" w:themeColor="text1"/>
           <w:sz w:val="24"/>
           <w:szCs w:val="24"/>
         </w:rPr>
@@ -3946,20 +3430,20 @@
     <w:p>
       <w:pPr>
         <w:pBdr>
-          <w:top w:val="nil" w:color="FFFFFF" w:sz="0" w:space="1"/>
-          <w:left w:val="nil" w:color="FFFFFF" w:sz="0" w:space="1"/>
-          <w:bottom w:val="nil" w:color="FFFFFF" w:sz="0" w:space="1"/>
-          <w:right w:val="nil" w:color="FFFFFF" w:sz="0" w:space="1"/>
-          <w:between w:val="nil" w:color="FFFFFF" w:sz="0" w:space="1"/>
+          <w:top w:val="nil"/>
+          <w:left w:val="nil"/>
+          <w:bottom w:val="nil"/>
+          <w:right w:val="nil"/>
+          <w:between w:val="nil"/>
         </w:pBdr>
         <w:spacing w:before="120" w:after="0" w:line="240" w:lineRule="auto"/>
         <w:jc w:val="both"/>
         <w:outlineLvl w:val="0"/>
         <w:rPr>
           <w:rFonts w:ascii="Times New Roman" w:hAnsi="Times New Roman" w:eastAsia="Tahoma"/>
-          <w:b w:val="1"/>
-          <w:bCs w:val="1"/>
-          <w:color w:val="000000" w:themeColor="text1" w:themeTint="FF" w:themeShade="FF"/>
+          <w:b/>
+          <w:bCs/>
+          <w:color w:val="000000" w:themeColor="text1"/>
           <w:sz w:val="24"/>
           <w:szCs w:val="24"/>
         </w:rPr>
@@ -3968,20 +3452,20 @@
     <w:p>
       <w:pPr>
         <w:pBdr>
-          <w:top w:val="nil" w:color="FFFFFF" w:sz="0" w:space="1"/>
-          <w:left w:val="nil" w:color="FFFFFF" w:sz="0" w:space="1"/>
-          <w:bottom w:val="nil" w:color="FFFFFF" w:sz="0" w:space="1"/>
-          <w:right w:val="nil" w:color="FFFFFF" w:sz="0" w:space="1"/>
-          <w:between w:val="nil" w:color="FFFFFF" w:sz="0" w:space="1"/>
+          <w:top w:val="nil"/>
+          <w:left w:val="nil"/>
+          <w:bottom w:val="nil"/>
+          <w:right w:val="nil"/>
+          <w:between w:val="nil"/>
         </w:pBdr>
         <w:spacing w:before="120" w:after="0" w:line="240" w:lineRule="auto"/>
         <w:jc w:val="both"/>
         <w:outlineLvl w:val="0"/>
         <w:rPr>
           <w:rFonts w:ascii="Times New Roman" w:hAnsi="Times New Roman" w:eastAsia="Tahoma"/>
-          <w:b w:val="1"/>
-          <w:bCs w:val="1"/>
-          <w:color w:val="000000" w:themeColor="text1" w:themeTint="FF" w:themeShade="FF"/>
+          <w:b/>
+          <w:bCs/>
+          <w:color w:val="000000" w:themeColor="text1"/>
           <w:sz w:val="24"/>
           <w:szCs w:val="24"/>
         </w:rPr>
@@ -3990,20 +3474,18 @@
     <w:p>
       <w:pPr>
         <w:pBdr>
-          <w:top w:val="nil" w:color="FFFFFF" w:sz="0" w:space="1"/>
-          <w:left w:val="nil" w:color="FFFFFF" w:sz="0" w:space="1"/>
-          <w:bottom w:val="nil" w:color="FFFFFF" w:sz="0" w:space="1"/>
-          <w:right w:val="nil" w:color="FFFFFF" w:sz="0" w:space="1"/>
-          <w:between w:val="nil" w:color="FFFFFF" w:sz="0" w:space="1"/>
+          <w:top w:val="nil"/>
+          <w:left w:val="nil"/>
+          <w:bottom w:val="nil"/>
+          <w:right w:val="nil"/>
+          <w:between w:val="nil"/>
         </w:pBdr>
         <w:spacing w:before="120" w:after="0" w:line="240" w:lineRule="auto"/>
         <w:jc w:val="both"/>
         <w:outlineLvl w:val="0"/>
         <w:rPr>
           <w:rFonts w:ascii="Times New Roman" w:hAnsi="Times New Roman" w:eastAsia="Tahoma"/>
-          <w:b w:val="0"/>
-          <w:bCs w:val="0"/>
-          <w:color w:val="000000" w:themeColor="text1" w:themeTint="FF" w:themeShade="FF"/>
+          <w:color w:val="000000" w:themeColor="text1"/>
           <w:sz w:val="24"/>
           <w:szCs w:val="24"/>
         </w:rPr>
@@ -4012,20 +3494,18 @@
     <w:p>
       <w:pPr>
         <w:pBdr>
-          <w:top w:val="nil" w:color="FFFFFF" w:sz="0" w:space="1"/>
-          <w:left w:val="nil" w:color="FFFFFF" w:sz="0" w:space="1"/>
-          <w:bottom w:val="nil" w:color="FFFFFF" w:sz="0" w:space="1"/>
-          <w:right w:val="nil" w:color="FFFFFF" w:sz="0" w:space="1"/>
-          <w:between w:val="nil" w:color="FFFFFF" w:sz="0" w:space="1"/>
+          <w:top w:val="nil"/>
+          <w:left w:val="nil"/>
+          <w:bottom w:val="nil"/>
+          <w:right w:val="nil"/>
+          <w:between w:val="nil"/>
         </w:pBdr>
         <w:spacing w:before="120" w:after="0" w:line="240" w:lineRule="auto"/>
         <w:jc w:val="both"/>
         <w:outlineLvl w:val="0"/>
         <w:rPr>
           <w:rFonts w:ascii="Times New Roman" w:hAnsi="Times New Roman" w:eastAsia="Tahoma"/>
-          <w:b w:val="0"/>
-          <w:bCs w:val="0"/>
-          <w:color w:val="000000" w:themeColor="text1" w:themeTint="FF" w:themeShade="FF"/>
+          <w:color w:val="000000" w:themeColor="text1"/>
           <w:sz w:val="24"/>
           <w:szCs w:val="24"/>
         </w:rPr>
@@ -4033,9 +3513,7 @@
       <w:r>
         <w:rPr>
           <w:rFonts w:ascii="Times New Roman" w:hAnsi="Times New Roman" w:eastAsia="Tahoma"/>
-          <w:b w:val="0"/>
-          <w:bCs w:val="0"/>
-          <w:color w:val="000000" w:themeColor="text1" w:themeTint="FF" w:themeShade="FF"/>
+          <w:color w:val="000000" w:themeColor="text1"/>
           <w:sz w:val="24"/>
           <w:szCs w:val="24"/>
         </w:rPr>
@@ -4049,7 +3527,7 @@
         <w:tblLook w:val="06A0" w:firstRow="1" w:lastRow="0" w:firstColumn="1" w:lastColumn="0" w:noHBand="1" w:noVBand="1"/>
       </w:tblPr>
       <w:tblGrid>
-        <w:gridCol w:w="9405"/>
+        <w:gridCol w:w="9396"/>
       </w:tblGrid>
       <w:tr>
         <w:trPr>
@@ -4058,16 +3536,13 @@
         <w:tc>
           <w:tcPr>
             <w:tcW w:w="9405" w:type="dxa"/>
-            <w:tcMar/>
           </w:tcPr>
           <w:p>
             <w:r>
               <w:rPr>
-                <w:rFonts w:ascii="Times New Roman" w:hAnsi="Times New Roman" w:eastAsia="Times New Roman" w:cs="Times New Roman"/>
-                <w:noProof w:val="0"/>
-                <w:sz w:val="24"/>
-                <w:szCs w:val="24"/>
-                <w:lang w:val="bg-BG"/>
+                <w:rFonts w:ascii="Times New Roman" w:hAnsi="Times New Roman" w:eastAsia="Times New Roman"/>
+                <w:sz w:val="24"/>
+                <w:szCs w:val="24"/>
               </w:rPr>
               <w:t>public DataTable FindParcel(int id)</w:t>
             </w:r>
@@ -4075,11 +3550,9 @@
           <w:p>
             <w:r>
               <w:rPr>
-                <w:rFonts w:ascii="Times New Roman" w:hAnsi="Times New Roman" w:eastAsia="Times New Roman" w:cs="Times New Roman"/>
-                <w:noProof w:val="0"/>
-                <w:sz w:val="24"/>
-                <w:szCs w:val="24"/>
-                <w:lang w:val="bg-BG"/>
+                <w:rFonts w:ascii="Times New Roman" w:hAnsi="Times New Roman" w:eastAsia="Times New Roman"/>
+                <w:sz w:val="24"/>
+                <w:szCs w:val="24"/>
               </w:rPr>
               <w:t>{</w:t>
             </w:r>
@@ -4087,11 +3560,9 @@
           <w:p>
             <w:r>
               <w:rPr>
-                <w:rFonts w:ascii="Times New Roman" w:hAnsi="Times New Roman" w:eastAsia="Times New Roman" w:cs="Times New Roman"/>
-                <w:noProof w:val="0"/>
-                <w:sz w:val="24"/>
-                <w:szCs w:val="24"/>
-                <w:lang w:val="bg-BG"/>
+                <w:rFonts w:ascii="Times New Roman" w:hAnsi="Times New Roman" w:eastAsia="Times New Roman"/>
+                <w:sz w:val="24"/>
+                <w:szCs w:val="24"/>
               </w:rPr>
               <w:t xml:space="preserve">     SqlConnection connect = GetConnection();</w:t>
             </w:r>
@@ -4099,11 +3570,9 @@
           <w:p>
             <w:r>
               <w:rPr>
-                <w:rFonts w:ascii="Times New Roman" w:hAnsi="Times New Roman" w:eastAsia="Times New Roman" w:cs="Times New Roman"/>
-                <w:noProof w:val="0"/>
-                <w:sz w:val="24"/>
-                <w:szCs w:val="24"/>
-                <w:lang w:val="bg-BG"/>
+                <w:rFonts w:ascii="Times New Roman" w:hAnsi="Times New Roman" w:eastAsia="Times New Roman"/>
+                <w:sz w:val="24"/>
+                <w:szCs w:val="24"/>
               </w:rPr>
               <w:t xml:space="preserve">     if (connect.State == 0) connect.Open();</w:t>
             </w:r>
@@ -4111,11 +3580,9 @@
           <w:p>
             <w:r>
               <w:rPr>
-                <w:rFonts w:ascii="Times New Roman" w:hAnsi="Times New Roman" w:eastAsia="Times New Roman" w:cs="Times New Roman"/>
-                <w:noProof w:val="0"/>
-                <w:sz w:val="24"/>
-                <w:szCs w:val="24"/>
-                <w:lang w:val="bg-BG"/>
+                <w:rFonts w:ascii="Times New Roman" w:hAnsi="Times New Roman" w:eastAsia="Times New Roman"/>
+                <w:sz w:val="24"/>
+                <w:szCs w:val="24"/>
               </w:rPr>
               <w:t xml:space="preserve">     string sql =</w:t>
             </w:r>
@@ -4123,11 +3590,9 @@
           <w:p>
             <w:r>
               <w:rPr>
-                <w:rFonts w:ascii="Times New Roman" w:hAnsi="Times New Roman" w:eastAsia="Times New Roman" w:cs="Times New Roman"/>
-                <w:noProof w:val="0"/>
-                <w:sz w:val="24"/>
-                <w:szCs w:val="24"/>
-                <w:lang w:val="bg-BG"/>
+                <w:rFonts w:ascii="Times New Roman" w:hAnsi="Times New Roman" w:eastAsia="Times New Roman"/>
+                <w:sz w:val="24"/>
+                <w:szCs w:val="24"/>
               </w:rPr>
               <w:t xml:space="preserve">         "SELECT p.Id, p.Name, p.Description, p.Price, p.Wieght, t.TypeName " +</w:t>
             </w:r>
@@ -4135,11 +3600,9 @@
           <w:p>
             <w:r>
               <w:rPr>
-                <w:rFonts w:ascii="Times New Roman" w:hAnsi="Times New Roman" w:eastAsia="Times New Roman" w:cs="Times New Roman"/>
-                <w:noProof w:val="0"/>
-                <w:sz w:val="24"/>
-                <w:szCs w:val="24"/>
-                <w:lang w:val="bg-BG"/>
+                <w:rFonts w:ascii="Times New Roman" w:hAnsi="Times New Roman" w:eastAsia="Times New Roman"/>
+                <w:sz w:val="24"/>
+                <w:szCs w:val="24"/>
               </w:rPr>
               <w:t xml:space="preserve">         "FROM Parcels p " +</w:t>
             </w:r>
@@ -4147,11 +3610,9 @@
           <w:p>
             <w:r>
               <w:rPr>
-                <w:rFonts w:ascii="Times New Roman" w:hAnsi="Times New Roman" w:eastAsia="Times New Roman" w:cs="Times New Roman"/>
-                <w:noProof w:val="0"/>
-                <w:sz w:val="24"/>
-                <w:szCs w:val="24"/>
-                <w:lang w:val="bg-BG"/>
+                <w:rFonts w:ascii="Times New Roman" w:hAnsi="Times New Roman" w:eastAsia="Times New Roman"/>
+                <w:sz w:val="24"/>
+                <w:szCs w:val="24"/>
               </w:rPr>
               <w:t xml:space="preserve">         "INNER JOIN ParcelTypes t ON p.TypeId = t.Id " +</w:t>
             </w:r>
@@ -4159,11 +3620,9 @@
           <w:p>
             <w:r>
               <w:rPr>
-                <w:rFonts w:ascii="Times New Roman" w:hAnsi="Times New Roman" w:eastAsia="Times New Roman" w:cs="Times New Roman"/>
-                <w:noProof w:val="0"/>
-                <w:sz w:val="24"/>
-                <w:szCs w:val="24"/>
-                <w:lang w:val="bg-BG"/>
+                <w:rFonts w:ascii="Times New Roman" w:hAnsi="Times New Roman" w:eastAsia="Times New Roman"/>
+                <w:sz w:val="24"/>
+                <w:szCs w:val="24"/>
               </w:rPr>
               <w:t xml:space="preserve">         "WHERE p.Id = @id;";</w:t>
             </w:r>
@@ -4171,11 +3630,9 @@
           <w:p>
             <w:r>
               <w:rPr>
-                <w:rFonts w:ascii="Times New Roman" w:hAnsi="Times New Roman" w:eastAsia="Times New Roman" w:cs="Times New Roman"/>
-                <w:noProof w:val="0"/>
-                <w:sz w:val="24"/>
-                <w:szCs w:val="24"/>
-                <w:lang w:val="bg-BG"/>
+                <w:rFonts w:ascii="Times New Roman" w:hAnsi="Times New Roman" w:eastAsia="Times New Roman"/>
+                <w:sz w:val="24"/>
+                <w:szCs w:val="24"/>
               </w:rPr>
               <w:t xml:space="preserve">     SqlCommand cmd = new SqlCommand(sql, connect);</w:t>
             </w:r>
@@ -4183,11 +3640,9 @@
           <w:p>
             <w:r>
               <w:rPr>
-                <w:rFonts w:ascii="Times New Roman" w:hAnsi="Times New Roman" w:eastAsia="Times New Roman" w:cs="Times New Roman"/>
-                <w:noProof w:val="0"/>
-                <w:sz w:val="24"/>
-                <w:szCs w:val="24"/>
-                <w:lang w:val="bg-BG"/>
+                <w:rFonts w:ascii="Times New Roman" w:hAnsi="Times New Roman" w:eastAsia="Times New Roman"/>
+                <w:sz w:val="24"/>
+                <w:szCs w:val="24"/>
               </w:rPr>
               <w:t xml:space="preserve">     cmd.Parameters.AddWithValue("@id", id);</w:t>
             </w:r>
@@ -4195,11 +3650,9 @@
           <w:p>
             <w:r>
               <w:rPr>
-                <w:rFonts w:ascii="Times New Roman" w:hAnsi="Times New Roman" w:eastAsia="Times New Roman" w:cs="Times New Roman"/>
-                <w:noProof w:val="0"/>
-                <w:sz w:val="24"/>
-                <w:szCs w:val="24"/>
-                <w:lang w:val="bg-BG"/>
+                <w:rFonts w:ascii="Times New Roman" w:hAnsi="Times New Roman" w:eastAsia="Times New Roman"/>
+                <w:sz w:val="24"/>
+                <w:szCs w:val="24"/>
               </w:rPr>
               <w:t xml:space="preserve">     SqlDataAdapter adapter = new SqlDataAdapter(cmd);</w:t>
             </w:r>
@@ -4207,11 +3660,9 @@
           <w:p>
             <w:r>
               <w:rPr>
-                <w:rFonts w:ascii="Times New Roman" w:hAnsi="Times New Roman" w:eastAsia="Times New Roman" w:cs="Times New Roman"/>
-                <w:noProof w:val="0"/>
-                <w:sz w:val="24"/>
-                <w:szCs w:val="24"/>
-                <w:lang w:val="bg-BG"/>
+                <w:rFonts w:ascii="Times New Roman" w:hAnsi="Times New Roman" w:eastAsia="Times New Roman"/>
+                <w:sz w:val="24"/>
+                <w:szCs w:val="24"/>
               </w:rPr>
               <w:t xml:space="preserve">     DataTable table = new DataTable();</w:t>
             </w:r>
@@ -4219,11 +3670,9 @@
           <w:p>
             <w:r>
               <w:rPr>
-                <w:rFonts w:ascii="Times New Roman" w:hAnsi="Times New Roman" w:eastAsia="Times New Roman" w:cs="Times New Roman"/>
-                <w:noProof w:val="0"/>
-                <w:sz w:val="24"/>
-                <w:szCs w:val="24"/>
-                <w:lang w:val="bg-BG"/>
+                <w:rFonts w:ascii="Times New Roman" w:hAnsi="Times New Roman" w:eastAsia="Times New Roman"/>
+                <w:sz w:val="24"/>
+                <w:szCs w:val="24"/>
               </w:rPr>
               <w:t xml:space="preserve">     adapter.Fill(table);</w:t>
             </w:r>
@@ -4231,11 +3680,9 @@
           <w:p>
             <w:r>
               <w:rPr>
-                <w:rFonts w:ascii="Times New Roman" w:hAnsi="Times New Roman" w:eastAsia="Times New Roman" w:cs="Times New Roman"/>
-                <w:noProof w:val="0"/>
-                <w:sz w:val="24"/>
-                <w:szCs w:val="24"/>
-                <w:lang w:val="bg-BG"/>
+                <w:rFonts w:ascii="Times New Roman" w:hAnsi="Times New Roman" w:eastAsia="Times New Roman"/>
+                <w:sz w:val="24"/>
+                <w:szCs w:val="24"/>
               </w:rPr>
               <w:t xml:space="preserve">     connect.Close();</w:t>
             </w:r>
@@ -4243,26 +3690,19 @@
           <w:p>
             <w:r>
               <w:rPr>
-                <w:rFonts w:ascii="Times New Roman" w:hAnsi="Times New Roman" w:eastAsia="Times New Roman" w:cs="Times New Roman"/>
-                <w:noProof w:val="0"/>
-                <w:sz w:val="24"/>
-                <w:szCs w:val="24"/>
-                <w:lang w:val="bg-BG"/>
+                <w:rFonts w:ascii="Times New Roman" w:hAnsi="Times New Roman" w:eastAsia="Times New Roman"/>
+                <w:sz w:val="24"/>
+                <w:szCs w:val="24"/>
               </w:rPr>
               <w:t xml:space="preserve">     return table;</w:t>
             </w:r>
           </w:p>
           <w:p>
-            <w:pPr>
-              <w:pStyle w:val="a"/>
-            </w:pPr>
-            <w:r>
-              <w:rPr>
-                <w:rFonts w:ascii="Times New Roman" w:hAnsi="Times New Roman" w:eastAsia="Times New Roman" w:cs="Times New Roman"/>
-                <w:noProof w:val="0"/>
-                <w:sz w:val="24"/>
-                <w:szCs w:val="24"/>
-                <w:lang w:val="bg-BG"/>
+            <w:r>
+              <w:rPr>
+                <w:rFonts w:ascii="Times New Roman" w:hAnsi="Times New Roman" w:eastAsia="Times New Roman"/>
+                <w:sz w:val="24"/>
+                <w:szCs w:val="24"/>
               </w:rPr>
               <w:t>}</w:t>
             </w:r>
@@ -4272,230 +3712,189 @@
     </w:tbl>
     <w:p>
       <w:pPr>
-        <w:pStyle w:val="a"/>
         <w:pBdr>
-          <w:top w:val="nil" w:color="FFFFFF" w:sz="0" w:space="1"/>
-          <w:left w:val="nil" w:color="FFFFFF" w:sz="0" w:space="1"/>
-          <w:bottom w:val="nil" w:color="FFFFFF" w:sz="0" w:space="1"/>
-          <w:right w:val="nil" w:color="FFFFFF" w:sz="0" w:space="1"/>
-          <w:between w:val="nil" w:color="FFFFFF" w:sz="0" w:space="1"/>
+          <w:top w:val="nil"/>
+          <w:left w:val="nil"/>
+          <w:bottom w:val="nil"/>
+          <w:right w:val="nil"/>
+          <w:between w:val="nil"/>
         </w:pBdr>
         <w:spacing w:before="120" w:after="0" w:line="240" w:lineRule="auto"/>
         <w:jc w:val="both"/>
       </w:pPr>
       <w:r>
         <w:rPr>
-          <w:rFonts w:ascii="Times New Roman" w:hAnsi="Times New Roman" w:eastAsia="Times New Roman" w:cs="Times New Roman"/>
-          <w:noProof w:val="0"/>
-          <w:sz w:val="24"/>
-          <w:szCs w:val="24"/>
-          <w:lang w:val="bg-BG"/>
+          <w:rFonts w:ascii="Times New Roman" w:hAnsi="Times New Roman" w:eastAsia="Times New Roman"/>
+          <w:sz w:val="24"/>
+          <w:szCs w:val="24"/>
         </w:rPr>
         <w:t xml:space="preserve">Същото като горното, но търси само ЕДНА конкретна пратка. Затова накрая има </w:t>
       </w:r>
       <w:r>
         <w:rPr>
           <w:rFonts w:ascii="Consolas" w:hAnsi="Consolas" w:eastAsia="Consolas" w:cs="Consolas"/>
-          <w:noProof w:val="0"/>
-          <w:sz w:val="24"/>
-          <w:szCs w:val="24"/>
-          <w:lang w:val="bg-BG"/>
+          <w:sz w:val="24"/>
+          <w:szCs w:val="24"/>
         </w:rPr>
         <w:t>WHERE p.Id = @id</w:t>
       </w:r>
       <w:r>
         <w:rPr>
-          <w:rFonts w:ascii="Times New Roman" w:hAnsi="Times New Roman" w:eastAsia="Times New Roman" w:cs="Times New Roman"/>
-          <w:noProof w:val="0"/>
-          <w:sz w:val="24"/>
-          <w:szCs w:val="24"/>
-          <w:lang w:val="bg-BG"/>
+          <w:rFonts w:ascii="Times New Roman" w:hAnsi="Times New Roman" w:eastAsia="Times New Roman"/>
+          <w:sz w:val="24"/>
+          <w:szCs w:val="24"/>
         </w:rPr>
         <w:t xml:space="preserve"> (където номерът на пратката е равен на този, който търсим).</w:t>
       </w:r>
     </w:p>
     <w:p>
       <w:pPr>
-        <w:pStyle w:val="a"/>
         <w:pBdr>
-          <w:top w:val="nil" w:color="FFFFFF" w:sz="0" w:space="1"/>
-          <w:left w:val="nil" w:color="FFFFFF" w:sz="0" w:space="1"/>
-          <w:bottom w:val="nil" w:color="FFFFFF" w:sz="0" w:space="1"/>
-          <w:right w:val="nil" w:color="FFFFFF" w:sz="0" w:space="1"/>
-          <w:between w:val="nil" w:color="FFFFFF" w:sz="0" w:space="1"/>
+          <w:top w:val="nil"/>
+          <w:left w:val="nil"/>
+          <w:bottom w:val="nil"/>
+          <w:right w:val="nil"/>
+          <w:between w:val="nil"/>
         </w:pBdr>
         <w:spacing w:before="120" w:after="0" w:line="240" w:lineRule="auto"/>
         <w:jc w:val="both"/>
         <w:rPr>
-          <w:rFonts w:ascii="Times New Roman" w:hAnsi="Times New Roman" w:eastAsia="Times New Roman" w:cs="Times New Roman"/>
-          <w:noProof w:val="0"/>
-          <w:sz w:val="24"/>
-          <w:szCs w:val="24"/>
-          <w:lang w:val="bg-BG"/>
-        </w:rPr>
-      </w:pPr>
-    </w:p>
-    <w:p>
-      <w:pPr>
-        <w:pStyle w:val="a"/>
+          <w:rFonts w:ascii="Times New Roman" w:hAnsi="Times New Roman" w:eastAsia="Times New Roman"/>
+          <w:sz w:val="24"/>
+          <w:szCs w:val="24"/>
+        </w:rPr>
+      </w:pPr>
+    </w:p>
+    <w:p>
+      <w:pPr>
         <w:pBdr>
-          <w:top w:val="nil" w:color="FFFFFF" w:sz="0" w:space="1"/>
-          <w:left w:val="nil" w:color="FFFFFF" w:sz="0" w:space="1"/>
-          <w:bottom w:val="nil" w:color="FFFFFF" w:sz="0" w:space="1"/>
-          <w:right w:val="nil" w:color="FFFFFF" w:sz="0" w:space="1"/>
-          <w:between w:val="nil" w:color="FFFFFF" w:sz="0" w:space="1"/>
+          <w:top w:val="nil"/>
+          <w:left w:val="nil"/>
+          <w:bottom w:val="nil"/>
+          <w:right w:val="nil"/>
+          <w:between w:val="nil"/>
         </w:pBdr>
         <w:spacing w:before="120" w:after="0" w:line="240" w:lineRule="auto"/>
         <w:jc w:val="both"/>
         <w:rPr>
-          <w:rFonts w:ascii="Times New Roman" w:hAnsi="Times New Roman" w:eastAsia="Times New Roman" w:cs="Times New Roman"/>
-          <w:noProof w:val="0"/>
-          <w:sz w:val="24"/>
-          <w:szCs w:val="24"/>
-          <w:lang w:val="bg-BG"/>
-        </w:rPr>
-      </w:pPr>
-    </w:p>
-    <w:p>
-      <w:pPr>
-        <w:pStyle w:val="a"/>
+          <w:rFonts w:ascii="Times New Roman" w:hAnsi="Times New Roman" w:eastAsia="Times New Roman"/>
+          <w:sz w:val="24"/>
+          <w:szCs w:val="24"/>
+        </w:rPr>
+      </w:pPr>
+    </w:p>
+    <w:p>
+      <w:pPr>
         <w:pBdr>
-          <w:top w:val="nil" w:color="FFFFFF" w:sz="0" w:space="1"/>
-          <w:left w:val="nil" w:color="FFFFFF" w:sz="0" w:space="1"/>
-          <w:bottom w:val="nil" w:color="FFFFFF" w:sz="0" w:space="1"/>
-          <w:right w:val="nil" w:color="FFFFFF" w:sz="0" w:space="1"/>
-          <w:between w:val="nil" w:color="FFFFFF" w:sz="0" w:space="1"/>
+          <w:top w:val="nil"/>
+          <w:left w:val="nil"/>
+          <w:bottom w:val="nil"/>
+          <w:right w:val="nil"/>
+          <w:between w:val="nil"/>
         </w:pBdr>
         <w:spacing w:before="120" w:after="0" w:line="240" w:lineRule="auto"/>
         <w:jc w:val="both"/>
         <w:rPr>
-          <w:rFonts w:ascii="Times New Roman" w:hAnsi="Times New Roman" w:eastAsia="Times New Roman" w:cs="Times New Roman"/>
-          <w:noProof w:val="0"/>
-          <w:sz w:val="24"/>
-          <w:szCs w:val="24"/>
-          <w:lang w:val="bg-BG"/>
-        </w:rPr>
-      </w:pPr>
-    </w:p>
-    <w:p>
-      <w:pPr>
-        <w:pStyle w:val="a"/>
+          <w:rFonts w:ascii="Times New Roman" w:hAnsi="Times New Roman" w:eastAsia="Times New Roman"/>
+          <w:sz w:val="24"/>
+          <w:szCs w:val="24"/>
+        </w:rPr>
+      </w:pPr>
+    </w:p>
+    <w:p>
+      <w:pPr>
         <w:pBdr>
-          <w:top w:val="nil" w:color="FFFFFF" w:sz="0" w:space="1"/>
-          <w:left w:val="nil" w:color="FFFFFF" w:sz="0" w:space="1"/>
-          <w:bottom w:val="nil" w:color="FFFFFF" w:sz="0" w:space="1"/>
-          <w:right w:val="nil" w:color="FFFFFF" w:sz="0" w:space="1"/>
-          <w:between w:val="nil" w:color="FFFFFF" w:sz="0" w:space="1"/>
+          <w:top w:val="nil"/>
+          <w:left w:val="nil"/>
+          <w:bottom w:val="nil"/>
+          <w:right w:val="nil"/>
+          <w:between w:val="nil"/>
         </w:pBdr>
         <w:spacing w:before="120" w:after="0" w:line="240" w:lineRule="auto"/>
         <w:jc w:val="both"/>
         <w:rPr>
-          <w:rFonts w:ascii="Times New Roman" w:hAnsi="Times New Roman" w:eastAsia="Times New Roman" w:cs="Times New Roman"/>
-          <w:noProof w:val="0"/>
-          <w:sz w:val="24"/>
-          <w:szCs w:val="24"/>
-          <w:lang w:val="bg-BG"/>
-        </w:rPr>
-      </w:pPr>
-    </w:p>
-    <w:p>
-      <w:pPr>
-        <w:pStyle w:val="a"/>
+          <w:rFonts w:ascii="Times New Roman" w:hAnsi="Times New Roman" w:eastAsia="Times New Roman"/>
+          <w:sz w:val="24"/>
+          <w:szCs w:val="24"/>
+        </w:rPr>
+      </w:pPr>
+    </w:p>
+    <w:p>
+      <w:pPr>
         <w:pBdr>
-          <w:top w:val="nil" w:color="FFFFFF" w:sz="0" w:space="1"/>
-          <w:left w:val="nil" w:color="FFFFFF" w:sz="0" w:space="1"/>
-          <w:bottom w:val="nil" w:color="FFFFFF" w:sz="0" w:space="1"/>
-          <w:right w:val="nil" w:color="FFFFFF" w:sz="0" w:space="1"/>
-          <w:between w:val="nil" w:color="FFFFFF" w:sz="0" w:space="1"/>
+          <w:top w:val="nil"/>
+          <w:left w:val="nil"/>
+          <w:bottom w:val="nil"/>
+          <w:right w:val="nil"/>
+          <w:between w:val="nil"/>
         </w:pBdr>
         <w:spacing w:before="120" w:after="0" w:line="240" w:lineRule="auto"/>
         <w:jc w:val="both"/>
         <w:rPr>
-          <w:rFonts w:ascii="Times New Roman" w:hAnsi="Times New Roman" w:eastAsia="Times New Roman" w:cs="Times New Roman"/>
-          <w:noProof w:val="0"/>
-          <w:sz w:val="24"/>
-          <w:szCs w:val="24"/>
-          <w:lang w:val="bg-BG"/>
-        </w:rPr>
-      </w:pPr>
-    </w:p>
-    <w:p>
-      <w:pPr>
-        <w:pStyle w:val="a"/>
+          <w:rFonts w:ascii="Times New Roman" w:hAnsi="Times New Roman" w:eastAsia="Times New Roman"/>
+          <w:sz w:val="24"/>
+          <w:szCs w:val="24"/>
+        </w:rPr>
+      </w:pPr>
+    </w:p>
+    <w:p>
+      <w:pPr>
         <w:pBdr>
-          <w:top w:val="nil" w:color="FFFFFF" w:sz="0" w:space="1"/>
-          <w:left w:val="nil" w:color="FFFFFF" w:sz="0" w:space="1"/>
-          <w:bottom w:val="nil" w:color="FFFFFF" w:sz="0" w:space="1"/>
-          <w:right w:val="nil" w:color="FFFFFF" w:sz="0" w:space="1"/>
-          <w:between w:val="nil" w:color="FFFFFF" w:sz="0" w:space="1"/>
+          <w:top w:val="nil"/>
+          <w:left w:val="nil"/>
+          <w:bottom w:val="nil"/>
+          <w:right w:val="nil"/>
+          <w:between w:val="nil"/>
         </w:pBdr>
         <w:spacing w:before="120" w:after="0" w:line="240" w:lineRule="auto"/>
         <w:jc w:val="both"/>
         <w:rPr>
-          <w:rFonts w:ascii="Times New Roman" w:hAnsi="Times New Roman" w:eastAsia="Times New Roman" w:cs="Times New Roman"/>
-          <w:noProof w:val="0"/>
-          <w:sz w:val="24"/>
-          <w:szCs w:val="24"/>
-          <w:lang w:val="bg-BG"/>
-        </w:rPr>
-      </w:pPr>
-    </w:p>
-    <w:p>
-      <w:pPr>
-        <w:pStyle w:val="a"/>
+          <w:rFonts w:ascii="Times New Roman" w:hAnsi="Times New Roman" w:eastAsia="Times New Roman"/>
+          <w:sz w:val="24"/>
+          <w:szCs w:val="24"/>
+        </w:rPr>
+      </w:pPr>
+    </w:p>
+    <w:p>
+      <w:pPr>
         <w:pBdr>
-          <w:top w:val="nil" w:color="FFFFFF" w:sz="0" w:space="1"/>
-          <w:left w:val="nil" w:color="FFFFFF" w:sz="0" w:space="1"/>
-          <w:bottom w:val="nil" w:color="FFFFFF" w:sz="0" w:space="1"/>
-          <w:right w:val="nil" w:color="FFFFFF" w:sz="0" w:space="1"/>
-          <w:between w:val="nil" w:color="FFFFFF" w:sz="0" w:space="1"/>
+          <w:top w:val="nil"/>
+          <w:left w:val="nil"/>
+          <w:bottom w:val="nil"/>
+          <w:right w:val="nil"/>
+          <w:between w:val="nil"/>
         </w:pBdr>
         <w:spacing w:before="120" w:after="0" w:line="240" w:lineRule="auto"/>
         <w:jc w:val="both"/>
         <w:rPr>
-          <w:rFonts w:ascii="Times New Roman" w:hAnsi="Times New Roman" w:eastAsia="Times New Roman" w:cs="Times New Roman"/>
-          <w:noProof w:val="0"/>
-          <w:sz w:val="24"/>
-          <w:szCs w:val="24"/>
-          <w:lang w:val="bg-BG"/>
-        </w:rPr>
-      </w:pPr>
-    </w:p>
-    <w:p>
-      <w:pPr>
-        <w:pStyle w:val="a"/>
+          <w:rFonts w:ascii="Times New Roman" w:hAnsi="Times New Roman" w:eastAsia="Times New Roman"/>
+          <w:sz w:val="24"/>
+          <w:szCs w:val="24"/>
+        </w:rPr>
+      </w:pPr>
+    </w:p>
+    <w:p>
+      <w:pPr>
         <w:pBdr>
-          <w:top w:val="nil" w:color="FFFFFF" w:sz="0" w:space="1"/>
-          <w:left w:val="nil" w:color="FFFFFF" w:sz="0" w:space="1"/>
-          <w:bottom w:val="nil" w:color="FFFFFF" w:sz="0" w:space="1"/>
-          <w:right w:val="nil" w:color="FFFFFF" w:sz="0" w:space="1"/>
-          <w:between w:val="nil" w:color="FFFFFF" w:sz="0" w:space="1"/>
+          <w:top w:val="nil"/>
+          <w:left w:val="nil"/>
+          <w:bottom w:val="nil"/>
+          <w:right w:val="nil"/>
+          <w:between w:val="nil"/>
         </w:pBdr>
         <w:spacing w:before="120" w:after="0" w:line="240" w:lineRule="auto"/>
         <w:jc w:val="both"/>
         <w:rPr>
-          <w:rFonts w:ascii="Times New Roman" w:hAnsi="Times New Roman" w:eastAsia="Times New Roman" w:cs="Times New Roman"/>
-          <w:b w:val="0"/>
-          <w:bCs w:val="0"/>
-          <w:i w:val="0"/>
-          <w:iCs w:val="0"/>
-          <w:noProof w:val="0"/>
-          <w:sz w:val="24"/>
-          <w:szCs w:val="24"/>
-          <w:lang w:val="bg-BG"/>
-        </w:rPr>
-      </w:pPr>
-      <w:r>
-        <w:rPr>
-          <w:rFonts w:ascii="Times New Roman" w:hAnsi="Times New Roman" w:eastAsia="Times New Roman" w:cs="Times New Roman"/>
-          <w:b w:val="0"/>
-          <w:bCs w:val="0"/>
-          <w:i w:val="0"/>
-          <w:iCs w:val="0"/>
-          <w:noProof w:val="0"/>
-          <w:sz w:val="24"/>
-          <w:szCs w:val="24"/>
-          <w:lang w:val="bg-BG"/>
+          <w:rFonts w:ascii="Times New Roman" w:hAnsi="Times New Roman" w:eastAsia="Times New Roman"/>
+          <w:sz w:val="24"/>
+          <w:szCs w:val="24"/>
+        </w:rPr>
+      </w:pPr>
+      <w:r>
+        <w:rPr>
+          <w:rFonts w:ascii="Times New Roman" w:hAnsi="Times New Roman" w:eastAsia="Times New Roman"/>
+          <w:sz w:val="24"/>
+          <w:szCs w:val="24"/>
         </w:rPr>
         <w:t>3.6.UodateParcel</w:t>
       </w:r>
@@ -4507,7 +3906,7 @@
         <w:tblLook w:val="06A0" w:firstRow="1" w:lastRow="0" w:firstColumn="1" w:lastColumn="0" w:noHBand="1" w:noVBand="1"/>
       </w:tblPr>
       <w:tblGrid>
-        <w:gridCol w:w="9405"/>
+        <w:gridCol w:w="9396"/>
       </w:tblGrid>
       <w:tr>
         <w:trPr>
@@ -4516,16 +3915,13 @@
         <w:tc>
           <w:tcPr>
             <w:tcW w:w="9405" w:type="dxa"/>
-            <w:tcMar/>
           </w:tcPr>
           <w:p>
             <w:r>
               <w:rPr>
-                <w:rFonts w:ascii="Times New Roman" w:hAnsi="Times New Roman" w:eastAsia="Times New Roman" w:cs="Times New Roman"/>
-                <w:noProof w:val="0"/>
-                <w:sz w:val="24"/>
-                <w:szCs w:val="24"/>
-                <w:lang w:val="bg-BG"/>
+                <w:rFonts w:ascii="Times New Roman" w:hAnsi="Times New Roman" w:eastAsia="Times New Roman"/>
+                <w:sz w:val="24"/>
+                <w:szCs w:val="24"/>
               </w:rPr>
               <w:t>public void UpdateParcel(int id, string name, string description, decimal price, decimal weight, int typeId)</w:t>
             </w:r>
@@ -4533,11 +3929,9 @@
           <w:p>
             <w:r>
               <w:rPr>
-                <w:rFonts w:ascii="Times New Roman" w:hAnsi="Times New Roman" w:eastAsia="Times New Roman" w:cs="Times New Roman"/>
-                <w:noProof w:val="0"/>
-                <w:sz w:val="24"/>
-                <w:szCs w:val="24"/>
-                <w:lang w:val="bg-BG"/>
+                <w:rFonts w:ascii="Times New Roman" w:hAnsi="Times New Roman" w:eastAsia="Times New Roman"/>
+                <w:sz w:val="24"/>
+                <w:szCs w:val="24"/>
               </w:rPr>
               <w:t>{</w:t>
             </w:r>
@@ -4545,11 +3939,9 @@
           <w:p>
             <w:r>
               <w:rPr>
-                <w:rFonts w:ascii="Times New Roman" w:hAnsi="Times New Roman" w:eastAsia="Times New Roman" w:cs="Times New Roman"/>
-                <w:noProof w:val="0"/>
-                <w:sz w:val="24"/>
-                <w:szCs w:val="24"/>
-                <w:lang w:val="bg-BG"/>
+                <w:rFonts w:ascii="Times New Roman" w:hAnsi="Times New Roman" w:eastAsia="Times New Roman"/>
+                <w:sz w:val="24"/>
+                <w:szCs w:val="24"/>
               </w:rPr>
               <w:t xml:space="preserve">     SqlConnection connect = GetConnection();</w:t>
             </w:r>
@@ -4557,11 +3949,9 @@
           <w:p>
             <w:r>
               <w:rPr>
-                <w:rFonts w:ascii="Times New Roman" w:hAnsi="Times New Roman" w:eastAsia="Times New Roman" w:cs="Times New Roman"/>
-                <w:noProof w:val="0"/>
-                <w:sz w:val="24"/>
-                <w:szCs w:val="24"/>
-                <w:lang w:val="bg-BG"/>
+                <w:rFonts w:ascii="Times New Roman" w:hAnsi="Times New Roman" w:eastAsia="Times New Roman"/>
+                <w:sz w:val="24"/>
+                <w:szCs w:val="24"/>
               </w:rPr>
               <w:t xml:space="preserve">     if (connect.State == 0) connect.Open();</w:t>
             </w:r>
@@ -4569,11 +3959,9 @@
           <w:p>
             <w:r>
               <w:rPr>
-                <w:rFonts w:ascii="Times New Roman" w:hAnsi="Times New Roman" w:eastAsia="Times New Roman" w:cs="Times New Roman"/>
-                <w:noProof w:val="0"/>
-                <w:sz w:val="24"/>
-                <w:szCs w:val="24"/>
-                <w:lang w:val="bg-BG"/>
+                <w:rFonts w:ascii="Times New Roman" w:hAnsi="Times New Roman" w:eastAsia="Times New Roman"/>
+                <w:sz w:val="24"/>
+                <w:szCs w:val="24"/>
               </w:rPr>
               <w:t xml:space="preserve">     string sql =</w:t>
             </w:r>
@@ -4581,11 +3969,9 @@
           <w:p>
             <w:r>
               <w:rPr>
-                <w:rFonts w:ascii="Times New Roman" w:hAnsi="Times New Roman" w:eastAsia="Times New Roman" w:cs="Times New Roman"/>
-                <w:noProof w:val="0"/>
-                <w:sz w:val="24"/>
-                <w:szCs w:val="24"/>
-                <w:lang w:val="bg-BG"/>
+                <w:rFonts w:ascii="Times New Roman" w:hAnsi="Times New Roman" w:eastAsia="Times New Roman"/>
+                <w:sz w:val="24"/>
+                <w:szCs w:val="24"/>
               </w:rPr>
               <w:t xml:space="preserve">         "UPDATE Parcels " +</w:t>
             </w:r>
@@ -4593,11 +3979,9 @@
           <w:p>
             <w:r>
               <w:rPr>
-                <w:rFonts w:ascii="Times New Roman" w:hAnsi="Times New Roman" w:eastAsia="Times New Roman" w:cs="Times New Roman"/>
-                <w:noProof w:val="0"/>
-                <w:sz w:val="24"/>
-                <w:szCs w:val="24"/>
-                <w:lang w:val="bg-BG"/>
+                <w:rFonts w:ascii="Times New Roman" w:hAnsi="Times New Roman" w:eastAsia="Times New Roman"/>
+                <w:sz w:val="24"/>
+                <w:szCs w:val="24"/>
               </w:rPr>
               <w:t xml:space="preserve">         "SET Name = @name, Description = @description, Price = @price, Wieght = @weight, TypeId = @typeId " +</w:t>
             </w:r>
@@ -4605,11 +3989,9 @@
           <w:p>
             <w:r>
               <w:rPr>
-                <w:rFonts w:ascii="Times New Roman" w:hAnsi="Times New Roman" w:eastAsia="Times New Roman" w:cs="Times New Roman"/>
-                <w:noProof w:val="0"/>
-                <w:sz w:val="24"/>
-                <w:szCs w:val="24"/>
-                <w:lang w:val="bg-BG"/>
+                <w:rFonts w:ascii="Times New Roman" w:hAnsi="Times New Roman" w:eastAsia="Times New Roman"/>
+                <w:sz w:val="24"/>
+                <w:szCs w:val="24"/>
               </w:rPr>
               <w:t xml:space="preserve">         "WHERE Id = @id;";</w:t>
             </w:r>
@@ -4617,11 +3999,9 @@
           <w:p>
             <w:r>
               <w:rPr>
-                <w:rFonts w:ascii="Times New Roman" w:hAnsi="Times New Roman" w:eastAsia="Times New Roman" w:cs="Times New Roman"/>
-                <w:noProof w:val="0"/>
-                <w:sz w:val="24"/>
-                <w:szCs w:val="24"/>
-                <w:lang w:val="bg-BG"/>
+                <w:rFonts w:ascii="Times New Roman" w:hAnsi="Times New Roman" w:eastAsia="Times New Roman"/>
+                <w:sz w:val="24"/>
+                <w:szCs w:val="24"/>
               </w:rPr>
               <w:t xml:space="preserve">     SqlCommand cmd = new SqlCommand(sql, connect);</w:t>
             </w:r>
@@ -4629,11 +4009,9 @@
           <w:p>
             <w:r>
               <w:rPr>
-                <w:rFonts w:ascii="Times New Roman" w:hAnsi="Times New Roman" w:eastAsia="Times New Roman" w:cs="Times New Roman"/>
-                <w:noProof w:val="0"/>
-                <w:sz w:val="24"/>
-                <w:szCs w:val="24"/>
-                <w:lang w:val="bg-BG"/>
+                <w:rFonts w:ascii="Times New Roman" w:hAnsi="Times New Roman" w:eastAsia="Times New Roman"/>
+                <w:sz w:val="24"/>
+                <w:szCs w:val="24"/>
               </w:rPr>
               <w:t xml:space="preserve">     cmd.Parameters.AddWithValue("@name", name);</w:t>
             </w:r>
@@ -4641,11 +4019,9 @@
           <w:p>
             <w:r>
               <w:rPr>
-                <w:rFonts w:ascii="Times New Roman" w:hAnsi="Times New Roman" w:eastAsia="Times New Roman" w:cs="Times New Roman"/>
-                <w:noProof w:val="0"/>
-                <w:sz w:val="24"/>
-                <w:szCs w:val="24"/>
-                <w:lang w:val="bg-BG"/>
+                <w:rFonts w:ascii="Times New Roman" w:hAnsi="Times New Roman" w:eastAsia="Times New Roman"/>
+                <w:sz w:val="24"/>
+                <w:szCs w:val="24"/>
               </w:rPr>
               <w:t xml:space="preserve">     cmd.Parameters.AddWithValue("@description", description);</w:t>
             </w:r>
@@ -4653,11 +4029,9 @@
           <w:p>
             <w:r>
               <w:rPr>
-                <w:rFonts w:ascii="Times New Roman" w:hAnsi="Times New Roman" w:eastAsia="Times New Roman" w:cs="Times New Roman"/>
-                <w:noProof w:val="0"/>
-                <w:sz w:val="24"/>
-                <w:szCs w:val="24"/>
-                <w:lang w:val="bg-BG"/>
+                <w:rFonts w:ascii="Times New Roman" w:hAnsi="Times New Roman" w:eastAsia="Times New Roman"/>
+                <w:sz w:val="24"/>
+                <w:szCs w:val="24"/>
               </w:rPr>
               <w:t xml:space="preserve">     cmd.Parameters.AddWithValue("@price", price);</w:t>
             </w:r>
@@ -4665,11 +4039,9 @@
           <w:p>
             <w:r>
               <w:rPr>
-                <w:rFonts w:ascii="Times New Roman" w:hAnsi="Times New Roman" w:eastAsia="Times New Roman" w:cs="Times New Roman"/>
-                <w:noProof w:val="0"/>
-                <w:sz w:val="24"/>
-                <w:szCs w:val="24"/>
-                <w:lang w:val="bg-BG"/>
+                <w:rFonts w:ascii="Times New Roman" w:hAnsi="Times New Roman" w:eastAsia="Times New Roman"/>
+                <w:sz w:val="24"/>
+                <w:szCs w:val="24"/>
               </w:rPr>
               <w:t xml:space="preserve">     cmd.Parameters.AddWithValue("@weight", weight);</w:t>
             </w:r>
@@ -4677,11 +4049,9 @@
           <w:p>
             <w:r>
               <w:rPr>
-                <w:rFonts w:ascii="Times New Roman" w:hAnsi="Times New Roman" w:eastAsia="Times New Roman" w:cs="Times New Roman"/>
-                <w:noProof w:val="0"/>
-                <w:sz w:val="24"/>
-                <w:szCs w:val="24"/>
-                <w:lang w:val="bg-BG"/>
+                <w:rFonts w:ascii="Times New Roman" w:hAnsi="Times New Roman" w:eastAsia="Times New Roman"/>
+                <w:sz w:val="24"/>
+                <w:szCs w:val="24"/>
               </w:rPr>
               <w:t xml:space="preserve">     cmd.Parameters.AddWithValue("@typeId", typeId);</w:t>
             </w:r>
@@ -4689,11 +4059,9 @@
           <w:p>
             <w:r>
               <w:rPr>
-                <w:rFonts w:ascii="Times New Roman" w:hAnsi="Times New Roman" w:eastAsia="Times New Roman" w:cs="Times New Roman"/>
-                <w:noProof w:val="0"/>
-                <w:sz w:val="24"/>
-                <w:szCs w:val="24"/>
-                <w:lang w:val="bg-BG"/>
+                <w:rFonts w:ascii="Times New Roman" w:hAnsi="Times New Roman" w:eastAsia="Times New Roman"/>
+                <w:sz w:val="24"/>
+                <w:szCs w:val="24"/>
               </w:rPr>
               <w:t xml:space="preserve">     cmd.Parameters.AddWithValue("@id", id);</w:t>
             </w:r>
@@ -4701,11 +4069,9 @@
           <w:p>
             <w:r>
               <w:rPr>
-                <w:rFonts w:ascii="Times New Roman" w:hAnsi="Times New Roman" w:eastAsia="Times New Roman" w:cs="Times New Roman"/>
-                <w:noProof w:val="0"/>
-                <w:sz w:val="24"/>
-                <w:szCs w:val="24"/>
-                <w:lang w:val="bg-BG"/>
+                <w:rFonts w:ascii="Times New Roman" w:hAnsi="Times New Roman" w:eastAsia="Times New Roman"/>
+                <w:sz w:val="24"/>
+                <w:szCs w:val="24"/>
               </w:rPr>
               <w:t xml:space="preserve">     cmd.ExecuteNonQuery();</w:t>
             </w:r>
@@ -4713,26 +4079,19 @@
           <w:p>
             <w:r>
               <w:rPr>
-                <w:rFonts w:ascii="Times New Roman" w:hAnsi="Times New Roman" w:eastAsia="Times New Roman" w:cs="Times New Roman"/>
-                <w:noProof w:val="0"/>
-                <w:sz w:val="24"/>
-                <w:szCs w:val="24"/>
-                <w:lang w:val="bg-BG"/>
+                <w:rFonts w:ascii="Times New Roman" w:hAnsi="Times New Roman" w:eastAsia="Times New Roman"/>
+                <w:sz w:val="24"/>
+                <w:szCs w:val="24"/>
               </w:rPr>
               <w:t xml:space="preserve">     connect.Close();</w:t>
             </w:r>
           </w:p>
           <w:p>
-            <w:pPr>
-              <w:pStyle w:val="a"/>
-            </w:pPr>
-            <w:r>
-              <w:rPr>
-                <w:rFonts w:ascii="Times New Roman" w:hAnsi="Times New Roman" w:eastAsia="Times New Roman" w:cs="Times New Roman"/>
-                <w:noProof w:val="0"/>
-                <w:sz w:val="24"/>
-                <w:szCs w:val="24"/>
-                <w:lang w:val="bg-BG"/>
+            <w:r>
+              <w:rPr>
+                <w:rFonts w:ascii="Times New Roman" w:hAnsi="Times New Roman" w:eastAsia="Times New Roman"/>
+                <w:sz w:val="24"/>
+                <w:szCs w:val="24"/>
               </w:rPr>
               <w:t>}</w:t>
             </w:r>
@@ -4742,191 +4101,161 @@
     </w:tbl>
     <w:p>
       <w:pPr>
-        <w:pStyle w:val="a"/>
         <w:pBdr>
-          <w:top w:val="nil" w:color="FFFFFF" w:sz="0" w:space="1"/>
-          <w:left w:val="nil" w:color="FFFFFF" w:sz="0" w:space="1"/>
-          <w:bottom w:val="nil" w:color="FFFFFF" w:sz="0" w:space="1"/>
-          <w:right w:val="nil" w:color="FFFFFF" w:sz="0" w:space="1"/>
-          <w:between w:val="nil" w:color="FFFFFF" w:sz="0" w:space="1"/>
+          <w:top w:val="nil"/>
+          <w:left w:val="nil"/>
+          <w:bottom w:val="nil"/>
+          <w:right w:val="nil"/>
+          <w:between w:val="nil"/>
         </w:pBdr>
         <w:spacing w:before="120" w:after="0" w:line="240" w:lineRule="auto"/>
         <w:jc w:val="both"/>
       </w:pPr>
       <w:r>
         <w:rPr>
-          <w:rFonts w:ascii="Times New Roman" w:hAnsi="Times New Roman" w:eastAsia="Times New Roman" w:cs="Times New Roman"/>
-          <w:b w:val="1"/>
-          <w:bCs w:val="1"/>
-          <w:noProof w:val="0"/>
-          <w:sz w:val="24"/>
-          <w:szCs w:val="24"/>
-          <w:lang w:val="bg-BG"/>
+          <w:rFonts w:ascii="Times New Roman" w:hAnsi="Times New Roman" w:eastAsia="Times New Roman"/>
+          <w:b/>
+          <w:bCs/>
+          <w:sz w:val="24"/>
+          <w:szCs w:val="24"/>
         </w:rPr>
         <w:t>Обяснение с прости думи:</w:t>
       </w:r>
       <w:r>
         <w:rPr>
-          <w:rFonts w:ascii="Times New Roman" w:hAnsi="Times New Roman" w:eastAsia="Times New Roman" w:cs="Times New Roman"/>
-          <w:noProof w:val="0"/>
-          <w:sz w:val="24"/>
-          <w:szCs w:val="24"/>
-          <w:lang w:val="bg-BG"/>
+          <w:rFonts w:ascii="Times New Roman" w:hAnsi="Times New Roman" w:eastAsia="Times New Roman"/>
+          <w:sz w:val="24"/>
+          <w:szCs w:val="24"/>
         </w:rPr>
         <w:t xml:space="preserve"> Този метод променя данните на стара пратка. Използва командата </w:t>
       </w:r>
       <w:r>
         <w:rPr>
           <w:rFonts w:ascii="Consolas" w:hAnsi="Consolas" w:eastAsia="Consolas" w:cs="Consolas"/>
-          <w:noProof w:val="0"/>
-          <w:sz w:val="24"/>
-          <w:szCs w:val="24"/>
-          <w:lang w:val="bg-BG"/>
+          <w:sz w:val="24"/>
+          <w:szCs w:val="24"/>
         </w:rPr>
         <w:t>UPDATE</w:t>
       </w:r>
       <w:r>
         <w:rPr>
-          <w:rFonts w:ascii="Times New Roman" w:hAnsi="Times New Roman" w:eastAsia="Times New Roman" w:cs="Times New Roman"/>
-          <w:noProof w:val="0"/>
-          <w:sz w:val="24"/>
-          <w:szCs w:val="24"/>
-          <w:lang w:val="bg-BG"/>
+          <w:rFonts w:ascii="Times New Roman" w:hAnsi="Times New Roman" w:eastAsia="Times New Roman"/>
+          <w:sz w:val="24"/>
+          <w:szCs w:val="24"/>
         </w:rPr>
         <w:t xml:space="preserve"> (Обнови). Казваме на базата: "Промени името, описанието, цената и теглото, но САМО на пратката с този конкретен номер (</w:t>
       </w:r>
       <w:r>
         <w:rPr>
           <w:rFonts w:ascii="Consolas" w:hAnsi="Consolas" w:eastAsia="Consolas" w:cs="Consolas"/>
-          <w:noProof w:val="0"/>
-          <w:sz w:val="24"/>
-          <w:szCs w:val="24"/>
-          <w:lang w:val="bg-BG"/>
+          <w:sz w:val="24"/>
+          <w:szCs w:val="24"/>
         </w:rPr>
         <w:t>WHERE Id = @id</w:t>
       </w:r>
       <w:r>
         <w:rPr>
-          <w:rFonts w:ascii="Times New Roman" w:hAnsi="Times New Roman" w:eastAsia="Times New Roman" w:cs="Times New Roman"/>
-          <w:noProof w:val="0"/>
-          <w:sz w:val="24"/>
-          <w:szCs w:val="24"/>
-          <w:lang w:val="bg-BG"/>
+          <w:rFonts w:ascii="Times New Roman" w:hAnsi="Times New Roman" w:eastAsia="Times New Roman"/>
+          <w:sz w:val="24"/>
+          <w:szCs w:val="24"/>
         </w:rPr>
         <w:t>)".</w:t>
       </w:r>
     </w:p>
     <w:p>
       <w:pPr>
-        <w:pStyle w:val="a"/>
         <w:pBdr>
-          <w:top w:val="nil" w:color="FFFFFF" w:sz="0" w:space="1"/>
-          <w:left w:val="nil" w:color="FFFFFF" w:sz="0" w:space="1"/>
-          <w:bottom w:val="nil" w:color="FFFFFF" w:sz="0" w:space="1"/>
-          <w:right w:val="nil" w:color="FFFFFF" w:sz="0" w:space="1"/>
-          <w:between w:val="nil" w:color="FFFFFF" w:sz="0" w:space="1"/>
+          <w:top w:val="nil"/>
+          <w:left w:val="nil"/>
+          <w:bottom w:val="nil"/>
+          <w:right w:val="nil"/>
+          <w:between w:val="nil"/>
         </w:pBdr>
         <w:spacing w:before="120" w:after="0" w:line="240" w:lineRule="auto"/>
         <w:jc w:val="both"/>
         <w:rPr>
-          <w:rFonts w:ascii="Times New Roman" w:hAnsi="Times New Roman" w:eastAsia="Times New Roman" w:cs="Times New Roman"/>
-          <w:noProof w:val="0"/>
-          <w:sz w:val="24"/>
-          <w:szCs w:val="24"/>
-          <w:lang w:val="bg-BG"/>
-        </w:rPr>
-      </w:pPr>
-    </w:p>
-    <w:p>
-      <w:pPr>
-        <w:pStyle w:val="a"/>
+          <w:rFonts w:ascii="Times New Roman" w:hAnsi="Times New Roman" w:eastAsia="Times New Roman"/>
+          <w:sz w:val="24"/>
+          <w:szCs w:val="24"/>
+        </w:rPr>
+      </w:pPr>
+    </w:p>
+    <w:p>
+      <w:pPr>
         <w:pBdr>
-          <w:top w:val="nil" w:color="FFFFFF" w:sz="0" w:space="1"/>
-          <w:left w:val="nil" w:color="FFFFFF" w:sz="0" w:space="1"/>
-          <w:bottom w:val="nil" w:color="FFFFFF" w:sz="0" w:space="1"/>
-          <w:right w:val="nil" w:color="FFFFFF" w:sz="0" w:space="1"/>
-          <w:between w:val="nil" w:color="FFFFFF" w:sz="0" w:space="1"/>
+          <w:top w:val="nil"/>
+          <w:left w:val="nil"/>
+          <w:bottom w:val="nil"/>
+          <w:right w:val="nil"/>
+          <w:between w:val="nil"/>
         </w:pBdr>
         <w:spacing w:before="120" w:after="0" w:line="240" w:lineRule="auto"/>
         <w:jc w:val="both"/>
         <w:rPr>
-          <w:rFonts w:ascii="Times New Roman" w:hAnsi="Times New Roman" w:eastAsia="Times New Roman" w:cs="Times New Roman"/>
-          <w:noProof w:val="0"/>
-          <w:sz w:val="24"/>
-          <w:szCs w:val="24"/>
-          <w:lang w:val="bg-BG"/>
-        </w:rPr>
-      </w:pPr>
-    </w:p>
-    <w:p>
-      <w:pPr>
-        <w:pStyle w:val="a"/>
+          <w:rFonts w:ascii="Times New Roman" w:hAnsi="Times New Roman" w:eastAsia="Times New Roman"/>
+          <w:sz w:val="24"/>
+          <w:szCs w:val="24"/>
+        </w:rPr>
+      </w:pPr>
+    </w:p>
+    <w:p>
+      <w:pPr>
         <w:pBdr>
-          <w:top w:val="nil" w:color="FFFFFF" w:sz="0" w:space="1"/>
-          <w:left w:val="nil" w:color="FFFFFF" w:sz="0" w:space="1"/>
-          <w:bottom w:val="nil" w:color="FFFFFF" w:sz="0" w:space="1"/>
-          <w:right w:val="nil" w:color="FFFFFF" w:sz="0" w:space="1"/>
-          <w:between w:val="nil" w:color="FFFFFF" w:sz="0" w:space="1"/>
+          <w:top w:val="nil"/>
+          <w:left w:val="nil"/>
+          <w:bottom w:val="nil"/>
+          <w:right w:val="nil"/>
+          <w:between w:val="nil"/>
         </w:pBdr>
         <w:spacing w:before="120" w:after="0" w:line="240" w:lineRule="auto"/>
         <w:jc w:val="both"/>
         <w:rPr>
-          <w:rFonts w:ascii="Times New Roman" w:hAnsi="Times New Roman" w:eastAsia="Times New Roman" w:cs="Times New Roman"/>
-          <w:noProof w:val="0"/>
-          <w:sz w:val="24"/>
-          <w:szCs w:val="24"/>
-          <w:lang w:val="bg-BG"/>
-        </w:rPr>
-      </w:pPr>
-    </w:p>
-    <w:p>
-      <w:pPr>
-        <w:pStyle w:val="a"/>
+          <w:rFonts w:ascii="Times New Roman" w:hAnsi="Times New Roman" w:eastAsia="Times New Roman"/>
+          <w:sz w:val="24"/>
+          <w:szCs w:val="24"/>
+        </w:rPr>
+      </w:pPr>
+    </w:p>
+    <w:p>
+      <w:pPr>
         <w:pBdr>
-          <w:top w:val="nil" w:color="FFFFFF" w:sz="0" w:space="1"/>
-          <w:left w:val="nil" w:color="FFFFFF" w:sz="0" w:space="1"/>
-          <w:bottom w:val="nil" w:color="FFFFFF" w:sz="0" w:space="1"/>
-          <w:right w:val="nil" w:color="FFFFFF" w:sz="0" w:space="1"/>
-          <w:between w:val="nil" w:color="FFFFFF" w:sz="0" w:space="1"/>
+          <w:top w:val="nil"/>
+          <w:left w:val="nil"/>
+          <w:bottom w:val="nil"/>
+          <w:right w:val="nil"/>
+          <w:between w:val="nil"/>
         </w:pBdr>
         <w:spacing w:before="120" w:after="0" w:line="240" w:lineRule="auto"/>
         <w:jc w:val="both"/>
         <w:rPr>
-          <w:rFonts w:ascii="Times New Roman" w:hAnsi="Times New Roman" w:eastAsia="Times New Roman" w:cs="Times New Roman"/>
-          <w:noProof w:val="0"/>
-          <w:sz w:val="24"/>
-          <w:szCs w:val="24"/>
-          <w:lang w:val="bg-BG"/>
-        </w:rPr>
-      </w:pPr>
-    </w:p>
-    <w:p>
-      <w:pPr>
-        <w:pStyle w:val="a"/>
+          <w:rFonts w:ascii="Times New Roman" w:hAnsi="Times New Roman" w:eastAsia="Times New Roman"/>
+          <w:sz w:val="24"/>
+          <w:szCs w:val="24"/>
+        </w:rPr>
+      </w:pPr>
+    </w:p>
+    <w:p>
+      <w:pPr>
         <w:pBdr>
-          <w:top w:val="nil" w:color="FFFFFF" w:sz="0" w:space="1"/>
-          <w:left w:val="nil" w:color="FFFFFF" w:sz="0" w:space="1"/>
-          <w:bottom w:val="nil" w:color="FFFFFF" w:sz="0" w:space="1"/>
-          <w:right w:val="nil" w:color="FFFFFF" w:sz="0" w:space="1"/>
-          <w:between w:val="nil" w:color="FFFFFF" w:sz="0" w:space="1"/>
+          <w:top w:val="nil"/>
+          <w:left w:val="nil"/>
+          <w:bottom w:val="nil"/>
+          <w:right w:val="nil"/>
+          <w:between w:val="nil"/>
         </w:pBdr>
         <w:spacing w:before="120" w:after="0" w:line="240" w:lineRule="auto"/>
         <w:jc w:val="both"/>
         <w:rPr>
-          <w:rFonts w:ascii="Times New Roman" w:hAnsi="Times New Roman" w:eastAsia="Times New Roman" w:cs="Times New Roman"/>
-          <w:noProof w:val="0"/>
-          <w:sz w:val="24"/>
-          <w:szCs w:val="24"/>
-          <w:lang w:val="bg-BG"/>
-        </w:rPr>
-      </w:pPr>
-      <w:r>
-        <w:rPr>
-          <w:rFonts w:ascii="Times New Roman" w:hAnsi="Times New Roman" w:eastAsia="Times New Roman" w:cs="Times New Roman"/>
-          <w:noProof w:val="0"/>
-          <w:sz w:val="24"/>
-          <w:szCs w:val="24"/>
-          <w:lang w:val="bg-BG"/>
+          <w:rFonts w:ascii="Times New Roman" w:hAnsi="Times New Roman" w:eastAsia="Times New Roman"/>
+          <w:sz w:val="24"/>
+          <w:szCs w:val="24"/>
+        </w:rPr>
+      </w:pPr>
+      <w:r>
+        <w:rPr>
+          <w:rFonts w:ascii="Times New Roman" w:hAnsi="Times New Roman" w:eastAsia="Times New Roman"/>
+          <w:sz w:val="24"/>
+          <w:szCs w:val="24"/>
         </w:rPr>
         <w:t>3.7 DeletParcel</w:t>
       </w:r>
@@ -4938,7 +4267,7 @@
         <w:tblLook w:val="06A0" w:firstRow="1" w:lastRow="0" w:firstColumn="1" w:lastColumn="0" w:noHBand="1" w:noVBand="1"/>
       </w:tblPr>
       <w:tblGrid>
-        <w:gridCol w:w="9405"/>
+        <w:gridCol w:w="9396"/>
       </w:tblGrid>
       <w:tr>
         <w:trPr>
@@ -4947,16 +4276,13 @@
         <w:tc>
           <w:tcPr>
             <w:tcW w:w="9405" w:type="dxa"/>
-            <w:tcMar/>
           </w:tcPr>
           <w:p>
             <w:r>
               <w:rPr>
-                <w:rFonts w:ascii="Times New Roman" w:hAnsi="Times New Roman" w:eastAsia="Times New Roman" w:cs="Times New Roman"/>
-                <w:noProof w:val="0"/>
-                <w:sz w:val="24"/>
-                <w:szCs w:val="24"/>
-                <w:lang w:val="bg-BG"/>
+                <w:rFonts w:ascii="Times New Roman" w:hAnsi="Times New Roman" w:eastAsia="Times New Roman"/>
+                <w:sz w:val="24"/>
+                <w:szCs w:val="24"/>
               </w:rPr>
               <w:t xml:space="preserve">        public void DeleteParcel(int id)</w:t>
             </w:r>
@@ -4964,11 +4290,9 @@
           <w:p>
             <w:r>
               <w:rPr>
-                <w:rFonts w:ascii="Times New Roman" w:hAnsi="Times New Roman" w:eastAsia="Times New Roman" w:cs="Times New Roman"/>
-                <w:noProof w:val="0"/>
-                <w:sz w:val="24"/>
-                <w:szCs w:val="24"/>
-                <w:lang w:val="bg-BG"/>
+                <w:rFonts w:ascii="Times New Roman" w:hAnsi="Times New Roman" w:eastAsia="Times New Roman"/>
+                <w:sz w:val="24"/>
+                <w:szCs w:val="24"/>
               </w:rPr>
               <w:t xml:space="preserve">        {</w:t>
             </w:r>
@@ -4976,11 +4300,9 @@
           <w:p>
             <w:r>
               <w:rPr>
-                <w:rFonts w:ascii="Times New Roman" w:hAnsi="Times New Roman" w:eastAsia="Times New Roman" w:cs="Times New Roman"/>
-                <w:noProof w:val="0"/>
-                <w:sz w:val="24"/>
-                <w:szCs w:val="24"/>
-                <w:lang w:val="bg-BG"/>
+                <w:rFonts w:ascii="Times New Roman" w:hAnsi="Times New Roman" w:eastAsia="Times New Roman"/>
+                <w:sz w:val="24"/>
+                <w:szCs w:val="24"/>
               </w:rPr>
               <w:t xml:space="preserve">            SqlConnection connect = GetConnection();</w:t>
             </w:r>
@@ -4988,11 +4310,9 @@
           <w:p>
             <w:r>
               <w:rPr>
-                <w:rFonts w:ascii="Times New Roman" w:hAnsi="Times New Roman" w:eastAsia="Times New Roman" w:cs="Times New Roman"/>
-                <w:noProof w:val="0"/>
-                <w:sz w:val="24"/>
-                <w:szCs w:val="24"/>
-                <w:lang w:val="bg-BG"/>
+                <w:rFonts w:ascii="Times New Roman" w:hAnsi="Times New Roman" w:eastAsia="Times New Roman"/>
+                <w:sz w:val="24"/>
+                <w:szCs w:val="24"/>
               </w:rPr>
               <w:t xml:space="preserve">            if (connect.State == 0) connect.Open();</w:t>
             </w:r>
@@ -5000,11 +4320,9 @@
           <w:p>
             <w:r>
               <w:rPr>
-                <w:rFonts w:ascii="Times New Roman" w:hAnsi="Times New Roman" w:eastAsia="Times New Roman" w:cs="Times New Roman"/>
-                <w:noProof w:val="0"/>
-                <w:sz w:val="24"/>
-                <w:szCs w:val="24"/>
-                <w:lang w:val="bg-BG"/>
+                <w:rFonts w:ascii="Times New Roman" w:hAnsi="Times New Roman" w:eastAsia="Times New Roman"/>
+                <w:sz w:val="24"/>
+                <w:szCs w:val="24"/>
               </w:rPr>
               <w:t xml:space="preserve">            string sql = "DELETE FROM Parcels WHERE Id = @id;";</w:t>
             </w:r>
@@ -5012,11 +4330,9 @@
           <w:p>
             <w:r>
               <w:rPr>
-                <w:rFonts w:ascii="Times New Roman" w:hAnsi="Times New Roman" w:eastAsia="Times New Roman" w:cs="Times New Roman"/>
-                <w:noProof w:val="0"/>
-                <w:sz w:val="24"/>
-                <w:szCs w:val="24"/>
-                <w:lang w:val="bg-BG"/>
+                <w:rFonts w:ascii="Times New Roman" w:hAnsi="Times New Roman" w:eastAsia="Times New Roman"/>
+                <w:sz w:val="24"/>
+                <w:szCs w:val="24"/>
               </w:rPr>
               <w:t xml:space="preserve">            SqlCommand cmd = new SqlCommand(sql, connect);</w:t>
             </w:r>
@@ -5024,11 +4340,9 @@
           <w:p>
             <w:r>
               <w:rPr>
-                <w:rFonts w:ascii="Times New Roman" w:hAnsi="Times New Roman" w:eastAsia="Times New Roman" w:cs="Times New Roman"/>
-                <w:noProof w:val="0"/>
-                <w:sz w:val="24"/>
-                <w:szCs w:val="24"/>
-                <w:lang w:val="bg-BG"/>
+                <w:rFonts w:ascii="Times New Roman" w:hAnsi="Times New Roman" w:eastAsia="Times New Roman"/>
+                <w:sz w:val="24"/>
+                <w:szCs w:val="24"/>
               </w:rPr>
               <w:t xml:space="preserve">            cmd.Parameters.AddWithValue("@id", id);</w:t>
             </w:r>
@@ -5036,11 +4350,9 @@
           <w:p>
             <w:r>
               <w:rPr>
-                <w:rFonts w:ascii="Times New Roman" w:hAnsi="Times New Roman" w:eastAsia="Times New Roman" w:cs="Times New Roman"/>
-                <w:noProof w:val="0"/>
-                <w:sz w:val="24"/>
-                <w:szCs w:val="24"/>
-                <w:lang w:val="bg-BG"/>
+                <w:rFonts w:ascii="Times New Roman" w:hAnsi="Times New Roman" w:eastAsia="Times New Roman"/>
+                <w:sz w:val="24"/>
+                <w:szCs w:val="24"/>
               </w:rPr>
               <w:t xml:space="preserve">            cmd.ExecuteNonQuery();</w:t>
             </w:r>
@@ -5048,26 +4360,19 @@
           <w:p>
             <w:r>
               <w:rPr>
-                <w:rFonts w:ascii="Times New Roman" w:hAnsi="Times New Roman" w:eastAsia="Times New Roman" w:cs="Times New Roman"/>
-                <w:noProof w:val="0"/>
-                <w:sz w:val="24"/>
-                <w:szCs w:val="24"/>
-                <w:lang w:val="bg-BG"/>
+                <w:rFonts w:ascii="Times New Roman" w:hAnsi="Times New Roman" w:eastAsia="Times New Roman"/>
+                <w:sz w:val="24"/>
+                <w:szCs w:val="24"/>
               </w:rPr>
               <w:t xml:space="preserve">            connect.Close();</w:t>
             </w:r>
           </w:p>
           <w:p>
-            <w:pPr>
-              <w:pStyle w:val="a"/>
-            </w:pPr>
-            <w:r>
-              <w:rPr>
-                <w:rFonts w:ascii="Times New Roman" w:hAnsi="Times New Roman" w:eastAsia="Times New Roman" w:cs="Times New Roman"/>
-                <w:noProof w:val="0"/>
-                <w:sz w:val="24"/>
-                <w:szCs w:val="24"/>
-                <w:lang w:val="bg-BG"/>
+            <w:r>
+              <w:rPr>
+                <w:rFonts w:ascii="Times New Roman" w:hAnsi="Times New Roman" w:eastAsia="Times New Roman"/>
+                <w:sz w:val="24"/>
+                <w:szCs w:val="24"/>
               </w:rPr>
               <w:t xml:space="preserve">        }</w:t>
             </w:r>
@@ -5077,44 +4382,37 @@
     </w:tbl>
     <w:p>
       <w:pPr>
-        <w:pStyle w:val="a"/>
         <w:pBdr>
-          <w:top w:val="nil" w:color="FFFFFF" w:sz="0" w:space="1"/>
-          <w:left w:val="nil" w:color="FFFFFF" w:sz="0" w:space="1"/>
-          <w:bottom w:val="nil" w:color="FFFFFF" w:sz="0" w:space="1"/>
-          <w:right w:val="nil" w:color="FFFFFF" w:sz="0" w:space="1"/>
-          <w:between w:val="nil" w:color="FFFFFF" w:sz="0" w:space="1"/>
+          <w:top w:val="nil"/>
+          <w:left w:val="nil"/>
+          <w:bottom w:val="nil"/>
+          <w:right w:val="nil"/>
+          <w:between w:val="nil"/>
         </w:pBdr>
         <w:spacing w:before="120" w:after="0" w:line="240" w:lineRule="auto"/>
         <w:jc w:val="both"/>
       </w:pPr>
       <w:r>
         <w:rPr>
-          <w:rFonts w:ascii="Times New Roman" w:hAnsi="Times New Roman" w:eastAsia="Times New Roman" w:cs="Times New Roman"/>
-          <w:noProof w:val="0"/>
-          <w:sz w:val="24"/>
-          <w:szCs w:val="24"/>
-          <w:lang w:val="bg-BG"/>
+          <w:rFonts w:ascii="Times New Roman" w:hAnsi="Times New Roman" w:eastAsia="Times New Roman"/>
+          <w:sz w:val="24"/>
+          <w:szCs w:val="24"/>
         </w:rPr>
         <w:t xml:space="preserve">Метод за изтриване. Използва командата </w:t>
       </w:r>
       <w:r>
         <w:rPr>
           <w:rFonts w:ascii="Consolas" w:hAnsi="Consolas" w:eastAsia="Consolas" w:cs="Consolas"/>
-          <w:noProof w:val="0"/>
-          <w:sz w:val="24"/>
-          <w:szCs w:val="24"/>
-          <w:lang w:val="bg-BG"/>
+          <w:sz w:val="24"/>
+          <w:szCs w:val="24"/>
         </w:rPr>
         <w:t>DELETE FROM</w:t>
       </w:r>
       <w:r>
         <w:rPr>
-          <w:rFonts w:ascii="Times New Roman" w:hAnsi="Times New Roman" w:eastAsia="Times New Roman" w:cs="Times New Roman"/>
-          <w:noProof w:val="0"/>
-          <w:sz w:val="24"/>
-          <w:szCs w:val="24"/>
-          <w:lang w:val="bg-BG"/>
+          <w:rFonts w:ascii="Times New Roman" w:hAnsi="Times New Roman" w:eastAsia="Times New Roman"/>
+          <w:sz w:val="24"/>
+          <w:szCs w:val="24"/>
         </w:rPr>
         <w:t xml:space="preserve"> (Изтрий от). Изтрива пратката, която отговаря на дадения номер.</w:t>
       </w:r>
@@ -5130,7 +4428,7 @@
 </file>
 
 <file path=word/endnotes.xml><?xml version="1.0" encoding="utf-8"?>
-<w:endnotes xmlns:wpc="http://schemas.microsoft.com/office/word/2010/wordprocessingCanvas" xmlns:cx="http://schemas.microsoft.com/office/drawing/2014/chartex" xmlns:cx1="http://schemas.microsoft.com/office/drawing/2015/9/8/chartex" xmlns:cx2="http://schemas.microsoft.com/office/drawing/2015/10/21/chartex" xmlns:cx3="http://schemas.microsoft.com/office/drawing/2016/5/9/chartex" xmlns:cx4="http://schemas.microsoft.com/office/drawing/2016/5/10/chartex" xmlns:cx5="http://schemas.microsoft.com/office/drawing/2016/5/11/chartex" xmlns:cx6="http://schemas.microsoft.com/office/drawing/2016/5/12/chartex" xmlns:cx7="http://schemas.microsoft.com/office/drawing/2016/5/13/chartex" xmlns:cx8="http://schemas.microsoft.com/office/drawing/2016/5/14/chartex" xmlns:mc="http://schemas.openxmlformats.org/markup-compatibility/2006" xmlns:aink="http://schemas.microsoft.com/office/drawing/2016/ink" xmlns:am3d="http://schemas.microsoft.com/office/drawing/2017/model3d" xmlns:o="urn:schemas-microsoft-com:office:office" xmlns:oel="http://schemas.microsoft.com/office/2019/extlst" xmlns:r="http://schemas.openxmlformats.org/officeDocument/2006/relationships" xmlns:m="http://schemas.openxmlformats.org/officeDocument/2006/math" xmlns:v="urn:schemas-microsoft-com:vml" xmlns:wp14="http://schemas.microsoft.com/office/word/2010/wordprocessingDrawing" xmlns:wp="http://schemas.openxmlformats.org/drawingml/2006/wordprocessingDrawing" xmlns:w10="urn:schemas-microsoft-com:office:word" xmlns:w="http://schemas.openxmlformats.org/wordprocessingml/2006/main" xmlns:w14="http://schemas.microsoft.com/office/word/2010/wordml" xmlns:w15="http://schemas.microsoft.com/office/word/2012/wordml" xmlns:w16cex="http://schemas.microsoft.com/office/word/2018/wordml/cex" xmlns:w16cid="http://schemas.microsoft.com/office/word/2016/wordml/cid" xmlns:w16="http://schemas.microsoft.com/office/word/2018/wordml" xmlns:w16sdtdh="http://schemas.microsoft.com/office/word/2020/wordml/sdtdatahash" xmlns:w16se="http://schemas.microsoft.com/office/word/2015/wordml/symex" xmlns:wpg="http://schemas.microsoft.com/office/word/2010/wordprocessingGroup" xmlns:wpi="http://schemas.microsoft.com/office/word/2010/wordprocessingInk" xmlns:wne="http://schemas.microsoft.com/office/word/2006/wordml" xmlns:wps="http://schemas.microsoft.com/office/word/2010/wordprocessingShape" mc:Ignorable="w14 w15 w16se w16cid w16 w16cex w16sdtdh wp14">
+<w:endnotes xmlns:wpc="http://schemas.microsoft.com/office/word/2010/wordprocessingCanvas" xmlns:cx="http://schemas.microsoft.com/office/drawing/2014/chartex" xmlns:cx1="http://schemas.microsoft.com/office/drawing/2015/9/8/chartex" xmlns:cx2="http://schemas.microsoft.com/office/drawing/2015/10/21/chartex" xmlns:cx3="http://schemas.microsoft.com/office/drawing/2016/5/9/chartex" xmlns:cx4="http://schemas.microsoft.com/office/drawing/2016/5/10/chartex" xmlns:cx5="http://schemas.microsoft.com/office/drawing/2016/5/11/chartex" xmlns:cx6="http://schemas.microsoft.com/office/drawing/2016/5/12/chartex" xmlns:cx7="http://schemas.microsoft.com/office/drawing/2016/5/13/chartex" xmlns:cx8="http://schemas.microsoft.com/office/drawing/2016/5/14/chartex" xmlns:mc="http://schemas.openxmlformats.org/markup-compatibility/2006" xmlns:aink="http://schemas.microsoft.com/office/drawing/2016/ink" xmlns:am3d="http://schemas.microsoft.com/office/drawing/2017/model3d" xmlns:o="urn:schemas-microsoft-com:office:office" xmlns:oel="http://schemas.microsoft.com/office/2019/extlst" xmlns:r="http://schemas.openxmlformats.org/officeDocument/2006/relationships" xmlns:m="http://schemas.openxmlformats.org/officeDocument/2006/math" xmlns:v="urn:schemas-microsoft-com:vml" xmlns:wp14="http://schemas.microsoft.com/office/word/2010/wordprocessingDrawing" xmlns:wp="http://schemas.openxmlformats.org/drawingml/2006/wordprocessingDrawing" xmlns:w10="urn:schemas-microsoft-com:office:word" xmlns:w="http://schemas.openxmlformats.org/wordprocessingml/2006/main" xmlns:w14="http://schemas.microsoft.com/office/word/2010/wordml" xmlns:w15="http://schemas.microsoft.com/office/word/2012/wordml" xmlns:w16cex="http://schemas.microsoft.com/office/word/2018/wordml/cex" xmlns:w16cid="http://schemas.microsoft.com/office/word/2016/wordml/cid" xmlns:w16="http://schemas.microsoft.com/office/word/2018/wordml" xmlns:w16du="http://schemas.microsoft.com/office/word/2023/wordml/word16du" xmlns:w16sdtdh="http://schemas.microsoft.com/office/word/2020/wordml/sdtdatahash" xmlns:w16sdtfl="http://schemas.microsoft.com/office/word/2024/wordml/sdtformatlock" xmlns:w16se="http://schemas.microsoft.com/office/word/2015/wordml/symex" xmlns:wpg="http://schemas.microsoft.com/office/word/2010/wordprocessingGroup" xmlns:wpi="http://schemas.microsoft.com/office/word/2010/wordprocessingInk" xmlns:wne="http://schemas.microsoft.com/office/word/2006/wordml" xmlns:wps="http://schemas.microsoft.com/office/word/2010/wordprocessingShape" mc:Ignorable="w14 w15 w16se w16cid w16 w16cex w16sdtdh w16sdtfl w16du wp14">
   <w:endnote w:type="separator" w:id="-1">
     <w:p>
       <w:pPr>
@@ -5155,7 +4453,7 @@
 </file>
 
 <file path=word/footnotes.xml><?xml version="1.0" encoding="utf-8"?>
-<w:footnotes xmlns:wpc="http://schemas.microsoft.com/office/word/2010/wordprocessingCanvas" xmlns:cx="http://schemas.microsoft.com/office/drawing/2014/chartex" xmlns:cx1="http://schemas.microsoft.com/office/drawing/2015/9/8/chartex" xmlns:cx2="http://schemas.microsoft.com/office/drawing/2015/10/21/chartex" xmlns:cx3="http://schemas.microsoft.com/office/drawing/2016/5/9/chartex" xmlns:cx4="http://schemas.microsoft.com/office/drawing/2016/5/10/chartex" xmlns:cx5="http://schemas.microsoft.com/office/drawing/2016/5/11/chartex" xmlns:cx6="http://schemas.microsoft.com/office/drawing/2016/5/12/chartex" xmlns:cx7="http://schemas.microsoft.com/office/drawing/2016/5/13/chartex" xmlns:cx8="http://schemas.microsoft.com/office/drawing/2016/5/14/chartex" xmlns:mc="http://schemas.openxmlformats.org/markup-compatibility/2006" xmlns:aink="http://schemas.microsoft.com/office/drawing/2016/ink" xmlns:am3d="http://schemas.microsoft.com/office/drawing/2017/model3d" xmlns:o="urn:schemas-microsoft-com:office:office" xmlns:oel="http://schemas.microsoft.com/office/2019/extlst" xmlns:r="http://schemas.openxmlformats.org/officeDocument/2006/relationships" xmlns:m="http://schemas.openxmlformats.org/officeDocument/2006/math" xmlns:v="urn:schemas-microsoft-com:vml" xmlns:wp14="http://schemas.microsoft.com/office/word/2010/wordprocessingDrawing" xmlns:wp="http://schemas.openxmlformats.org/drawingml/2006/wordprocessingDrawing" xmlns:w10="urn:schemas-microsoft-com:office:word" xmlns:w="http://schemas.openxmlformats.org/wordprocessingml/2006/main" xmlns:w14="http://schemas.microsoft.com/office/word/2010/wordml" xmlns:w15="http://schemas.microsoft.com/office/word/2012/wordml" xmlns:w16cex="http://schemas.microsoft.com/office/word/2018/wordml/cex" xmlns:w16cid="http://schemas.microsoft.com/office/word/2016/wordml/cid" xmlns:w16="http://schemas.microsoft.com/office/word/2018/wordml" xmlns:w16sdtdh="http://schemas.microsoft.com/office/word/2020/wordml/sdtdatahash" xmlns:w16se="http://schemas.microsoft.com/office/word/2015/wordml/symex" xmlns:wpg="http://schemas.microsoft.com/office/word/2010/wordprocessingGroup" xmlns:wpi="http://schemas.microsoft.com/office/word/2010/wordprocessingInk" xmlns:wne="http://schemas.microsoft.com/office/word/2006/wordml" xmlns:wps="http://schemas.microsoft.com/office/word/2010/wordprocessingShape" mc:Ignorable="w14 w15 w16se w16cid w16 w16cex w16sdtdh wp14">
+<w:footnotes xmlns:wpc="http://schemas.microsoft.com/office/word/2010/wordprocessingCanvas" xmlns:cx="http://schemas.microsoft.com/office/drawing/2014/chartex" xmlns:cx1="http://schemas.microsoft.com/office/drawing/2015/9/8/chartex" xmlns:cx2="http://schemas.microsoft.com/office/drawing/2015/10/21/chartex" xmlns:cx3="http://schemas.microsoft.com/office/drawing/2016/5/9/chartex" xmlns:cx4="http://schemas.microsoft.com/office/drawing/2016/5/10/chartex" xmlns:cx5="http://schemas.microsoft.com/office/drawing/2016/5/11/chartex" xmlns:cx6="http://schemas.microsoft.com/office/drawing/2016/5/12/chartex" xmlns:cx7="http://schemas.microsoft.com/office/drawing/2016/5/13/chartex" xmlns:cx8="http://schemas.microsoft.com/office/drawing/2016/5/14/chartex" xmlns:mc="http://schemas.openxmlformats.org/markup-compatibility/2006" xmlns:aink="http://schemas.microsoft.com/office/drawing/2016/ink" xmlns:am3d="http://schemas.microsoft.com/office/drawing/2017/model3d" xmlns:o="urn:schemas-microsoft-com:office:office" xmlns:oel="http://schemas.microsoft.com/office/2019/extlst" xmlns:r="http://schemas.openxmlformats.org/officeDocument/2006/relationships" xmlns:m="http://schemas.openxmlformats.org/officeDocument/2006/math" xmlns:v="urn:schemas-microsoft-com:vml" xmlns:wp14="http://schemas.microsoft.com/office/word/2010/wordprocessingDrawing" xmlns:wp="http://schemas.openxmlformats.org/drawingml/2006/wordprocessingDrawing" xmlns:w10="urn:schemas-microsoft-com:office:word" xmlns:w="http://schemas.openxmlformats.org/wordprocessingml/2006/main" xmlns:w14="http://schemas.microsoft.com/office/word/2010/wordml" xmlns:w15="http://schemas.microsoft.com/office/word/2012/wordml" xmlns:w16cex="http://schemas.microsoft.com/office/word/2018/wordml/cex" xmlns:w16cid="http://schemas.microsoft.com/office/word/2016/wordml/cid" xmlns:w16="http://schemas.microsoft.com/office/word/2018/wordml" xmlns:w16du="http://schemas.microsoft.com/office/word/2023/wordml/word16du" xmlns:w16sdtdh="http://schemas.microsoft.com/office/word/2020/wordml/sdtdatahash" xmlns:w16sdtfl="http://schemas.microsoft.com/office/word/2024/wordml/sdtformatlock" xmlns:w16se="http://schemas.microsoft.com/office/word/2015/wordml/symex" xmlns:wpg="http://schemas.microsoft.com/office/word/2010/wordprocessingGroup" xmlns:wpi="http://schemas.microsoft.com/office/word/2010/wordprocessingInk" xmlns:wne="http://schemas.microsoft.com/office/word/2006/wordml" xmlns:wps="http://schemas.microsoft.com/office/word/2010/wordprocessingShape" mc:Ignorable="w14 w15 w16se w16cid w16 w16cex w16sdtdh w16sdtfl w16du wp14">
   <w:footnote w:type="separator" w:id="-1">
     <w:p>
       <w:pPr>
@@ -5180,401 +4478,7 @@
 </file>
 
 <file path=word/numbering.xml><?xml version="1.0" encoding="utf-8"?>
-<w:numbering xmlns:wpc="http://schemas.microsoft.com/office/word/2010/wordprocessingCanvas" xmlns:cx="http://schemas.microsoft.com/office/drawing/2014/chartex" xmlns:cx1="http://schemas.microsoft.com/office/drawing/2015/9/8/chartex" xmlns:cx2="http://schemas.microsoft.com/office/drawing/2015/10/21/chartex" xmlns:cx3="http://schemas.microsoft.com/office/drawing/2016/5/9/chartex" xmlns:cx4="http://schemas.microsoft.com/office/drawing/2016/5/10/chartex" xmlns:cx5="http://schemas.microsoft.com/office/drawing/2016/5/11/chartex" xmlns:cx6="http://schemas.microsoft.com/office/drawing/2016/5/12/chartex" xmlns:cx7="http://schemas.microsoft.com/office/drawing/2016/5/13/chartex" xmlns:cx8="http://schemas.microsoft.com/office/drawing/2016/5/14/chartex" xmlns:mc="http://schemas.openxmlformats.org/markup-compatibility/2006" xmlns:aink="http://schemas.microsoft.com/office/drawing/2016/ink" xmlns:am3d="http://schemas.microsoft.com/office/drawing/2017/model3d" xmlns:o="urn:schemas-microsoft-com:office:office" xmlns:oel="http://schemas.microsoft.com/office/2019/extlst" xmlns:r="http://schemas.openxmlformats.org/officeDocument/2006/relationships" xmlns:m="http://schemas.openxmlformats.org/officeDocument/2006/math" xmlns:v="urn:schemas-microsoft-com:vml" xmlns:wp14="http://schemas.microsoft.com/office/word/2010/wordprocessingDrawing" xmlns:wp="http://schemas.openxmlformats.org/drawingml/2006/wordprocessingDrawing" xmlns:w10="urn:schemas-microsoft-com:office:word" xmlns:w="http://schemas.openxmlformats.org/wordprocessingml/2006/main" xmlns:w14="http://schemas.microsoft.com/office/word/2010/wordml" xmlns:w15="http://schemas.microsoft.com/office/word/2012/wordml" xmlns:w16cex="http://schemas.microsoft.com/office/word/2018/wordml/cex" xmlns:w16cid="http://schemas.microsoft.com/office/word/2016/wordml/cid" xmlns:w16="http://schemas.microsoft.com/office/word/2018/wordml" xmlns:w16sdtdh="http://schemas.microsoft.com/office/word/2020/wordml/sdtdatahash" xmlns:w16se="http://schemas.microsoft.com/office/word/2015/wordml/symex" xmlns:wpg="http://schemas.microsoft.com/office/word/2010/wordprocessingGroup" xmlns:wpi="http://schemas.microsoft.com/office/word/2010/wordprocessingInk" xmlns:wne="http://schemas.microsoft.com/office/word/2006/wordml" xmlns:wps="http://schemas.microsoft.com/office/word/2010/wordprocessingShape" mc:Ignorable="w14 w15 w16se w16cid w16 w16cex w16sdtdh wp14">
-  <w:abstractNum xmlns:w="http://schemas.openxmlformats.org/wordprocessingml/2006/main" w:abstractNumId="14">
-    <w:nsid w:val="5485f7c2"/>
-    <w:multiLevelType xmlns:w="http://schemas.openxmlformats.org/wordprocessingml/2006/main" w:val="hybridMultilevel"/>
-    <w:lvl xmlns:w="http://schemas.openxmlformats.org/wordprocessingml/2006/main" w:ilvl="0">
-      <w:start w:val="1"/>
-      <w:numFmt w:val="decimal"/>
-      <w:lvlText w:val="%1."/>
-      <w:lvlJc w:val="left"/>
-      <w:pPr>
-        <w:ind w:left="720" w:hanging="360"/>
-      </w:pPr>
-    </w:lvl>
-    <w:lvl xmlns:w="http://schemas.openxmlformats.org/wordprocessingml/2006/main" w:ilvl="1">
-      <w:start w:val="1"/>
-      <w:numFmt w:val="lowerLetter"/>
-      <w:lvlText w:val="%2."/>
-      <w:lvlJc w:val="left"/>
-      <w:pPr>
-        <w:ind w:left="1440" w:hanging="360"/>
-      </w:pPr>
-    </w:lvl>
-    <w:lvl xmlns:w="http://schemas.openxmlformats.org/wordprocessingml/2006/main" w:ilvl="2">
-      <w:start w:val="1"/>
-      <w:numFmt w:val="lowerRoman"/>
-      <w:lvlText w:val="%3."/>
-      <w:lvlJc w:val="right"/>
-      <w:pPr>
-        <w:ind w:left="2160" w:hanging="180"/>
-      </w:pPr>
-    </w:lvl>
-    <w:lvl xmlns:w="http://schemas.openxmlformats.org/wordprocessingml/2006/main" w:ilvl="3">
-      <w:start w:val="1"/>
-      <w:numFmt w:val="decimal"/>
-      <w:lvlText w:val="%4."/>
-      <w:lvlJc w:val="left"/>
-      <w:pPr>
-        <w:ind w:left="2880" w:hanging="360"/>
-      </w:pPr>
-    </w:lvl>
-    <w:lvl xmlns:w="http://schemas.openxmlformats.org/wordprocessingml/2006/main" w:ilvl="4">
-      <w:start w:val="1"/>
-      <w:numFmt w:val="lowerLetter"/>
-      <w:lvlText w:val="%5."/>
-      <w:lvlJc w:val="left"/>
-      <w:pPr>
-        <w:ind w:left="3600" w:hanging="360"/>
-      </w:pPr>
-    </w:lvl>
-    <w:lvl xmlns:w="http://schemas.openxmlformats.org/wordprocessingml/2006/main" w:ilvl="5">
-      <w:start w:val="1"/>
-      <w:numFmt w:val="lowerRoman"/>
-      <w:lvlText w:val="%6."/>
-      <w:lvlJc w:val="right"/>
-      <w:pPr>
-        <w:ind w:left="4320" w:hanging="180"/>
-      </w:pPr>
-    </w:lvl>
-    <w:lvl xmlns:w="http://schemas.openxmlformats.org/wordprocessingml/2006/main" w:ilvl="6">
-      <w:start w:val="1"/>
-      <w:numFmt w:val="decimal"/>
-      <w:lvlText w:val="%7."/>
-      <w:lvlJc w:val="left"/>
-      <w:pPr>
-        <w:ind w:left="5040" w:hanging="360"/>
-      </w:pPr>
-    </w:lvl>
-    <w:lvl xmlns:w="http://schemas.openxmlformats.org/wordprocessingml/2006/main" w:ilvl="7">
-      <w:start w:val="1"/>
-      <w:numFmt w:val="lowerLetter"/>
-      <w:lvlText w:val="%8."/>
-      <w:lvlJc w:val="left"/>
-      <w:pPr>
-        <w:ind w:left="5760" w:hanging="360"/>
-      </w:pPr>
-    </w:lvl>
-    <w:lvl xmlns:w="http://schemas.openxmlformats.org/wordprocessingml/2006/main" w:ilvl="8">
-      <w:start w:val="1"/>
-      <w:numFmt w:val="lowerRoman"/>
-      <w:lvlText w:val="%9."/>
-      <w:lvlJc w:val="right"/>
-      <w:pPr>
-        <w:ind w:left="6480" w:hanging="180"/>
-      </w:pPr>
-    </w:lvl>
-  </w:abstractNum>
-  <w:abstractNum xmlns:w="http://schemas.openxmlformats.org/wordprocessingml/2006/main" w:abstractNumId="13">
-    <w:nsid w:val="65317f0f"/>
-    <w:multiLevelType xmlns:w="http://schemas.openxmlformats.org/wordprocessingml/2006/main" w:val="hybridMultilevel"/>
-    <w:lvl xmlns:w="http://schemas.openxmlformats.org/wordprocessingml/2006/main" w:ilvl="0">
-      <w:start w:val="1"/>
-      <w:numFmt w:val="decimal"/>
-      <w:lvlText w:val="%1."/>
-      <w:lvlJc w:val="left"/>
-      <w:pPr>
-        <w:ind w:left="720" w:hanging="360"/>
-      </w:pPr>
-    </w:lvl>
-    <w:lvl xmlns:w="http://schemas.openxmlformats.org/wordprocessingml/2006/main" w:ilvl="1">
-      <w:start w:val="1"/>
-      <w:numFmt w:val="lowerLetter"/>
-      <w:lvlText w:val="%2."/>
-      <w:lvlJc w:val="left"/>
-      <w:pPr>
-        <w:ind w:left="1440" w:hanging="360"/>
-      </w:pPr>
-    </w:lvl>
-    <w:lvl xmlns:w="http://schemas.openxmlformats.org/wordprocessingml/2006/main" w:ilvl="2">
-      <w:start w:val="1"/>
-      <w:numFmt w:val="lowerRoman"/>
-      <w:lvlText w:val="%3."/>
-      <w:lvlJc w:val="right"/>
-      <w:pPr>
-        <w:ind w:left="2160" w:hanging="180"/>
-      </w:pPr>
-    </w:lvl>
-    <w:lvl xmlns:w="http://schemas.openxmlformats.org/wordprocessingml/2006/main" w:ilvl="3">
-      <w:start w:val="1"/>
-      <w:numFmt w:val="decimal"/>
-      <w:lvlText w:val="%4."/>
-      <w:lvlJc w:val="left"/>
-      <w:pPr>
-        <w:ind w:left="2880" w:hanging="360"/>
-      </w:pPr>
-    </w:lvl>
-    <w:lvl xmlns:w="http://schemas.openxmlformats.org/wordprocessingml/2006/main" w:ilvl="4">
-      <w:start w:val="1"/>
-      <w:numFmt w:val="lowerLetter"/>
-      <w:lvlText w:val="%5."/>
-      <w:lvlJc w:val="left"/>
-      <w:pPr>
-        <w:ind w:left="3600" w:hanging="360"/>
-      </w:pPr>
-    </w:lvl>
-    <w:lvl xmlns:w="http://schemas.openxmlformats.org/wordprocessingml/2006/main" w:ilvl="5">
-      <w:start w:val="1"/>
-      <w:numFmt w:val="lowerRoman"/>
-      <w:lvlText w:val="%6."/>
-      <w:lvlJc w:val="right"/>
-      <w:pPr>
-        <w:ind w:left="4320" w:hanging="180"/>
-      </w:pPr>
-    </w:lvl>
-    <w:lvl xmlns:w="http://schemas.openxmlformats.org/wordprocessingml/2006/main" w:ilvl="6">
-      <w:start w:val="1"/>
-      <w:numFmt w:val="decimal"/>
-      <w:lvlText w:val="%7."/>
-      <w:lvlJc w:val="left"/>
-      <w:pPr>
-        <w:ind w:left="5040" w:hanging="360"/>
-      </w:pPr>
-    </w:lvl>
-    <w:lvl xmlns:w="http://schemas.openxmlformats.org/wordprocessingml/2006/main" w:ilvl="7">
-      <w:start w:val="1"/>
-      <w:numFmt w:val="lowerLetter"/>
-      <w:lvlText w:val="%8."/>
-      <w:lvlJc w:val="left"/>
-      <w:pPr>
-        <w:ind w:left="5760" w:hanging="360"/>
-      </w:pPr>
-    </w:lvl>
-    <w:lvl xmlns:w="http://schemas.openxmlformats.org/wordprocessingml/2006/main" w:ilvl="8">
-      <w:start w:val="1"/>
-      <w:numFmt w:val="lowerRoman"/>
-      <w:lvlText w:val="%9."/>
-      <w:lvlJc w:val="right"/>
-      <w:pPr>
-        <w:ind w:left="6480" w:hanging="180"/>
-      </w:pPr>
-    </w:lvl>
-  </w:abstractNum>
-  <w:abstractNum xmlns:w="http://schemas.openxmlformats.org/wordprocessingml/2006/main" w:abstractNumId="12">
-    <w:nsid w:val="3047646e"/>
-    <w:multiLevelType xmlns:w="http://schemas.openxmlformats.org/wordprocessingml/2006/main" w:val="hybridMultilevel"/>
-    <w:lvl xmlns:w="http://schemas.openxmlformats.org/wordprocessingml/2006/main" w:ilvl="0">
-      <w:start w:val="1"/>
-      <w:numFmt w:val="bullet"/>
-      <w:lvlText w:val=""/>
-      <w:lvlJc w:val="left"/>
-      <w:pPr>
-        <w:ind w:left="720" w:hanging="360"/>
-      </w:pPr>
-      <w:rPr>
-        <w:rFonts w:hint="default" w:ascii="Symbol" w:hAnsi="Symbol"/>
-      </w:rPr>
-    </w:lvl>
-    <w:lvl xmlns:w="http://schemas.openxmlformats.org/wordprocessingml/2006/main" w:ilvl="1">
-      <w:start w:val="1"/>
-      <w:numFmt w:val="bullet"/>
-      <w:lvlText w:val="o"/>
-      <w:lvlJc w:val="left"/>
-      <w:pPr>
-        <w:ind w:left="1440" w:hanging="360"/>
-      </w:pPr>
-      <w:rPr>
-        <w:rFonts w:hint="default" w:ascii="Courier New" w:hAnsi="Courier New"/>
-      </w:rPr>
-    </w:lvl>
-    <w:lvl xmlns:w="http://schemas.openxmlformats.org/wordprocessingml/2006/main" w:ilvl="2">
-      <w:start w:val="1"/>
-      <w:numFmt w:val="bullet"/>
-      <w:lvlText w:val=""/>
-      <w:lvlJc w:val="left"/>
-      <w:pPr>
-        <w:ind w:left="2160" w:hanging="360"/>
-      </w:pPr>
-      <w:rPr>
-        <w:rFonts w:hint="default" w:ascii="Wingdings" w:hAnsi="Wingdings"/>
-      </w:rPr>
-    </w:lvl>
-    <w:lvl xmlns:w="http://schemas.openxmlformats.org/wordprocessingml/2006/main" w:ilvl="3">
-      <w:start w:val="1"/>
-      <w:numFmt w:val="bullet"/>
-      <w:lvlText w:val=""/>
-      <w:lvlJc w:val="left"/>
-      <w:pPr>
-        <w:ind w:left="2880" w:hanging="360"/>
-      </w:pPr>
-      <w:rPr>
-        <w:rFonts w:hint="default" w:ascii="Symbol" w:hAnsi="Symbol"/>
-      </w:rPr>
-    </w:lvl>
-    <w:lvl xmlns:w="http://schemas.openxmlformats.org/wordprocessingml/2006/main" w:ilvl="4">
-      <w:start w:val="1"/>
-      <w:numFmt w:val="bullet"/>
-      <w:lvlText w:val="o"/>
-      <w:lvlJc w:val="left"/>
-      <w:pPr>
-        <w:ind w:left="3600" w:hanging="360"/>
-      </w:pPr>
-      <w:rPr>
-        <w:rFonts w:hint="default" w:ascii="Courier New" w:hAnsi="Courier New"/>
-      </w:rPr>
-    </w:lvl>
-    <w:lvl xmlns:w="http://schemas.openxmlformats.org/wordprocessingml/2006/main" w:ilvl="5">
-      <w:start w:val="1"/>
-      <w:numFmt w:val="bullet"/>
-      <w:lvlText w:val=""/>
-      <w:lvlJc w:val="left"/>
-      <w:pPr>
-        <w:ind w:left="4320" w:hanging="360"/>
-      </w:pPr>
-      <w:rPr>
-        <w:rFonts w:hint="default" w:ascii="Wingdings" w:hAnsi="Wingdings"/>
-      </w:rPr>
-    </w:lvl>
-    <w:lvl xmlns:w="http://schemas.openxmlformats.org/wordprocessingml/2006/main" w:ilvl="6">
-      <w:start w:val="1"/>
-      <w:numFmt w:val="bullet"/>
-      <w:lvlText w:val=""/>
-      <w:lvlJc w:val="left"/>
-      <w:pPr>
-        <w:ind w:left="5040" w:hanging="360"/>
-      </w:pPr>
-      <w:rPr>
-        <w:rFonts w:hint="default" w:ascii="Symbol" w:hAnsi="Symbol"/>
-      </w:rPr>
-    </w:lvl>
-    <w:lvl xmlns:w="http://schemas.openxmlformats.org/wordprocessingml/2006/main" w:ilvl="7">
-      <w:start w:val="1"/>
-      <w:numFmt w:val="bullet"/>
-      <w:lvlText w:val="o"/>
-      <w:lvlJc w:val="left"/>
-      <w:pPr>
-        <w:ind w:left="5760" w:hanging="360"/>
-      </w:pPr>
-      <w:rPr>
-        <w:rFonts w:hint="default" w:ascii="Courier New" w:hAnsi="Courier New"/>
-      </w:rPr>
-    </w:lvl>
-    <w:lvl xmlns:w="http://schemas.openxmlformats.org/wordprocessingml/2006/main" w:ilvl="8">
-      <w:start w:val="1"/>
-      <w:numFmt w:val="bullet"/>
-      <w:lvlText w:val=""/>
-      <w:lvlJc w:val="left"/>
-      <w:pPr>
-        <w:ind w:left="6480" w:hanging="360"/>
-      </w:pPr>
-      <w:rPr>
-        <w:rFonts w:hint="default" w:ascii="Wingdings" w:hAnsi="Wingdings"/>
-      </w:rPr>
-    </w:lvl>
-  </w:abstractNum>
-  <w:abstractNum xmlns:w="http://schemas.openxmlformats.org/wordprocessingml/2006/main" w:abstractNumId="11">
-    <w:nsid w:val="7794c8fd"/>
-    <w:multiLevelType xmlns:w="http://schemas.openxmlformats.org/wordprocessingml/2006/main" w:val="hybridMultilevel"/>
-    <w:lvl xmlns:w="http://schemas.openxmlformats.org/wordprocessingml/2006/main" w:ilvl="0">
-      <w:start w:val="1"/>
-      <w:numFmt w:val="bullet"/>
-      <w:lvlText w:val=""/>
-      <w:lvlJc w:val="left"/>
-      <w:pPr>
-        <w:ind w:left="720" w:hanging="360"/>
-      </w:pPr>
-      <w:rPr>
-        <w:rFonts w:hint="default" w:ascii="Symbol" w:hAnsi="Symbol"/>
-      </w:rPr>
-    </w:lvl>
-    <w:lvl xmlns:w="http://schemas.openxmlformats.org/wordprocessingml/2006/main" w:ilvl="1">
-      <w:start w:val="1"/>
-      <w:numFmt w:val="bullet"/>
-      <w:lvlText w:val="o"/>
-      <w:lvlJc w:val="left"/>
-      <w:pPr>
-        <w:ind w:left="1440" w:hanging="360"/>
-      </w:pPr>
-      <w:rPr>
-        <w:rFonts w:hint="default" w:ascii="Courier New" w:hAnsi="Courier New"/>
-      </w:rPr>
-    </w:lvl>
-    <w:lvl xmlns:w="http://schemas.openxmlformats.org/wordprocessingml/2006/main" w:ilvl="2">
-      <w:start w:val="1"/>
-      <w:numFmt w:val="bullet"/>
-      <w:lvlText w:val=""/>
-      <w:lvlJc w:val="left"/>
-      <w:pPr>
-        <w:ind w:left="2160" w:hanging="360"/>
-      </w:pPr>
-      <w:rPr>
-        <w:rFonts w:hint="default" w:ascii="Wingdings" w:hAnsi="Wingdings"/>
-      </w:rPr>
-    </w:lvl>
-    <w:lvl xmlns:w="http://schemas.openxmlformats.org/wordprocessingml/2006/main" w:ilvl="3">
-      <w:start w:val="1"/>
-      <w:numFmt w:val="bullet"/>
-      <w:lvlText w:val=""/>
-      <w:lvlJc w:val="left"/>
-      <w:pPr>
-        <w:ind w:left="2880" w:hanging="360"/>
-      </w:pPr>
-      <w:rPr>
-        <w:rFonts w:hint="default" w:ascii="Symbol" w:hAnsi="Symbol"/>
-      </w:rPr>
-    </w:lvl>
-    <w:lvl xmlns:w="http://schemas.openxmlformats.org/wordprocessingml/2006/main" w:ilvl="4">
-      <w:start w:val="1"/>
-      <w:numFmt w:val="bullet"/>
-      <w:lvlText w:val="o"/>
-      <w:lvlJc w:val="left"/>
-      <w:pPr>
-        <w:ind w:left="3600" w:hanging="360"/>
-      </w:pPr>
-      <w:rPr>
-        <w:rFonts w:hint="default" w:ascii="Courier New" w:hAnsi="Courier New"/>
-      </w:rPr>
-    </w:lvl>
-    <w:lvl xmlns:w="http://schemas.openxmlformats.org/wordprocessingml/2006/main" w:ilvl="5">
-      <w:start w:val="1"/>
-      <w:numFmt w:val="bullet"/>
-      <w:lvlText w:val=""/>
-      <w:lvlJc w:val="left"/>
-      <w:pPr>
-        <w:ind w:left="4320" w:hanging="360"/>
-      </w:pPr>
-      <w:rPr>
-        <w:rFonts w:hint="default" w:ascii="Wingdings" w:hAnsi="Wingdings"/>
-      </w:rPr>
-    </w:lvl>
-    <w:lvl xmlns:w="http://schemas.openxmlformats.org/wordprocessingml/2006/main" w:ilvl="6">
-      <w:start w:val="1"/>
-      <w:numFmt w:val="bullet"/>
-      <w:lvlText w:val=""/>
-      <w:lvlJc w:val="left"/>
-      <w:pPr>
-        <w:ind w:left="5040" w:hanging="360"/>
-      </w:pPr>
-      <w:rPr>
-        <w:rFonts w:hint="default" w:ascii="Symbol" w:hAnsi="Symbol"/>
-      </w:rPr>
-    </w:lvl>
-    <w:lvl xmlns:w="http://schemas.openxmlformats.org/wordprocessingml/2006/main" w:ilvl="7">
-      <w:start w:val="1"/>
-      <w:numFmt w:val="bullet"/>
-      <w:lvlText w:val="o"/>
-      <w:lvlJc w:val="left"/>
-      <w:pPr>
-        <w:ind w:left="5760" w:hanging="360"/>
-      </w:pPr>
-      <w:rPr>
-        <w:rFonts w:hint="default" w:ascii="Courier New" w:hAnsi="Courier New"/>
-      </w:rPr>
-    </w:lvl>
-    <w:lvl xmlns:w="http://schemas.openxmlformats.org/wordprocessingml/2006/main" w:ilvl="8">
-      <w:start w:val="1"/>
-      <w:numFmt w:val="bullet"/>
-      <w:lvlText w:val=""/>
-      <w:lvlJc w:val="left"/>
-      <w:pPr>
-        <w:ind w:left="6480" w:hanging="360"/>
-      </w:pPr>
-      <w:rPr>
-        <w:rFonts w:hint="default" w:ascii="Wingdings" w:hAnsi="Wingdings"/>
-      </w:rPr>
-    </w:lvl>
-  </w:abstractNum>
+<w:numbering xmlns:wpc="http://schemas.microsoft.com/office/word/2010/wordprocessingCanvas" xmlns:cx="http://schemas.microsoft.com/office/drawing/2014/chartex" xmlns:cx1="http://schemas.microsoft.com/office/drawing/2015/9/8/chartex" xmlns:cx2="http://schemas.microsoft.com/office/drawing/2015/10/21/chartex" xmlns:cx3="http://schemas.microsoft.com/office/drawing/2016/5/9/chartex" xmlns:cx4="http://schemas.microsoft.com/office/drawing/2016/5/10/chartex" xmlns:cx5="http://schemas.microsoft.com/office/drawing/2016/5/11/chartex" xmlns:cx6="http://schemas.microsoft.com/office/drawing/2016/5/12/chartex" xmlns:cx7="http://schemas.microsoft.com/office/drawing/2016/5/13/chartex" xmlns:cx8="http://schemas.microsoft.com/office/drawing/2016/5/14/chartex" xmlns:mc="http://schemas.openxmlformats.org/markup-compatibility/2006" xmlns:aink="http://schemas.microsoft.com/office/drawing/2016/ink" xmlns:am3d="http://schemas.microsoft.com/office/drawing/2017/model3d" xmlns:o="urn:schemas-microsoft-com:office:office" xmlns:oel="http://schemas.microsoft.com/office/2019/extlst" xmlns:r="http://schemas.openxmlformats.org/officeDocument/2006/relationships" xmlns:m="http://schemas.openxmlformats.org/officeDocument/2006/math" xmlns:v="urn:schemas-microsoft-com:vml" xmlns:wp14="http://schemas.microsoft.com/office/word/2010/wordprocessingDrawing" xmlns:wp="http://schemas.openxmlformats.org/drawingml/2006/wordprocessingDrawing" xmlns:w10="urn:schemas-microsoft-com:office:word" xmlns:w="http://schemas.openxmlformats.org/wordprocessingml/2006/main" xmlns:w14="http://schemas.microsoft.com/office/word/2010/wordml" xmlns:w15="http://schemas.microsoft.com/office/word/2012/wordml" xmlns:w16cex="http://schemas.microsoft.com/office/word/2018/wordml/cex" xmlns:w16cid="http://schemas.microsoft.com/office/word/2016/wordml/cid" xmlns:w16="http://schemas.microsoft.com/office/word/2018/wordml" xmlns:w16du="http://schemas.microsoft.com/office/word/2023/wordml/word16du" xmlns:w16sdtdh="http://schemas.microsoft.com/office/word/2020/wordml/sdtdatahash" xmlns:w16sdtfl="http://schemas.microsoft.com/office/word/2024/wordml/sdtformatlock" xmlns:w16se="http://schemas.microsoft.com/office/word/2015/wordml/symex" xmlns:wpg="http://schemas.microsoft.com/office/word/2010/wordprocessingGroup" xmlns:wpi="http://schemas.microsoft.com/office/word/2010/wordprocessingInk" xmlns:wne="http://schemas.microsoft.com/office/word/2006/wordml" xmlns:wps="http://schemas.microsoft.com/office/word/2010/wordprocessingShape" mc:Ignorable="w14 w15 w16se w16cid w16 w16cex w16sdtdh w16sdtfl w16du wp14">
   <w:abstractNum w:abstractNumId="0" w15:restartNumberingAfterBreak="0">
     <w:nsid w:val="000B42C0"/>
     <w:multiLevelType w:val="hybridMultilevel"/>
@@ -6126,6 +5030,119 @@
     </w:lvl>
   </w:abstractNum>
   <w:abstractNum w:abstractNumId="5" w15:restartNumberingAfterBreak="0">
+    <w:nsid w:val="3047646E"/>
+    <w:multiLevelType w:val="hybridMultilevel"/>
+    <w:tmpl w:val="FFFFFFFF"/>
+    <w:lvl w:ilvl="0" w:tplc="CA522B44">
+      <w:start w:val="1"/>
+      <w:numFmt w:val="bullet"/>
+      <w:lvlText w:val=""/>
+      <w:lvlJc w:val="left"/>
+      <w:pPr>
+        <w:ind w:left="720" w:hanging="360"/>
+      </w:pPr>
+      <w:rPr>
+        <w:rFonts w:hint="default" w:ascii="Symbol" w:hAnsi="Symbol"/>
+      </w:rPr>
+    </w:lvl>
+    <w:lvl w:ilvl="1" w:tplc="31C6EE5E">
+      <w:start w:val="1"/>
+      <w:numFmt w:val="bullet"/>
+      <w:lvlText w:val="o"/>
+      <w:lvlJc w:val="left"/>
+      <w:pPr>
+        <w:ind w:left="1440" w:hanging="360"/>
+      </w:pPr>
+      <w:rPr>
+        <w:rFonts w:hint="default" w:ascii="Courier New" w:hAnsi="Courier New"/>
+      </w:rPr>
+    </w:lvl>
+    <w:lvl w:ilvl="2" w:tplc="41B4FAA4">
+      <w:start w:val="1"/>
+      <w:numFmt w:val="bullet"/>
+      <w:lvlText w:val=""/>
+      <w:lvlJc w:val="left"/>
+      <w:pPr>
+        <w:ind w:left="2160" w:hanging="360"/>
+      </w:pPr>
+      <w:rPr>
+        <w:rFonts w:hint="default" w:ascii="Wingdings" w:hAnsi="Wingdings"/>
+      </w:rPr>
+    </w:lvl>
+    <w:lvl w:ilvl="3" w:tplc="26BC7F70">
+      <w:start w:val="1"/>
+      <w:numFmt w:val="bullet"/>
+      <w:lvlText w:val=""/>
+      <w:lvlJc w:val="left"/>
+      <w:pPr>
+        <w:ind w:left="2880" w:hanging="360"/>
+      </w:pPr>
+      <w:rPr>
+        <w:rFonts w:hint="default" w:ascii="Symbol" w:hAnsi="Symbol"/>
+      </w:rPr>
+    </w:lvl>
+    <w:lvl w:ilvl="4" w:tplc="928A228A">
+      <w:start w:val="1"/>
+      <w:numFmt w:val="bullet"/>
+      <w:lvlText w:val="o"/>
+      <w:lvlJc w:val="left"/>
+      <w:pPr>
+        <w:ind w:left="3600" w:hanging="360"/>
+      </w:pPr>
+      <w:rPr>
+        <w:rFonts w:hint="default" w:ascii="Courier New" w:hAnsi="Courier New"/>
+      </w:rPr>
+    </w:lvl>
+    <w:lvl w:ilvl="5" w:tplc="8AB47FD2">
+      <w:start w:val="1"/>
+      <w:numFmt w:val="bullet"/>
+      <w:lvlText w:val=""/>
+      <w:lvlJc w:val="left"/>
+      <w:pPr>
+        <w:ind w:left="4320" w:hanging="360"/>
+      </w:pPr>
+      <w:rPr>
+        <w:rFonts w:hint="default" w:ascii="Wingdings" w:hAnsi="Wingdings"/>
+      </w:rPr>
+    </w:lvl>
+    <w:lvl w:ilvl="6" w:tplc="3D0EC7DC">
+      <w:start w:val="1"/>
+      <w:numFmt w:val="bullet"/>
+      <w:lvlText w:val=""/>
+      <w:lvlJc w:val="left"/>
+      <w:pPr>
+        <w:ind w:left="5040" w:hanging="360"/>
+      </w:pPr>
+      <w:rPr>
+        <w:rFonts w:hint="default" w:ascii="Symbol" w:hAnsi="Symbol"/>
+      </w:rPr>
+    </w:lvl>
+    <w:lvl w:ilvl="7" w:tplc="EC68D9BC">
+      <w:start w:val="1"/>
+      <w:numFmt w:val="bullet"/>
+      <w:lvlText w:val="o"/>
+      <w:lvlJc w:val="left"/>
+      <w:pPr>
+        <w:ind w:left="5760" w:hanging="360"/>
+      </w:pPr>
+      <w:rPr>
+        <w:rFonts w:hint="default" w:ascii="Courier New" w:hAnsi="Courier New"/>
+      </w:rPr>
+    </w:lvl>
+    <w:lvl w:ilvl="8" w:tplc="7E1A42F2">
+      <w:start w:val="1"/>
+      <w:numFmt w:val="bullet"/>
+      <w:lvlText w:val=""/>
+      <w:lvlJc w:val="left"/>
+      <w:pPr>
+        <w:ind w:left="6480" w:hanging="360"/>
+      </w:pPr>
+      <w:rPr>
+        <w:rFonts w:hint="default" w:ascii="Wingdings" w:hAnsi="Wingdings"/>
+      </w:rPr>
+    </w:lvl>
+  </w:abstractNum>
+  <w:abstractNum w:abstractNumId="6" w15:restartNumberingAfterBreak="0">
     <w:nsid w:val="31F24C28"/>
     <w:multiLevelType w:val="multilevel"/>
     <w:tmpl w:val="E09C574E"/>
@@ -6238,7 +5255,7 @@
       </w:rPr>
     </w:lvl>
   </w:abstractNum>
-  <w:abstractNum w:abstractNumId="6" w15:restartNumberingAfterBreak="0">
+  <w:abstractNum w:abstractNumId="7" w15:restartNumberingAfterBreak="0">
     <w:nsid w:val="3421043E"/>
     <w:multiLevelType w:val="multilevel"/>
     <w:tmpl w:val="FE941708"/>
@@ -6351,7 +5368,7 @@
       </w:rPr>
     </w:lvl>
   </w:abstractNum>
-  <w:abstractNum w:abstractNumId="7" w15:restartNumberingAfterBreak="0">
+  <w:abstractNum w:abstractNumId="8" w15:restartNumberingAfterBreak="0">
     <w:nsid w:val="466B429C"/>
     <w:multiLevelType w:val="multilevel"/>
     <w:tmpl w:val="5A0A9D00"/>
@@ -6464,7 +5481,7 @@
       </w:rPr>
     </w:lvl>
   </w:abstractNum>
-  <w:abstractNum w:abstractNumId="8" w15:restartNumberingAfterBreak="0">
+  <w:abstractNum w:abstractNumId="9" w15:restartNumberingAfterBreak="0">
     <w:nsid w:val="51296588"/>
     <w:multiLevelType w:val="multilevel"/>
     <w:tmpl w:val="9C529ED4"/>
@@ -6577,7 +5594,93 @@
       </w:rPr>
     </w:lvl>
   </w:abstractNum>
-  <w:abstractNum w:abstractNumId="9" w15:restartNumberingAfterBreak="0">
+  <w:abstractNum w:abstractNumId="10" w15:restartNumberingAfterBreak="0">
+    <w:nsid w:val="5485F7C2"/>
+    <w:multiLevelType w:val="hybridMultilevel"/>
+    <w:tmpl w:val="FFFFFFFF"/>
+    <w:lvl w:ilvl="0" w:tplc="24D6671A">
+      <w:start w:val="1"/>
+      <w:numFmt w:val="decimal"/>
+      <w:lvlText w:val="%1."/>
+      <w:lvlJc w:val="left"/>
+      <w:pPr>
+        <w:ind w:left="720" w:hanging="360"/>
+      </w:pPr>
+    </w:lvl>
+    <w:lvl w:ilvl="1" w:tplc="C87CC72A">
+      <w:start w:val="1"/>
+      <w:numFmt w:val="lowerLetter"/>
+      <w:lvlText w:val="%2."/>
+      <w:lvlJc w:val="left"/>
+      <w:pPr>
+        <w:ind w:left="1440" w:hanging="360"/>
+      </w:pPr>
+    </w:lvl>
+    <w:lvl w:ilvl="2" w:tplc="44FCCDEA">
+      <w:start w:val="1"/>
+      <w:numFmt w:val="lowerRoman"/>
+      <w:lvlText w:val="%3."/>
+      <w:lvlJc w:val="right"/>
+      <w:pPr>
+        <w:ind w:left="2160" w:hanging="180"/>
+      </w:pPr>
+    </w:lvl>
+    <w:lvl w:ilvl="3" w:tplc="34AAA770">
+      <w:start w:val="1"/>
+      <w:numFmt w:val="decimal"/>
+      <w:lvlText w:val="%4."/>
+      <w:lvlJc w:val="left"/>
+      <w:pPr>
+        <w:ind w:left="2880" w:hanging="360"/>
+      </w:pPr>
+    </w:lvl>
+    <w:lvl w:ilvl="4" w:tplc="E7066868">
+      <w:start w:val="1"/>
+      <w:numFmt w:val="lowerLetter"/>
+      <w:lvlText w:val="%5."/>
+      <w:lvlJc w:val="left"/>
+      <w:pPr>
+        <w:ind w:left="3600" w:hanging="360"/>
+      </w:pPr>
+    </w:lvl>
+    <w:lvl w:ilvl="5" w:tplc="C01ECEB8">
+      <w:start w:val="1"/>
+      <w:numFmt w:val="lowerRoman"/>
+      <w:lvlText w:val="%6."/>
+      <w:lvlJc w:val="right"/>
+      <w:pPr>
+        <w:ind w:left="4320" w:hanging="180"/>
+      </w:pPr>
+    </w:lvl>
+    <w:lvl w:ilvl="6" w:tplc="EC5AC844">
+      <w:start w:val="1"/>
+      <w:numFmt w:val="decimal"/>
+      <w:lvlText w:val="%7."/>
+      <w:lvlJc w:val="left"/>
+      <w:pPr>
+        <w:ind w:left="5040" w:hanging="360"/>
+      </w:pPr>
+    </w:lvl>
+    <w:lvl w:ilvl="7" w:tplc="69FC5EF6">
+      <w:start w:val="1"/>
+      <w:numFmt w:val="lowerLetter"/>
+      <w:lvlText w:val="%8."/>
+      <w:lvlJc w:val="left"/>
+      <w:pPr>
+        <w:ind w:left="5760" w:hanging="360"/>
+      </w:pPr>
+    </w:lvl>
+    <w:lvl w:ilvl="8" w:tplc="658E9674">
+      <w:start w:val="1"/>
+      <w:numFmt w:val="lowerRoman"/>
+      <w:lvlText w:val="%9."/>
+      <w:lvlJc w:val="right"/>
+      <w:pPr>
+        <w:ind w:left="6480" w:hanging="180"/>
+      </w:pPr>
+    </w:lvl>
+  </w:abstractNum>
+  <w:abstractNum w:abstractNumId="11" w15:restartNumberingAfterBreak="0">
     <w:nsid w:val="63866AD8"/>
     <w:multiLevelType w:val="hybridMultilevel"/>
     <w:tmpl w:val="D46609F8"/>
@@ -6690,7 +5793,93 @@
       </w:rPr>
     </w:lvl>
   </w:abstractNum>
-  <w:abstractNum w:abstractNumId="10" w15:restartNumberingAfterBreak="0">
+  <w:abstractNum w:abstractNumId="12" w15:restartNumberingAfterBreak="0">
+    <w:nsid w:val="65317F0F"/>
+    <w:multiLevelType w:val="hybridMultilevel"/>
+    <w:tmpl w:val="FFFFFFFF"/>
+    <w:lvl w:ilvl="0" w:tplc="CA641078">
+      <w:start w:val="1"/>
+      <w:numFmt w:val="decimal"/>
+      <w:lvlText w:val="%1."/>
+      <w:lvlJc w:val="left"/>
+      <w:pPr>
+        <w:ind w:left="720" w:hanging="360"/>
+      </w:pPr>
+    </w:lvl>
+    <w:lvl w:ilvl="1" w:tplc="0EE6C880">
+      <w:start w:val="1"/>
+      <w:numFmt w:val="lowerLetter"/>
+      <w:lvlText w:val="%2."/>
+      <w:lvlJc w:val="left"/>
+      <w:pPr>
+        <w:ind w:left="1440" w:hanging="360"/>
+      </w:pPr>
+    </w:lvl>
+    <w:lvl w:ilvl="2" w:tplc="5ED20F8E">
+      <w:start w:val="1"/>
+      <w:numFmt w:val="lowerRoman"/>
+      <w:lvlText w:val="%3."/>
+      <w:lvlJc w:val="right"/>
+      <w:pPr>
+        <w:ind w:left="2160" w:hanging="180"/>
+      </w:pPr>
+    </w:lvl>
+    <w:lvl w:ilvl="3" w:tplc="FCBE9B54">
+      <w:start w:val="1"/>
+      <w:numFmt w:val="decimal"/>
+      <w:lvlText w:val="%4."/>
+      <w:lvlJc w:val="left"/>
+      <w:pPr>
+        <w:ind w:left="2880" w:hanging="360"/>
+      </w:pPr>
+    </w:lvl>
+    <w:lvl w:ilvl="4" w:tplc="7A94119C">
+      <w:start w:val="1"/>
+      <w:numFmt w:val="lowerLetter"/>
+      <w:lvlText w:val="%5."/>
+      <w:lvlJc w:val="left"/>
+      <w:pPr>
+        <w:ind w:left="3600" w:hanging="360"/>
+      </w:pPr>
+    </w:lvl>
+    <w:lvl w:ilvl="5" w:tplc="EFF403AE">
+      <w:start w:val="1"/>
+      <w:numFmt w:val="lowerRoman"/>
+      <w:lvlText w:val="%6."/>
+      <w:lvlJc w:val="right"/>
+      <w:pPr>
+        <w:ind w:left="4320" w:hanging="180"/>
+      </w:pPr>
+    </w:lvl>
+    <w:lvl w:ilvl="6" w:tplc="AB323784">
+      <w:start w:val="1"/>
+      <w:numFmt w:val="decimal"/>
+      <w:lvlText w:val="%7."/>
+      <w:lvlJc w:val="left"/>
+      <w:pPr>
+        <w:ind w:left="5040" w:hanging="360"/>
+      </w:pPr>
+    </w:lvl>
+    <w:lvl w:ilvl="7" w:tplc="2E2E29DC">
+      <w:start w:val="1"/>
+      <w:numFmt w:val="lowerLetter"/>
+      <w:lvlText w:val="%8."/>
+      <w:lvlJc w:val="left"/>
+      <w:pPr>
+        <w:ind w:left="5760" w:hanging="360"/>
+      </w:pPr>
+    </w:lvl>
+    <w:lvl w:ilvl="8" w:tplc="23A274BE">
+      <w:start w:val="1"/>
+      <w:numFmt w:val="lowerRoman"/>
+      <w:lvlText w:val="%9."/>
+      <w:lvlJc w:val="right"/>
+      <w:pPr>
+        <w:ind w:left="6480" w:hanging="180"/>
+      </w:pPr>
+    </w:lvl>
+  </w:abstractNum>
+  <w:abstractNum w:abstractNumId="13" w15:restartNumberingAfterBreak="0">
     <w:nsid w:val="6FA42C53"/>
     <w:multiLevelType w:val="multilevel"/>
     <w:tmpl w:val="261C707C"/>
@@ -6804,56 +5993,169 @@
       </w:rPr>
     </w:lvl>
   </w:abstractNum>
-  <w:num w:numId="15">
+  <w:abstractNum w:abstractNumId="14" w15:restartNumberingAfterBreak="0">
+    <w:nsid w:val="7794C8FD"/>
+    <w:multiLevelType w:val="hybridMultilevel"/>
+    <w:tmpl w:val="FFFFFFFF"/>
+    <w:lvl w:ilvl="0" w:tplc="7FA695FC">
+      <w:start w:val="1"/>
+      <w:numFmt w:val="bullet"/>
+      <w:lvlText w:val=""/>
+      <w:lvlJc w:val="left"/>
+      <w:pPr>
+        <w:ind w:left="720" w:hanging="360"/>
+      </w:pPr>
+      <w:rPr>
+        <w:rFonts w:hint="default" w:ascii="Symbol" w:hAnsi="Symbol"/>
+      </w:rPr>
+    </w:lvl>
+    <w:lvl w:ilvl="1" w:tplc="93EC3B4A">
+      <w:start w:val="1"/>
+      <w:numFmt w:val="bullet"/>
+      <w:lvlText w:val="o"/>
+      <w:lvlJc w:val="left"/>
+      <w:pPr>
+        <w:ind w:left="1440" w:hanging="360"/>
+      </w:pPr>
+      <w:rPr>
+        <w:rFonts w:hint="default" w:ascii="Courier New" w:hAnsi="Courier New"/>
+      </w:rPr>
+    </w:lvl>
+    <w:lvl w:ilvl="2" w:tplc="152CB3C0">
+      <w:start w:val="1"/>
+      <w:numFmt w:val="bullet"/>
+      <w:lvlText w:val=""/>
+      <w:lvlJc w:val="left"/>
+      <w:pPr>
+        <w:ind w:left="2160" w:hanging="360"/>
+      </w:pPr>
+      <w:rPr>
+        <w:rFonts w:hint="default" w:ascii="Wingdings" w:hAnsi="Wingdings"/>
+      </w:rPr>
+    </w:lvl>
+    <w:lvl w:ilvl="3" w:tplc="74705EFE">
+      <w:start w:val="1"/>
+      <w:numFmt w:val="bullet"/>
+      <w:lvlText w:val=""/>
+      <w:lvlJc w:val="left"/>
+      <w:pPr>
+        <w:ind w:left="2880" w:hanging="360"/>
+      </w:pPr>
+      <w:rPr>
+        <w:rFonts w:hint="default" w:ascii="Symbol" w:hAnsi="Symbol"/>
+      </w:rPr>
+    </w:lvl>
+    <w:lvl w:ilvl="4" w:tplc="C3A40A88">
+      <w:start w:val="1"/>
+      <w:numFmt w:val="bullet"/>
+      <w:lvlText w:val="o"/>
+      <w:lvlJc w:val="left"/>
+      <w:pPr>
+        <w:ind w:left="3600" w:hanging="360"/>
+      </w:pPr>
+      <w:rPr>
+        <w:rFonts w:hint="default" w:ascii="Courier New" w:hAnsi="Courier New"/>
+      </w:rPr>
+    </w:lvl>
+    <w:lvl w:ilvl="5" w:tplc="72325DB6">
+      <w:start w:val="1"/>
+      <w:numFmt w:val="bullet"/>
+      <w:lvlText w:val=""/>
+      <w:lvlJc w:val="left"/>
+      <w:pPr>
+        <w:ind w:left="4320" w:hanging="360"/>
+      </w:pPr>
+      <w:rPr>
+        <w:rFonts w:hint="default" w:ascii="Wingdings" w:hAnsi="Wingdings"/>
+      </w:rPr>
+    </w:lvl>
+    <w:lvl w:ilvl="6" w:tplc="910E3D50">
+      <w:start w:val="1"/>
+      <w:numFmt w:val="bullet"/>
+      <w:lvlText w:val=""/>
+      <w:lvlJc w:val="left"/>
+      <w:pPr>
+        <w:ind w:left="5040" w:hanging="360"/>
+      </w:pPr>
+      <w:rPr>
+        <w:rFonts w:hint="default" w:ascii="Symbol" w:hAnsi="Symbol"/>
+      </w:rPr>
+    </w:lvl>
+    <w:lvl w:ilvl="7" w:tplc="7220A31A">
+      <w:start w:val="1"/>
+      <w:numFmt w:val="bullet"/>
+      <w:lvlText w:val="o"/>
+      <w:lvlJc w:val="left"/>
+      <w:pPr>
+        <w:ind w:left="5760" w:hanging="360"/>
+      </w:pPr>
+      <w:rPr>
+        <w:rFonts w:hint="default" w:ascii="Courier New" w:hAnsi="Courier New"/>
+      </w:rPr>
+    </w:lvl>
+    <w:lvl w:ilvl="8" w:tplc="89BA157E">
+      <w:start w:val="1"/>
+      <w:numFmt w:val="bullet"/>
+      <w:lvlText w:val=""/>
+      <w:lvlJc w:val="left"/>
+      <w:pPr>
+        <w:ind w:left="6480" w:hanging="360"/>
+      </w:pPr>
+      <w:rPr>
+        <w:rFonts w:hint="default" w:ascii="Wingdings" w:hAnsi="Wingdings"/>
+      </w:rPr>
+    </w:lvl>
+  </w:abstractNum>
+  <w:num w:numId="1" w16cid:durableId="1987128545">
+    <w:abstractNumId w:val="10"/>
+  </w:num>
+  <w:num w:numId="2" w16cid:durableId="1188834136">
+    <w:abstractNumId w:val="12"/>
+  </w:num>
+  <w:num w:numId="3" w16cid:durableId="1253851549">
+    <w:abstractNumId w:val="5"/>
+  </w:num>
+  <w:num w:numId="4" w16cid:durableId="1658656368">
     <w:abstractNumId w:val="14"/>
   </w:num>
-  <w:num w:numId="14">
+  <w:num w:numId="5" w16cid:durableId="1073116343">
+    <w:abstractNumId w:val="0"/>
+  </w:num>
+  <w:num w:numId="6" w16cid:durableId="46685066">
     <w:abstractNumId w:val="13"/>
   </w:num>
-  <w:num w:numId="13">
-    <w:abstractNumId w:val="12"/>
+  <w:num w:numId="7" w16cid:durableId="215439089">
+    <w:abstractNumId w:val="1"/>
   </w:num>
-  <w:num w:numId="12">
+  <w:num w:numId="8" w16cid:durableId="2078890612">
+    <w:abstractNumId w:val="4"/>
+  </w:num>
+  <w:num w:numId="9" w16cid:durableId="1305232037">
+    <w:abstractNumId w:val="6"/>
+  </w:num>
+  <w:num w:numId="10" w16cid:durableId="466970204">
+    <w:abstractNumId w:val="9"/>
+  </w:num>
+  <w:num w:numId="11" w16cid:durableId="417754947">
+    <w:abstractNumId w:val="3"/>
+  </w:num>
+  <w:num w:numId="12" w16cid:durableId="46078732">
+    <w:abstractNumId w:val="7"/>
+  </w:num>
+  <w:num w:numId="13" w16cid:durableId="1667393527">
+    <w:abstractNumId w:val="8"/>
+  </w:num>
+  <w:num w:numId="14" w16cid:durableId="103114518">
     <w:abstractNumId w:val="11"/>
   </w:num>
-  <w:num w:numId="1" w16cid:durableId="1073116343">
-    <w:abstractNumId w:val="0"/>
-  </w:num>
-  <w:num w:numId="2" w16cid:durableId="46685066">
-    <w:abstractNumId w:val="10"/>
-  </w:num>
-  <w:num w:numId="3" w16cid:durableId="215439089">
-    <w:abstractNumId w:val="1"/>
-  </w:num>
-  <w:num w:numId="4" w16cid:durableId="2078890612">
-    <w:abstractNumId w:val="4"/>
-  </w:num>
-  <w:num w:numId="5" w16cid:durableId="1305232037">
-    <w:abstractNumId w:val="5"/>
-  </w:num>
-  <w:num w:numId="6" w16cid:durableId="466970204">
-    <w:abstractNumId w:val="8"/>
-  </w:num>
-  <w:num w:numId="7" w16cid:durableId="417754947">
-    <w:abstractNumId w:val="3"/>
-  </w:num>
-  <w:num w:numId="8" w16cid:durableId="46078732">
-    <w:abstractNumId w:val="6"/>
-  </w:num>
-  <w:num w:numId="9" w16cid:durableId="1667393527">
-    <w:abstractNumId w:val="7"/>
-  </w:num>
-  <w:num w:numId="10" w16cid:durableId="103114518">
-    <w:abstractNumId w:val="9"/>
-  </w:num>
-  <w:num w:numId="11" w16cid:durableId="127627760">
+  <w:num w:numId="15" w16cid:durableId="127627760">
     <w:abstractNumId w:val="2"/>
   </w:num>
 </w:numbering>
 </file>
 
 <file path=word/styles.xml><?xml version="1.0" encoding="utf-8"?>
-<w:styles xmlns:mc="http://schemas.openxmlformats.org/markup-compatibility/2006" xmlns:r="http://schemas.openxmlformats.org/officeDocument/2006/relationships" xmlns:w="http://schemas.openxmlformats.org/wordprocessingml/2006/main" xmlns:w14="http://schemas.microsoft.com/office/word/2010/wordml" xmlns:w15="http://schemas.microsoft.com/office/word/2012/wordml" xmlns:w16cex="http://schemas.microsoft.com/office/word/2018/wordml/cex" xmlns:w16cid="http://schemas.microsoft.com/office/word/2016/wordml/cid" xmlns:w16="http://schemas.microsoft.com/office/word/2018/wordml" xmlns:w16sdtdh="http://schemas.microsoft.com/office/word/2020/wordml/sdtdatahash" xmlns:w16se="http://schemas.microsoft.com/office/word/2015/wordml/symex" mc:Ignorable="w14 w15 w16se w16cid w16 w16cex w16sdtdh">
+<w:styles xmlns:mc="http://schemas.openxmlformats.org/markup-compatibility/2006" xmlns:r="http://schemas.openxmlformats.org/officeDocument/2006/relationships" xmlns:w="http://schemas.openxmlformats.org/wordprocessingml/2006/main" xmlns:w14="http://schemas.microsoft.com/office/word/2010/wordml" xmlns:w15="http://schemas.microsoft.com/office/word/2012/wordml" xmlns:w16cex="http://schemas.microsoft.com/office/word/2018/wordml/cex" xmlns:w16cid="http://schemas.microsoft.com/office/word/2016/wordml/cid" xmlns:w16="http://schemas.microsoft.com/office/word/2018/wordml" xmlns:w16du="http://schemas.microsoft.com/office/word/2023/wordml/word16du" xmlns:w16sdtdh="http://schemas.microsoft.com/office/word/2020/wordml/sdtdatahash" xmlns:w16sdtfl="http://schemas.microsoft.com/office/word/2024/wordml/sdtformatlock" xmlns:w16se="http://schemas.microsoft.com/office/word/2015/wordml/symex" mc:Ignorable="w14 w15 w16se w16cid w16 w16cex w16sdtdh w16sdtfl w16du">
   <w:docDefaults>
     <w:rPrDefault>
       <w:rPr>
@@ -7247,7 +6549,7 @@
     <w:lsdException w:name="Unresolved Mention" w:semiHidden="1" w:unhideWhenUsed="1"/>
     <w:lsdException w:name="Smart Link" w:semiHidden="1" w:unhideWhenUsed="1"/>
   </w:latentStyles>
-  <w:style w:type="paragraph" w:styleId="a" w:default="1">
+  <w:style w:type="paragraph" w:styleId="Normal" w:default="1">
     <w:name w:val="Normal"/>
     <w:qFormat/>
     <w:rsid w:val="008F7766"/>
@@ -7259,13 +6561,51 @@
       <w:lang w:val="bg-BG"/>
     </w:rPr>
   </w:style>
-  <w:style w:type="character" w:styleId="a0" w:default="1">
+  <w:style w:type="paragraph" w:styleId="Heading3">
+    <w:name w:val="heading 3"/>
+    <w:uiPriority w:val="9"/>
+    <w:unhideWhenUsed/>
+    <w:qFormat/>
+    <w:rsid w:val="14E0042D"/>
+    <w:pPr>
+      <w:keepNext/>
+      <w:keepLines/>
+      <w:spacing w:before="160" w:after="80"/>
+      <w:outlineLvl w:val="2"/>
+    </w:pPr>
+    <w:rPr>
+      <w:rFonts w:eastAsiaTheme="majorEastAsia" w:cstheme="majorBidi"/>
+      <w:color w:val="2E74B5" w:themeColor="accent1" w:themeShade="BF"/>
+      <w:sz w:val="28"/>
+      <w:szCs w:val="28"/>
+    </w:rPr>
+  </w:style>
+  <w:style w:type="paragraph" w:styleId="Heading4">
+    <w:name w:val="heading 4"/>
+    <w:uiPriority w:val="9"/>
+    <w:unhideWhenUsed/>
+    <w:qFormat/>
+    <w:rsid w:val="14E0042D"/>
+    <w:pPr>
+      <w:keepNext/>
+      <w:keepLines/>
+      <w:spacing w:before="80" w:after="40"/>
+      <w:outlineLvl w:val="3"/>
+    </w:pPr>
+    <w:rPr>
+      <w:rFonts w:eastAsiaTheme="majorEastAsia" w:cstheme="majorBidi"/>
+      <w:i/>
+      <w:iCs/>
+      <w:color w:val="2E74B5" w:themeColor="accent1" w:themeShade="BF"/>
+    </w:rPr>
+  </w:style>
+  <w:style w:type="character" w:styleId="DefaultParagraphFont" w:default="1">
     <w:name w:val="Default Paragraph Font"/>
     <w:uiPriority w:val="1"/>
     <w:semiHidden/>
     <w:unhideWhenUsed/>
   </w:style>
-  <w:style w:type="table" w:styleId="a1" w:default="1">
+  <w:style w:type="table" w:styleId="TableNormal" w:default="1">
     <w:name w:val="Normal Table"/>
     <w:uiPriority w:val="99"/>
     <w:semiHidden/>
@@ -7280,72 +6620,69 @@
       </w:tblCellMar>
     </w:tblPr>
   </w:style>
-  <w:style w:type="numbering" w:styleId="a2" w:default="1">
+  <w:style w:type="numbering" w:styleId="NoList" w:default="1">
     <w:name w:val="No List"/>
     <w:uiPriority w:val="99"/>
     <w:semiHidden/>
     <w:unhideWhenUsed/>
   </w:style>
-  <w:style w:type="paragraph" w:styleId="Diploma" w:customStyle="true">
+  <w:style w:type="paragraph" w:styleId="Diploma" w:customStyle="1">
+    <w:name w:val="Diploma"/>
     <w:uiPriority w:val="1"/>
-    <w:name w:val="Diploma"/>
-    <w:basedOn w:val="Normal"/>
     <w:qFormat/>
     <w:rsid w:val="14E0042D"/>
+    <w:pPr>
+      <w:spacing w:line="360" w:lineRule="auto"/>
+    </w:pPr>
     <w:rPr>
       <w:rFonts w:ascii="Times New Roman" w:hAnsi="Times New Roman"/>
       <w:sz w:val="24"/>
       <w:szCs w:val="24"/>
     </w:rPr>
-    <w:pPr>
-      <w:spacing w:line="360" w:lineRule="auto"/>
-    </w:pPr>
   </w:style>
-  <w:style w:type="paragraph" w:styleId="a3">
+  <w:style w:type="paragraph" w:styleId="Header">
+    <w:name w:val="header"/>
+    <w:link w:val="HeaderChar"/>
     <w:uiPriority w:val="99"/>
-    <w:name w:val="header"/>
-    <w:basedOn w:val="Normal"/>
     <w:unhideWhenUsed/>
-    <w:link w:val="a4"/>
     <w:rsid w:val="14E0042D"/>
     <w:pPr>
       <w:tabs>
-        <w:tab w:val="center" w:leader="none" w:pos="4703"/>
-        <w:tab w:val="right" w:leader="none" w:pos="9406"/>
+        <w:tab w:val="center" w:pos="4703"/>
+        <w:tab w:val="right" w:pos="9406"/>
       </w:tabs>
       <w:spacing w:after="0" w:line="240" w:lineRule="auto"/>
     </w:pPr>
   </w:style>
-  <w:style w:type="character" w:styleId="a4" w:customStyle="1">
-    <w:name w:val="Горен колонтитул Знак"/>
-    <w:basedOn w:val="a0"/>
-    <w:link w:val="a3"/>
+  <w:style w:type="character" w:styleId="HeaderChar" w:customStyle="1">
+    <w:name w:val="Header Char"/>
+    <w:basedOn w:val="DefaultParagraphFont"/>
+    <w:link w:val="Header"/>
     <w:uiPriority w:val="99"/>
     <w:rsid w:val="008F7766"/>
   </w:style>
-  <w:style w:type="paragraph" w:styleId="a5">
+  <w:style w:type="paragraph" w:styleId="Footer">
+    <w:name w:val="footer"/>
+    <w:link w:val="FooterChar"/>
     <w:uiPriority w:val="99"/>
-    <w:name w:val="footer"/>
-    <w:basedOn w:val="Normal"/>
     <w:unhideWhenUsed/>
-    <w:link w:val="a6"/>
     <w:rsid w:val="14E0042D"/>
     <w:pPr>
       <w:tabs>
-        <w:tab w:val="center" w:leader="none" w:pos="4703"/>
-        <w:tab w:val="right" w:leader="none" w:pos="9406"/>
+        <w:tab w:val="center" w:pos="4703"/>
+        <w:tab w:val="right" w:pos="9406"/>
       </w:tabs>
       <w:spacing w:after="0" w:line="240" w:lineRule="auto"/>
     </w:pPr>
   </w:style>
-  <w:style w:type="character" w:styleId="a6" w:customStyle="1">
-    <w:name w:val="Долен колонтитул Знак"/>
-    <w:basedOn w:val="a0"/>
-    <w:link w:val="a5"/>
+  <w:style w:type="character" w:styleId="FooterChar" w:customStyle="1">
+    <w:name w:val="Footer Char"/>
+    <w:basedOn w:val="DefaultParagraphFont"/>
+    <w:link w:val="Footer"/>
     <w:uiPriority w:val="99"/>
     <w:rsid w:val="008F7766"/>
   </w:style>
-  <w:style w:type="paragraph" w:styleId="a7">
+  <w:style w:type="paragraph" w:styleId="NoSpacing">
     <w:name w:val="No Spacing"/>
     <w:uiPriority w:val="1"/>
     <w:qFormat/>
@@ -7358,9 +6695,9 @@
       <w:lang w:val="bg-BG"/>
     </w:rPr>
   </w:style>
-  <w:style w:type="character" w:styleId="a8">
+  <w:style w:type="character" w:styleId="Strong">
     <w:name w:val="Strong"/>
-    <w:basedOn w:val="a0"/>
+    <w:basedOn w:val="DefaultParagraphFont"/>
     <w:uiPriority w:val="22"/>
     <w:qFormat/>
     <w:rsid w:val="0082771C"/>
@@ -7369,21 +6706,19 @@
       <w:bCs/>
     </w:rPr>
   </w:style>
-  <w:style w:type="paragraph" w:styleId="a9">
+  <w:style w:type="paragraph" w:styleId="ListParagraph">
+    <w:name w:val="List Paragraph"/>
     <w:uiPriority w:val="34"/>
-    <w:name w:val="List Paragraph"/>
-    <w:basedOn w:val="Normal"/>
     <w:qFormat/>
     <w:rsid w:val="14E0042D"/>
     <w:pPr>
-      <w:spacing/>
       <w:ind w:left="720"/>
       <w:contextualSpacing/>
     </w:pPr>
   </w:style>
-  <w:style w:type="character" w:styleId="aa">
+  <w:style w:type="character" w:styleId="Hyperlink">
     <w:name w:val="Hyperlink"/>
-    <w:basedOn w:val="a0"/>
+    <w:basedOn w:val="DefaultParagraphFont"/>
     <w:uiPriority w:val="99"/>
     <w:semiHidden/>
     <w:unhideWhenUsed/>
@@ -7393,58 +6728,15 @@
       <w:u w:val="single"/>
     </w:rPr>
   </w:style>
-  <w:style w:type="paragraph" w:styleId="Heading4">
-    <w:uiPriority w:val="9"/>
-    <w:name w:val="heading 4"/>
-    <w:basedOn w:val="Normal"/>
-    <w:next w:val="Normal"/>
-    <w:unhideWhenUsed/>
-    <w:qFormat/>
-    <w:rsid w:val="14E0042D"/>
-    <w:rPr>
-      <w:rFonts w:eastAsia="" w:cs="" w:eastAsiaTheme="majorEastAsia" w:cstheme="majorBidi"/>
-      <w:i w:val="1"/>
-      <w:iCs w:val="1"/>
-      <w:color w:val="2E74B5" w:themeColor="accent1" w:themeTint="FF" w:themeShade="BF"/>
-    </w:rPr>
+  <w:style w:type="table" w:styleId="TableGrid">
+    <w:name w:val="Table Grid"/>
+    <w:basedOn w:val="TableNormal"/>
+    <w:uiPriority w:val="59"/>
+    <w:rsid w:val="00FB4123"/>
     <w:pPr>
-      <w:keepNext w:val="1"/>
-      <w:keepLines w:val="1"/>
-      <w:spacing w:before="80" w:after="40"/>
-      <w:outlineLvl w:val="3"/>
-    </w:pPr>
-  </w:style>
-  <w:style w:type="paragraph" w:styleId="Heading3">
-    <w:uiPriority w:val="9"/>
-    <w:name w:val="heading 3"/>
-    <w:basedOn w:val="Normal"/>
-    <w:next w:val="Normal"/>
-    <w:unhideWhenUsed/>
-    <w:qFormat/>
-    <w:rsid w:val="14E0042D"/>
-    <w:rPr>
-      <w:rFonts w:eastAsia="" w:cs="" w:eastAsiaTheme="majorEastAsia" w:cstheme="majorBidi"/>
-      <w:color w:val="2E74B5" w:themeColor="accent1" w:themeTint="FF" w:themeShade="BF"/>
-      <w:sz w:val="28"/>
-      <w:szCs w:val="28"/>
-    </w:rPr>
-    <w:pPr>
-      <w:keepNext w:val="1"/>
-      <w:keepLines w:val="1"/>
-      <w:spacing w:before="160" w:after="80"/>
-      <w:outlineLvl w:val="2"/>
-    </w:pPr>
-  </w:style>
-  <w:style xmlns:w="http://schemas.openxmlformats.org/wordprocessingml/2006/main" w:type="table" w:styleId="TableGrid">
-    <w:name xmlns:w="http://schemas.openxmlformats.org/wordprocessingml/2006/main" w:val="Table Grid"/>
-    <w:basedOn xmlns:w="http://schemas.openxmlformats.org/wordprocessingml/2006/main" w:val="a1"/>
-    <w:uiPriority xmlns:w="http://schemas.openxmlformats.org/wordprocessingml/2006/main" w:val="59"/>
-    <w:rsid xmlns:w="http://schemas.openxmlformats.org/wordprocessingml/2006/main" w:val="00FB4123"/>
-    <w:pPr xmlns:w="http://schemas.openxmlformats.org/wordprocessingml/2006/main">
       <w:spacing w:after="0" w:line="240" w:lineRule="auto"/>
     </w:pPr>
-    <w:tblPr xmlns:w="http://schemas.openxmlformats.org/wordprocessingml/2006/main">
-      <w:tblInd w:w="0" w:type="dxa"/>
+    <w:tblPr>
       <w:tblBorders>
         <w:top w:val="single" w:color="000000" w:themeColor="text1" w:sz="4" w:space="0"/>
         <w:left w:val="single" w:color="000000" w:themeColor="text1" w:sz="4" w:space="0"/>
@@ -7453,12 +6745,6 @@
         <w:insideH w:val="single" w:color="000000" w:themeColor="text1" w:sz="4" w:space="0"/>
         <w:insideV w:val="single" w:color="000000" w:themeColor="text1" w:sz="4" w:space="0"/>
       </w:tblBorders>
-      <w:tblCellMar>
-        <w:top w:w="0" w:type="dxa"/>
-        <w:left w:w="108" w:type="dxa"/>
-        <w:bottom w:w="0" w:type="dxa"/>
-        <w:right w:w="108" w:type="dxa"/>
-      </w:tblCellMar>
     </w:tblPr>
   </w:style>
 </w:styles>
